--- a/downloads/workbook/ai-5-week-01.docx
+++ b/downloads/workbook/ai-5-week-01.docx
@@ -884,6 +884,178 @@
         <w:t>Project connection: For your Image-pattern Network Investigation, save the input, procedure, observed result and limitation of this check. Label this worked example as practice; use a different, previously unreviewed case when checking independent understanding.</w:t>
       </w:r>
     </w:p>
+    <w:p>
+      <w:pPr>
+        <w:pStyle w:val="Heading1"/>
+      </w:pPr>
+      <w:r>
+        <w:t>13. Project portfolio milestone</w:t>
+      </w:r>
+    </w:p>
+    <w:p>
+      <w:r>
+        <w:t>Project: Image-pattern Network Investigation</w:t>
+      </w:r>
+    </w:p>
+    <w:p>
+      <w:r>
+        <w:t>Current milestone: Frame the need. Name the user, the problem, allowed inputs and a safe simple starting method.</w:t>
+      </w:r>
+    </w:p>
+    <w:p>
+      <w:r>
+        <w:t>For your Image-pattern Network Investigation, save the input, procedure, observed result and limitation of this check. Label this worked example as practice; use a different, previously unreviewed case when checking independent understanding.</w:t>
+      </w:r>
+    </w:p>
+    <w:tbl>
+      <w:tblPr>
+        <w:tblStyle w:val="LightShading-Accent1"/>
+        <w:tblW w:type="auto" w:w="0"/>
+        <w:tblLook w:firstColumn="1" w:firstRow="1" w:lastColumn="0" w:lastRow="0" w:noHBand="0" w:noVBand="1" w:val="04A0"/>
+      </w:tblPr>
+      <w:tblGrid>
+        <w:gridCol w:w="5112"/>
+        <w:gridCol w:w="5112"/>
+      </w:tblGrid>
+      <w:tr>
+        <w:trPr>
+          <w:tblHeader/>
+        </w:trPr>
+        <w:tc>
+          <w:tcPr>
+            <w:tcW w:type="dxa" w:w="5112"/>
+          </w:tcPr>
+          <w:p>
+            <w:r>
+              <w:t>Evidence to keep</w:t>
+            </w:r>
+          </w:p>
+        </w:tc>
+        <w:tc>
+          <w:tcPr>
+            <w:tcW w:type="dxa" w:w="5112"/>
+          </w:tcPr>
+          <w:p>
+            <w:r>
+              <w:t>My record</w:t>
+            </w:r>
+          </w:p>
+        </w:tc>
+      </w:tr>
+      <w:tr>
+        <w:tc>
+          <w:tcPr>
+            <w:tcW w:type="dxa" w:w="5112"/>
+          </w:tcPr>
+          <w:p>
+            <w:r>
+              <w:t>This week’s input and deciding step</w:t>
+            </w:r>
+          </w:p>
+        </w:tc>
+        <w:tc>
+          <w:tcPr>
+            <w:tcW w:type="dxa" w:w="5112"/>
+          </w:tcPr>
+          <w:p>
+            <w:r/>
+          </w:p>
+        </w:tc>
+      </w:tr>
+      <w:tr>
+        <w:tc>
+          <w:tcPr>
+            <w:tcW w:type="dxa" w:w="5112"/>
+          </w:tcPr>
+          <w:p>
+            <w:r>
+              <w:t>Prediction and actual result (or labelled paper trace)</w:t>
+            </w:r>
+          </w:p>
+        </w:tc>
+        <w:tc>
+          <w:tcPr>
+            <w:tcW w:type="dxa" w:w="5112"/>
+          </w:tcPr>
+          <w:p>
+            <w:r/>
+          </w:p>
+        </w:tc>
+      </w:tr>
+      <w:tr>
+        <w:tc>
+          <w:tcPr>
+            <w:tcW w:type="dxa" w:w="5112"/>
+          </w:tcPr>
+          <w:p>
+            <w:r>
+              <w:t>One change since the previous checkpoint and why</w:t>
+            </w:r>
+          </w:p>
+        </w:tc>
+        <w:tc>
+          <w:tcPr>
+            <w:tcW w:type="dxa" w:w="5112"/>
+          </w:tcPr>
+          <w:p>
+            <w:r/>
+          </w:p>
+        </w:tc>
+      </w:tr>
+      <w:tr>
+        <w:tc>
+          <w:tcPr>
+            <w:tcW w:type="dxa" w:w="5112"/>
+          </w:tcPr>
+          <w:p>
+            <w:r>
+              <w:t>One error or limit and the next test</w:t>
+            </w:r>
+          </w:p>
+        </w:tc>
+        <w:tc>
+          <w:tcPr>
+            <w:tcW w:type="dxa" w:w="5112"/>
+          </w:tcPr>
+          <w:p>
+            <w:r/>
+          </w:p>
+        </w:tc>
+      </w:tr>
+    </w:tbl>
+    <w:p>
+      <w:pPr>
+        <w:pStyle w:val="Heading3"/>
+      </w:pPr>
+      <w:r>
+        <w:t>Explain what this week adds to your project. Reuse last week’s record rather than starting again.</w:t>
+      </w:r>
+    </w:p>
+    <w:p>
+      <w:r>
+        <w:t>________________________________________________________________</w:t>
+      </w:r>
+    </w:p>
+    <w:p>
+      <w:r>
+        <w:t>________________________________________________________________</w:t>
+      </w:r>
+    </w:p>
+    <w:p>
+      <w:r>
+        <w:t>________________________________________________________________</w:t>
+      </w:r>
+    </w:p>
+    <w:p>
+      <w:r>
+        <w:t>________________________________________________________________</w:t>
+      </w:r>
+    </w:p>
+    <w:p>
+      <w:r>
+        <w:t>________________________________________________________________</w:t>
+      </w:r>
+    </w:p>
     <w:sectPr>
       <w:pgSz w:w="12240" w:h="15840"/>
       <w:pgMar w:top="936" w:right="1008" w:bottom="936" w:left="1008" w:header="720" w:footer="720" w:gutter="0"/>

--- a/downloads/workbook/ai-5-week-01.docx
+++ b/downloads/workbook/ai-5-week-01.docx
@@ -1056,6 +1056,238 @@
         <w:t>________________________________________________________________</w:t>
       </w:r>
     </w:p>
+    <w:p>
+      <w:pPr>
+        <w:pStyle w:val="Heading1"/>
+      </w:pPr>
+      <w:r>
+        <w:t>14. Supported practice and learning evidence</w:t>
+      </w:r>
+    </w:p>
+    <w:p>
+      <w:r>
+        <w:t>Use this supported practice once, in the browser or on paper. Keep the reserved independent assessment for a separate first attempt before teacher feedback.</w:t>
+      </w:r>
+    </w:p>
+    <w:p>
+      <w:r>
+        <w:t>Encode the same pixel measurements in a fixed vector order.</w:t>
+      </w:r>
+    </w:p>
+    <w:p>
+      <w:pPr>
+        <w:pStyle w:val="Heading3"/>
+      </w:pPr>
+      <w:r>
+        <w:t>Practice 1: explain the deciding evidence</w:t>
+      </w:r>
+    </w:p>
+    <w:p>
+      <w:r>
+        <w:t>Which labelled step matches this detail? Use the same order when training and predicting; record missing measurements rather than guessing.</w:t>
+      </w:r>
+    </w:p>
+    <w:p>
+      <w:r>
+        <w:t>1. Declare coordinate order</w:t>
+      </w:r>
+    </w:p>
+    <w:p>
+      <w:r>
+        <w:t>2. Check input contract</w:t>
+      </w:r>
+    </w:p>
+    <w:p>
+      <w:r>
+        <w:t>3. Encode both images</w:t>
+      </w:r>
+    </w:p>
+    <w:p>
+      <w:pPr>
+        <w:pStyle w:val="Heading3"/>
+      </w:pPr>
+      <w:r>
+        <w:t>My selected conclusion, deciding fact and explanation</w:t>
+      </w:r>
+    </w:p>
+    <w:p>
+      <w:r>
+        <w:t>________________________________________________________________</w:t>
+      </w:r>
+    </w:p>
+    <w:p>
+      <w:r>
+        <w:t>________________________________________________________________</w:t>
+      </w:r>
+    </w:p>
+    <w:p>
+      <w:r>
+        <w:t>________________________________________________________________</w:t>
+      </w:r>
+    </w:p>
+    <w:p>
+      <w:r>
+        <w:t>________________________________________________________________</w:t>
+      </w:r>
+    </w:p>
+    <w:p>
+      <w:r>
+        <w:t>________________________________________________________________</w:t>
+      </w:r>
+    </w:p>
+    <w:p>
+      <w:r>
+        <w:t>Hint if needed: Read the steps in the pictorial case. Match the supplied detail to the stage that performs or records it.</w:t>
+      </w:r>
+    </w:p>
+    <w:p>
+      <w:r>
+        <w:t>After your attempt, compare with the supported explanation: Check input contract Use the same order when training and predicting; record missing measurements rather than guessing. A vector is an ordered list, so the position of a number carries meaning. Here the first number always means left brightness. Adding the two measurements keeps total brightness but discards which side is brighter. A network receives the representation we give it; it cannot recover a lost distinction just because it has more layers.</w:t>
+      </w:r>
+    </w:p>
+    <w:p>
+      <w:pPr>
+        <w:pStyle w:val="Heading3"/>
+      </w:pPr>
+      <w:r>
+        <w:t>Practice 2: explain the deciding evidence</w:t>
+      </w:r>
+    </w:p>
+    <w:p>
+      <w:r>
+        <w:t>Changed-case practice: Swap only A’s vector order before prediction. Which conclusion is supported by the supplied facts?</w:t>
+      </w:r>
+    </w:p>
+    <w:p>
+      <w:r>
+        <w:t>1. The encoded input becomes [7, 2], numerically identical to B’s original input.</w:t>
+      </w:r>
+    </w:p>
+    <w:p>
+      <w:r>
+        <w:t>2. We can decide the result without examining the changed input or the procedure.</w:t>
+      </w:r>
+    </w:p>
+    <w:p>
+      <w:r>
+        <w:t>3. This one example guarantees correct results for every future input.</w:t>
+      </w:r>
+    </w:p>
+    <w:p>
+      <w:pPr>
+        <w:pStyle w:val="Heading3"/>
+      </w:pPr>
+      <w:r>
+        <w:t>My selected conclusion, deciding fact and explanation</w:t>
+      </w:r>
+    </w:p>
+    <w:p>
+      <w:r>
+        <w:t>________________________________________________________________</w:t>
+      </w:r>
+    </w:p>
+    <w:p>
+      <w:r>
+        <w:t>________________________________________________________________</w:t>
+      </w:r>
+    </w:p>
+    <w:p>
+      <w:r>
+        <w:t>________________________________________________________________</w:t>
+      </w:r>
+    </w:p>
+    <w:p>
+      <w:r>
+        <w:t>________________________________________________________________</w:t>
+      </w:r>
+    </w:p>
+    <w:p>
+      <w:r>
+        <w:t>________________________________________________________________</w:t>
+      </w:r>
+    </w:p>
+    <w:p>
+      <w:r>
+        <w:t>Hint if needed: Use the changed condition and the deciding step in the pictorial trace. The answer must say what follows from those facts.</w:t>
+      </w:r>
+    </w:p>
+    <w:p>
+      <w:r>
+        <w:t>After your attempt, compare with the supported explanation: The encoded input becomes [7, 2], numerically identical to B’s original input. Changing coordinate order changes feature meaning even if the numbers are unchanged.</w:t>
+      </w:r>
+    </w:p>
+    <w:p>
+      <w:pPr>
+        <w:pStyle w:val="Heading3"/>
+      </w:pPr>
+      <w:r>
+        <w:t>Repair a missing building block</w:t>
+      </w:r>
+    </w:p>
+    <w:p>
+      <w:r>
+        <w:t>Review ML Builder Expo (ai-4/36). Goal: Defend the project using traceable evidence. Short practice: Which three supporting items should be visible at the expo? Point to the relevant step in the picture, then write the changed result and the rule or evidence that supports it.. Return to this week and explain what you changed.</w:t>
+      </w:r>
+    </w:p>
+    <w:p>
+      <w:pPr>
+        <w:pStyle w:val="Heading3"/>
+      </w:pPr>
+      <w:r>
+        <w:t>Predict, run and debug</w:t>
+      </w:r>
+    </w:p>
+    <w:p>
+      <w:r>
+        <w:t>The browser lab lets you edit the supported Python examples already included in this lesson. Predict first, run, inspect the actual output or error, change one input, then run again. Keep code, predictions, actual results and a reasoned revision together. On paper, label your result as a trace rather than an execution.</w:t>
+      </w:r>
+    </w:p>
+    <w:p>
+      <w:pPr>
+        <w:pStyle w:val="Heading3"/>
+      </w:pPr>
+      <w:r>
+        <w:t>Keep your completed work</w:t>
+      </w:r>
+    </w:p>
+    <w:p>
+      <w:r>
+        <w:t>Use Download completed work in the hosted lesson to export your answers, reflections, practice feedback and code-run evidence. Open the HTML copy to read or print it. Drafts stay in this browser when storage is available; clear drafts on a shared device.</w:t>
+      </w:r>
+    </w:p>
+    <w:p>
+      <w:pPr>
+        <w:pStyle w:val="Heading3"/>
+      </w:pPr>
+      <w:r>
+        <w:t>What I repaired, the evidence I kept and the next test</w:t>
+      </w:r>
+    </w:p>
+    <w:p>
+      <w:r>
+        <w:t>________________________________________________________________</w:t>
+      </w:r>
+    </w:p>
+    <w:p>
+      <w:r>
+        <w:t>________________________________________________________________</w:t>
+      </w:r>
+    </w:p>
+    <w:p>
+      <w:r>
+        <w:t>________________________________________________________________</w:t>
+      </w:r>
+    </w:p>
+    <w:p>
+      <w:r>
+        <w:t>________________________________________________________________</w:t>
+      </w:r>
+    </w:p>
+    <w:p>
+      <w:r>
+        <w:t>________________________________________________________________</w:t>
+      </w:r>
+    </w:p>
     <w:sectPr>
       <w:pgSz w:w="12240" w:h="15840"/>
       <w:pgMar w:top="936" w:right="1008" w:bottom="936" w:left="1008" w:header="720" w:footer="720" w:gutter="0"/>

--- a/downloads/workbook/ai-5-week-01.docx
+++ b/downloads/workbook/ai-5-week-01.docx
@@ -30,33 +30,45 @@
     </w:p>
     <w:p>
       <w:r>
-        <w:t>Try the recall before opening notes. Then use a different colour or a labelled second line to correct your explanation.</w:t>
+        <w:t>Record your starting explanation for Representing inputs as vectors before opening notes. Show any later correction separately.</w:t>
       </w:r>
     </w:p>
     <w:p>
       <w:pPr>
-        <w:pStyle w:val="Heading3"/>
-      </w:pPr>
-      <w:r>
-        <w:t>ML Builder Expo</w:t>
+        <w:spacing w:line="336" w:lineRule="auto" w:after="180"/>
+      </w:pPr>
+      <w:r>
+        <w:rPr>
+          <w:b w:val="0"/>
+        </w:rPr>
+        <w:t>Try the recall before opening notes. Then use a different colour or a labelled second line to correct your explanation.</w:t>
       </w:r>
     </w:p>
     <w:p>
-      <w:r>
-        <w:t>Without opening the old lesson, explain one key idea from ML Builder Expo. Give an example and a mistake that the idea helps you avoid.</w:t>
+      <w:pPr>
+        <w:pStyle w:val="Heading3"/>
+      </w:pPr>
+      <w:r>
+        <w:t>ML Builder Expo</w:t>
       </w:r>
     </w:p>
     <w:p>
       <w:pPr>
-        <w:pStyle w:val="Heading3"/>
-      </w:pPr>
-      <w:r>
-        <w:t>My remembered idea, example and correction</w:t>
+        <w:spacing w:line="336" w:lineRule="auto" w:after="180"/>
+      </w:pPr>
+      <w:r>
+        <w:rPr>
+          <w:b w:val="0"/>
+        </w:rPr>
+        <w:t>Without opening the old lesson, explain one key idea from ML Builder Expo. Give an example and a mistake that the idea helps you avoid.</w:t>
       </w:r>
     </w:p>
     <w:p>
-      <w:r>
-        <w:t>________________________________________________________________</w:t>
+      <w:pPr>
+        <w:pStyle w:val="Heading3"/>
+      </w:pPr>
+      <w:r>
+        <w:t>My remembered idea, example and correction</w:t>
       </w:r>
     </w:p>
     <w:p>
@@ -70,16 +82,56 @@
       </w:r>
     </w:p>
     <w:p>
-      <w:pPr>
-        <w:pStyle w:val="Heading1"/>
-      </w:pPr>
-      <w:r>
-        <w:t>02. Practise with fading help</w:t>
+      <w:r>
+        <w:t>________________________________________________________________</w:t>
       </w:r>
     </w:p>
     <w:p>
-      <w:r>
-        <w:t>Use W2: Convert before encoding for Representing inputs as vectors. Record the answer once; the lesson and workbook refer to the same attempt.</w:t>
+      <w:pPr>
+        <w:pStyle w:val="Heading1"/>
+      </w:pPr>
+      <w:r>
+        <w:t>02. Practise with fading help</w:t>
+      </w:r>
+    </w:p>
+    <w:p>
+      <w:r>
+        <w:t>Complete the supported Representing inputs as vectors trace and record the first step you can explain without help.</w:t>
+      </w:r>
+    </w:p>
+    <w:p>
+      <w:pPr>
+        <w:spacing w:line="336" w:lineRule="auto" w:after="180"/>
+      </w:pPr>
+      <w:r>
+        <w:rPr>
+          <w:b w:val="0"/>
+        </w:rPr>
+        <w:t xml:space="preserve">Use W2: Convert before encoding for Representing </w:t>
+      </w:r>
+      <w:r>
+        <w:rPr>
+          <w:b/>
+        </w:rPr>
+        <w:t>input</w:t>
+      </w:r>
+      <w:r>
+        <w:rPr>
+          <w:b w:val="0"/>
+        </w:rPr>
+        <w:t xml:space="preserve">s as </w:t>
+      </w:r>
+      <w:r>
+        <w:rPr>
+          <w:b/>
+        </w:rPr>
+        <w:t>vector</w:t>
+      </w:r>
+      <w:r>
+        <w:rPr>
+          <w:b w:val="0"/>
+        </w:rPr>
+        <w:t>s. Record the answer once; the lesson and workbook refer to the same attempt.</w:t>
       </w:r>
     </w:p>
     <w:tbl>
@@ -207,25 +259,61 @@
     </w:p>
     <w:p>
       <w:r>
-        <w:t>Use the worked case for Representing inputs as vectors. Proposed explanation: “Order does not matter”. Decide whether this explanation is supported. Point to the step or supplied fact that decides; explain your repair if needed.</w:t>
+        <w:t>Check the proposed Representing inputs as vectors explanation against the supplied facts before discussing it.</w:t>
       </w:r>
     </w:p>
     <w:p>
       <w:pPr>
-        <w:pStyle w:val="Heading3"/>
-      </w:pPr>
-      <w:r>
-        <w:t>My explanation before partner discussion</w:t>
+        <w:spacing w:line="336" w:lineRule="auto" w:after="180"/>
+      </w:pPr>
+      <w:r>
+        <w:rPr>
+          <w:b w:val="0"/>
+        </w:rPr>
+        <w:t xml:space="preserve">Use the worked case for Representing </w:t>
+      </w:r>
+      <w:r>
+        <w:rPr>
+          <w:b/>
+        </w:rPr>
+        <w:t>input</w:t>
+      </w:r>
+      <w:r>
+        <w:rPr>
+          <w:b w:val="0"/>
+        </w:rPr>
+        <w:t xml:space="preserve">s as </w:t>
+      </w:r>
+      <w:r>
+        <w:rPr>
+          <w:b/>
+        </w:rPr>
+        <w:t>vector</w:t>
+      </w:r>
+      <w:r>
+        <w:rPr>
+          <w:b w:val="0"/>
+        </w:rPr>
+        <w:t>s. Proposed explanation: “Order does not matter”. Decide whether this explanation is supported.</w:t>
       </w:r>
     </w:p>
     <w:p>
-      <w:r>
-        <w:t>________________________________________________________________</w:t>
+      <w:pPr>
+        <w:spacing w:line="336" w:lineRule="auto" w:after="180"/>
+      </w:pPr>
+      <w:r>
+        <w:rPr>
+          <w:b w:val="0"/>
+        </w:rPr>
+        <w:t>Point to the step or supplied fact that decides; explain your repair if needed.</w:t>
       </w:r>
     </w:p>
     <w:p>
-      <w:r>
-        <w:t>________________________________________________________________</w:t>
+      <w:pPr>
+        <w:pStyle w:val="Heading3"/>
+      </w:pPr>
+      <w:r>
+        <w:t>My explanation before partner discussion</w:t>
       </w:r>
     </w:p>
     <w:p>
@@ -239,52 +327,88 @@
       </w:r>
     </w:p>
     <w:p>
-      <w:pPr>
-        <w:pStyle w:val="Heading1"/>
-      </w:pPr>
-      <w:r>
-        <w:t>04. Independent transfer case</w:t>
+      <w:r>
+        <w:t>________________________________________________________________</w:t>
       </w:r>
     </w:p>
     <w:p>
-      <w:pPr>
-        <w:pStyle w:val="Heading3"/>
-      </w:pPr>
-      <w:r>
-        <w:t>Independent case: Apply a new schema independently</w:t>
+      <w:r>
+        <w:t>________________________________________________________________</w:t>
       </w:r>
     </w:p>
     <w:p>
-      <w:r>
-        <w:t>A new toy battery task uses [temperature in degrees C, voltage in V, age in days]. Record K has voltage 5, age 12, temperature 18. Record L has temperature 20, voltage 4, age 0. Encode both; state the vector dimension and table shape. Age zero is valid. The future failure label is also supplied in the data file: should it be appended?</w:t>
+      <w:pPr>
+        <w:pStyle w:val="Heading1"/>
+      </w:pPr>
+      <w:r>
+        <w:t>04. Independent transfer case</w:t>
       </w:r>
     </w:p>
     <w:p>
-      <w:pPr>
-        <w:pStyle w:val="Heading3"/>
-      </w:pPr>
-      <w:r>
-        <w:t>My independent explanation, trace and limits</w:t>
+      <w:r>
+        <w:t>Write one first attempt at the reserved independent case before feedback. Repeated copies of that case refer to the same recorded attempt.</w:t>
       </w:r>
     </w:p>
     <w:p>
-      <w:r>
-        <w:t>________________________________________________________________</w:t>
+      <w:pPr>
+        <w:pStyle w:val="Heading3"/>
+      </w:pPr>
+      <w:r>
+        <w:t>Independent case: Apply a new schema independently</w:t>
       </w:r>
     </w:p>
     <w:p>
-      <w:r>
-        <w:t>________________________________________________________________</w:t>
+      <w:pPr>
+        <w:spacing w:line="336" w:lineRule="auto" w:after="180"/>
+      </w:pPr>
+      <w:r>
+        <w:rPr>
+          <w:b w:val="0"/>
+        </w:rPr>
+        <w:t>A new toy battery task uses [temperature in degrees C, voltage in V, age in days]. Record K has voltage 5, age 12, temperature 18. Record L has temperature 20, voltage 4, age 0.</w:t>
       </w:r>
     </w:p>
     <w:p>
-      <w:r>
-        <w:t>________________________________________________________________</w:t>
+      <w:pPr>
+        <w:spacing w:line="336" w:lineRule="auto" w:after="180"/>
+      </w:pPr>
+      <w:r>
+        <w:rPr>
+          <w:b w:val="0"/>
+        </w:rPr>
+        <w:t xml:space="preserve">Encode both; state the </w:t>
+      </w:r>
+      <w:r>
+        <w:rPr>
+          <w:b/>
+        </w:rPr>
+        <w:t>vector</w:t>
+      </w:r>
+      <w:r>
+        <w:rPr>
+          <w:b w:val="0"/>
+        </w:rPr>
+        <w:t xml:space="preserve"> </w:t>
+      </w:r>
+      <w:r>
+        <w:rPr>
+          <w:b/>
+        </w:rPr>
+        <w:t>dimension</w:t>
+      </w:r>
+      <w:r>
+        <w:rPr>
+          <w:b w:val="0"/>
+        </w:rPr>
+        <w:t xml:space="preserve"> and table shape. Age zero is valid. The future failure label is also supplied in the data file: should it be appended?</w:t>
       </w:r>
     </w:p>
     <w:p>
-      <w:r>
-        <w:t>________________________________________________________________</w:t>
+      <w:pPr>
+        <w:pStyle w:val="Heading3"/>
+      </w:pPr>
+      <w:r>
+        <w:t>My independent explanation, trace and limits</w:t>
       </w:r>
     </w:p>
     <w:p>
@@ -304,53 +428,77 @@
     </w:p>
     <w:p>
       <w:r>
-        <w:t>Attempt this case before feedback. Record any help. Earlier examples below are further practice; a case already practised with feedback cannot establish fresh transfer.</w:t>
+        <w:t>________________________________________________________________</w:t>
       </w:r>
     </w:p>
     <w:p>
-      <w:pPr>
-        <w:pStyle w:val="Heading1"/>
-      </w:pPr>
-      <w:r>
-        <w:t>05. W1 Encode the records</w:t>
+      <w:r>
+        <w:t>________________________________________________________________</w:t>
       </w:r>
     </w:p>
     <w:p>
       <w:r>
-        <w:t>Write A, B and C as ordered pairs from the lesson. State the dimension of each and the shape of the stacked table.</w:t>
+        <w:t>________________________________________________________________</w:t>
       </w:r>
     </w:p>
     <w:p>
-      <w:pPr>
-        <w:pStyle w:val="Heading3"/>
-      </w:pPr>
-      <w:r>
-        <w:t>My reasoning and evidence</w:t>
+      <w:r>
+        <w:t>________________________________________________________________</w:t>
       </w:r>
     </w:p>
     <w:p>
-      <w:r>
-        <w:t>________________________________________________________________</w:t>
+      <w:pPr>
+        <w:spacing w:line="336" w:lineRule="auto" w:after="180"/>
+      </w:pPr>
+      <w:r>
+        <w:rPr>
+          <w:b w:val="0"/>
+        </w:rPr>
+        <w:t>Attempt this case before feedback. Record any help. Earlier examples below are further practice; a case already practised with feedback cannot establish fresh transfer.</w:t>
       </w:r>
     </w:p>
     <w:p>
-      <w:r>
-        <w:t>________________________________________________________________</w:t>
+      <w:pPr>
+        <w:pStyle w:val="Heading1"/>
+      </w:pPr>
+      <w:r>
+        <w:t>05. W1 Encode the records</w:t>
       </w:r>
     </w:p>
     <w:p>
       <w:r>
-        <w:t>________________________________________________________________</w:t>
+        <w:t>Encode the records. Apply the supplied Representing inputs as vectors facts and keep your reasoning.</w:t>
       </w:r>
     </w:p>
     <w:p>
-      <w:r>
-        <w:t>________________________________________________________________</w:t>
+      <w:pPr>
+        <w:spacing w:line="336" w:lineRule="auto" w:after="180"/>
+      </w:pPr>
+      <w:r>
+        <w:rPr>
+          <w:b w:val="0"/>
+        </w:rPr>
+        <w:t xml:space="preserve">Write A, B and C as ordered pairs from the lesson. State the </w:t>
+      </w:r>
+      <w:r>
+        <w:rPr>
+          <w:b/>
+        </w:rPr>
+        <w:t>dimension</w:t>
+      </w:r>
+      <w:r>
+        <w:rPr>
+          <w:b w:val="0"/>
+        </w:rPr>
+        <w:t xml:space="preserve"> of each and the shape of the stacked table.</w:t>
       </w:r>
     </w:p>
     <w:p>
-      <w:r>
-        <w:t>________________________________________________________________</w:t>
+      <w:pPr>
+        <w:pStyle w:val="Heading3"/>
+      </w:pPr>
+      <w:r>
+        <w:t>My reasoning and evidence</w:t>
       </w:r>
     </w:p>
     <w:p>
@@ -359,24 +507,18 @@
       </w:r>
     </w:p>
     <w:p>
-      <w:pPr>
-        <w:pStyle w:val="Heading1"/>
-      </w:pPr>
-      <w:r>
-        <w:t>06. W2 Convert before encoding</w:t>
+      <w:r>
+        <w:t>________________________________________________________________</w:t>
       </w:r>
     </w:p>
     <w:p>
       <w:r>
-        <w:t>A new record has width 60 mm and height 10 mm. Give its vector in the agreed cm schema, and name one error in [60, 10].</w:t>
+        <w:t>________________________________________________________________</w:t>
       </w:r>
     </w:p>
     <w:p>
-      <w:pPr>
-        <w:pStyle w:val="Heading3"/>
-      </w:pPr>
-      <w:r>
-        <w:t>My reasoning and evidence</w:t>
+      <w:r>
+        <w:t>________________________________________________________________</w:t>
       </w:r>
     </w:p>
     <w:p>
@@ -390,44 +532,74 @@
       </w:r>
     </w:p>
     <w:p>
-      <w:r>
-        <w:t>________________________________________________________________</w:t>
+      <w:pPr>
+        <w:pStyle w:val="Heading1"/>
+      </w:pPr>
+      <w:r>
+        <w:t>06. W2 Convert before encoding</w:t>
       </w:r>
     </w:p>
     <w:p>
       <w:r>
-        <w:t>________________________________________________________________</w:t>
+        <w:t>Convert before encoding. Apply the supplied Representing inputs as vectors facts and keep your reasoning.</w:t>
       </w:r>
     </w:p>
     <w:p>
-      <w:r>
-        <w:t>________________________________________________________________</w:t>
+      <w:pPr>
+        <w:spacing w:line="336" w:lineRule="auto" w:after="180"/>
+      </w:pPr>
+      <w:r>
+        <w:rPr>
+          <w:b w:val="0"/>
+        </w:rPr>
+        <w:t xml:space="preserve">A new record has width 60 mm and height 10 mm. Give its </w:t>
+      </w:r>
+      <w:r>
+        <w:rPr>
+          <w:b/>
+        </w:rPr>
+        <w:t>vector</w:t>
+      </w:r>
+      <w:r>
+        <w:rPr>
+          <w:b w:val="0"/>
+        </w:rPr>
+        <w:t xml:space="preserve"> in the agreed cm </w:t>
+      </w:r>
+      <w:r>
+        <w:rPr>
+          <w:b/>
+        </w:rPr>
+        <w:t>schema</w:t>
+      </w:r>
+      <w:r>
+        <w:rPr>
+          <w:b w:val="0"/>
+        </w:rPr>
+        <w:t>, and name one error in [60, 10].</w:t>
       </w:r>
     </w:p>
     <w:p>
-      <w:r>
-        <w:t>________________________________________________________________</w:t>
+      <w:pPr>
+        <w:pStyle w:val="Heading3"/>
+      </w:pPr>
+      <w:r>
+        <w:t>My reasoning and evidence</w:t>
       </w:r>
     </w:p>
     <w:p>
-      <w:pPr>
-        <w:pStyle w:val="Heading1"/>
-      </w:pPr>
-      <w:r>
-        <w:t>07. W3 Handle missing information</w:t>
+      <w:r>
+        <w:t>________________________________________________________________</w:t>
       </w:r>
     </w:p>
     <w:p>
       <w:r>
-        <w:t>Width is 4 cm and height is missing. A teammate writes [4, 0]. Explain why this is invalid and give the action required by this schema.</w:t>
+        <w:t>________________________________________________________________</w:t>
       </w:r>
     </w:p>
     <w:p>
-      <w:pPr>
-        <w:pStyle w:val="Heading3"/>
-      </w:pPr>
-      <w:r>
-        <w:t>My reasoning and evidence</w:t>
+      <w:r>
+        <w:t>________________________________________________________________</w:t>
       </w:r>
     </w:p>
     <w:p>
@@ -446,39 +618,57 @@
       </w:r>
     </w:p>
     <w:p>
-      <w:r>
-        <w:t>________________________________________________________________</w:t>
+      <w:pPr>
+        <w:pStyle w:val="Heading1"/>
+      </w:pPr>
+      <w:r>
+        <w:t>07. W3 Handle missing information</w:t>
       </w:r>
     </w:p>
     <w:p>
       <w:r>
-        <w:t>________________________________________________________________</w:t>
+        <w:t>Handle missing information. Apply the supplied Representing inputs as vectors facts and keep your reasoning.</w:t>
       </w:r>
     </w:p>
     <w:p>
-      <w:r>
-        <w:t>________________________________________________________________</w:t>
+      <w:pPr>
+        <w:spacing w:line="336" w:lineRule="auto" w:after="180"/>
+      </w:pPr>
+      <w:r>
+        <w:rPr>
+          <w:b w:val="0"/>
+        </w:rPr>
+        <w:t xml:space="preserve">Width is 4 cm and height is missing. A teammate writes [4, 0]. Explain why this is invalid and give the action required by this </w:t>
+      </w:r>
+      <w:r>
+        <w:rPr>
+          <w:b/>
+        </w:rPr>
+        <w:t>schema</w:t>
+      </w:r>
+      <w:r>
+        <w:rPr>
+          <w:b w:val="0"/>
+        </w:rPr>
+        <w:t>.</w:t>
       </w:r>
     </w:p>
     <w:p>
       <w:pPr>
-        <w:pStyle w:val="Heading1"/>
-      </w:pPr>
-      <w:r>
-        <w:t>08. W4 Apply a new schema independently</w:t>
+        <w:pStyle w:val="Heading3"/>
+      </w:pPr>
+      <w:r>
+        <w:t>My reasoning and evidence</w:t>
       </w:r>
     </w:p>
     <w:p>
       <w:r>
-        <w:t>A new toy battery task uses [temperature in degrees C, voltage in V, age in days]. Record K has voltage 5, age 12, temperature 18. Record L has temperature 20, voltage 4, age 0. Encode both; state the vector dimension and table shape. Age zero is valid. The future failure label is also supplied in the data file: should it be appended?</w:t>
+        <w:t>________________________________________________________________</w:t>
       </w:r>
     </w:p>
     <w:p>
-      <w:pPr>
-        <w:pStyle w:val="Heading3"/>
-      </w:pPr>
-      <w:r>
-        <w:t>My reasoning and evidence</w:t>
+      <w:r>
+        <w:t>________________________________________________________________</w:t>
       </w:r>
     </w:p>
     <w:p>
@@ -502,44 +692,80 @@
       </w:r>
     </w:p>
     <w:p>
-      <w:r>
-        <w:t>________________________________________________________________</w:t>
+      <w:pPr>
+        <w:pStyle w:val="Heading1"/>
+      </w:pPr>
+      <w:r>
+        <w:t>08. W4 Apply a new schema independently</w:t>
       </w:r>
     </w:p>
     <w:p>
       <w:r>
-        <w:t>________________________________________________________________</w:t>
+        <w:t>Attempt before feedback. If this repeats the selected independent case, reuse that first attempt; otherwise keep a separate record. Apply a new schema independently. Apply the supplied Representing inputs as vectors facts and keep your reasoning.</w:t>
       </w:r>
     </w:p>
     <w:p>
-      <w:r>
-        <w:t>________________________________________________________________</w:t>
+      <w:pPr>
+        <w:spacing w:line="336" w:lineRule="auto" w:after="180"/>
+      </w:pPr>
+      <w:r>
+        <w:rPr>
+          <w:b w:val="0"/>
+        </w:rPr>
+        <w:t>A new toy battery task uses [temperature in degrees C, voltage in V, age in days]. Record K has voltage 5, age 12, temperature 18. Record L has temperature 20, voltage 4, age 0.</w:t>
       </w:r>
     </w:p>
     <w:p>
-      <w:r>
-        <w:t>________________________________________________________________</w:t>
+      <w:pPr>
+        <w:spacing w:line="336" w:lineRule="auto" w:after="180"/>
+      </w:pPr>
+      <w:r>
+        <w:rPr>
+          <w:b w:val="0"/>
+        </w:rPr>
+        <w:t xml:space="preserve">Encode both; state the </w:t>
+      </w:r>
+      <w:r>
+        <w:rPr>
+          <w:b/>
+        </w:rPr>
+        <w:t>vector</w:t>
+      </w:r>
+      <w:r>
+        <w:rPr>
+          <w:b w:val="0"/>
+        </w:rPr>
+        <w:t xml:space="preserve"> </w:t>
+      </w:r>
+      <w:r>
+        <w:rPr>
+          <w:b/>
+        </w:rPr>
+        <w:t>dimension</w:t>
+      </w:r>
+      <w:r>
+        <w:rPr>
+          <w:b w:val="0"/>
+        </w:rPr>
+        <w:t xml:space="preserve"> and table shape. Age zero is valid. The future failure label is also supplied in the data file: should it be appended?</w:t>
       </w:r>
     </w:p>
     <w:p>
       <w:pPr>
-        <w:pStyle w:val="Heading1"/>
-      </w:pPr>
-      <w:r>
-        <w:t>09. W5 Explain a collision</w:t>
+        <w:pStyle w:val="Heading3"/>
+      </w:pPr>
+      <w:r>
+        <w:t>My reasoning and evidence</w:t>
       </w:r>
     </w:p>
     <w:p>
       <w:r>
-        <w:t>Two parcels have the same width and height but different material and target class. Explain why adding more examples alone cannot let this deterministic two-feature model tell these two inputs apart.</w:t>
+        <w:t>________________________________________________________________</w:t>
       </w:r>
     </w:p>
     <w:p>
-      <w:pPr>
-        <w:pStyle w:val="Heading3"/>
-      </w:pPr>
-      <w:r>
-        <w:t>My reasoning and evidence</w:t>
+      <w:r>
+        <w:t>________________________________________________________________</w:t>
       </w:r>
     </w:p>
     <w:p>
@@ -577,25 +803,43 @@
         <w:pStyle w:val="Heading1"/>
       </w:pPr>
       <w:r>
-        <w:t>10. Project checkpoint and reflection</w:t>
+        <w:t>09. W5 Explain a collision</w:t>
       </w:r>
     </w:p>
     <w:p>
       <w:r>
-        <w:t>Add a labelled representing inputs as vectors evidence sheet to Image-pattern Network Investigation. Show how you can encode a record using a fixed feature order and units. Use the supplied fictional case and keep its inputs, intermediate steps, calculation or prediction, and limitation. Connect this record to last week’s record; a matching answer without a trace is insufficient.</w:t>
+        <w:t>Explain a collision. Apply the supplied Representing inputs as vectors facts and keep your reasoning.</w:t>
       </w:r>
     </w:p>
     <w:p>
       <w:pPr>
-        <w:pStyle w:val="Heading3"/>
-      </w:pPr>
-      <w:r>
-        <w:t>My project change, supporting evidence and remaining limit</w:t>
+        <w:spacing w:line="336" w:lineRule="auto" w:after="180"/>
+      </w:pPr>
+      <w:r>
+        <w:rPr>
+          <w:b w:val="0"/>
+        </w:rPr>
+        <w:t xml:space="preserve">Two parcels have the same width and height but different material and target class. Explain why adding more examples alone cannot let this deterministic two-feature model tell these two </w:t>
+      </w:r>
+      <w:r>
+        <w:rPr>
+          <w:b/>
+        </w:rPr>
+        <w:t>input</w:t>
+      </w:r>
+      <w:r>
+        <w:rPr>
+          <w:b w:val="0"/>
+        </w:rPr>
+        <w:t>s apart.</w:t>
       </w:r>
     </w:p>
     <w:p>
-      <w:r>
-        <w:t>________________________________________________________________</w:t>
+      <w:pPr>
+        <w:pStyle w:val="Heading3"/>
+      </w:pPr>
+      <w:r>
+        <w:t>My reasoning and evidence</w:t>
       </w:r>
     </w:p>
     <w:p>
@@ -624,11 +868,154 @@
       </w:r>
     </w:p>
     <w:p>
+      <w:r>
+        <w:t>________________________________________________________________</w:t>
+      </w:r>
+    </w:p>
+    <w:p>
       <w:pPr>
         <w:pStyle w:val="Heading1"/>
       </w:pPr>
       <w:r>
+        <w:t>10. Project checkpoint and reflection</w:t>
+      </w:r>
+    </w:p>
+    <w:p>
+      <w:r>
+        <w:t>Connect Representing inputs as vectors to Image-pattern Network Investigation, identify a limit and choose the next useful test.</w:t>
+      </w:r>
+    </w:p>
+    <w:p>
+      <w:pPr>
+        <w:spacing w:line="336" w:lineRule="auto" w:after="180"/>
+      </w:pPr>
+      <w:r>
+        <w:rPr>
+          <w:b w:val="0"/>
+        </w:rPr>
+        <w:t xml:space="preserve">Add a labelled representing </w:t>
+      </w:r>
+      <w:r>
+        <w:rPr>
+          <w:b/>
+        </w:rPr>
+        <w:t>input</w:t>
+      </w:r>
+      <w:r>
+        <w:rPr>
+          <w:b w:val="0"/>
+        </w:rPr>
+        <w:t xml:space="preserve">s as </w:t>
+      </w:r>
+      <w:r>
+        <w:rPr>
+          <w:b/>
+        </w:rPr>
+        <w:t>vector</w:t>
+      </w:r>
+      <w:r>
+        <w:rPr>
+          <w:b w:val="0"/>
+        </w:rPr>
+        <w:t xml:space="preserve">s </w:t>
+      </w:r>
+      <w:r>
+        <w:rPr>
+          <w:b/>
+        </w:rPr>
+        <w:t>evidence</w:t>
+      </w:r>
+      <w:r>
+        <w:rPr>
+          <w:b w:val="0"/>
+        </w:rPr>
+        <w:t xml:space="preserve"> sheet to Image-pattern Network Investigation. Show how you can encode a record using a fixed feature order and units.</w:t>
+      </w:r>
+    </w:p>
+    <w:p>
+      <w:pPr>
+        <w:spacing w:line="336" w:lineRule="auto" w:after="180"/>
+      </w:pPr>
+      <w:r>
+        <w:rPr>
+          <w:b w:val="0"/>
+        </w:rPr>
+        <w:t xml:space="preserve">Use the supplied fictional case and keep its </w:t>
+      </w:r>
+      <w:r>
+        <w:rPr>
+          <w:b/>
+        </w:rPr>
+        <w:t>input</w:t>
+      </w:r>
+      <w:r>
+        <w:rPr>
+          <w:b w:val="0"/>
+        </w:rPr>
+        <w:t xml:space="preserve">s, intermediate steps, calculation or </w:t>
+      </w:r>
+      <w:r>
+        <w:rPr>
+          <w:b/>
+        </w:rPr>
+        <w:t>prediction</w:t>
+      </w:r>
+      <w:r>
+        <w:rPr>
+          <w:b w:val="0"/>
+        </w:rPr>
+        <w:t>, and limitation. Connect this record to last week’s record; a matching answer without a trace is insufficient.</w:t>
+      </w:r>
+    </w:p>
+    <w:p>
+      <w:pPr>
+        <w:pStyle w:val="Heading3"/>
+      </w:pPr>
+      <w:r>
+        <w:t>My project change, supporting evidence and remaining limit</w:t>
+      </w:r>
+    </w:p>
+    <w:p>
+      <w:r>
+        <w:t>________________________________________________________________</w:t>
+      </w:r>
+    </w:p>
+    <w:p>
+      <w:r>
+        <w:t>________________________________________________________________</w:t>
+      </w:r>
+    </w:p>
+    <w:p>
+      <w:r>
+        <w:t>________________________________________________________________</w:t>
+      </w:r>
+    </w:p>
+    <w:p>
+      <w:r>
+        <w:t>________________________________________________________________</w:t>
+      </w:r>
+    </w:p>
+    <w:p>
+      <w:r>
+        <w:t>________________________________________________________________</w:t>
+      </w:r>
+    </w:p>
+    <w:p>
+      <w:r>
+        <w:t>________________________________________________________________</w:t>
+      </w:r>
+    </w:p>
+    <w:p>
+      <w:pPr>
+        <w:pStyle w:val="Heading1"/>
+      </w:pPr>
+      <w:r>
         <w:t>11. Feedback, return check and learning record</w:t>
+      </w:r>
+    </w:p>
+    <w:p>
+      <w:r>
+        <w:t>Record the first repaired step and a different case to revisit after a delay.</w:t>
       </w:r>
     </w:p>
     <w:tbl>
@@ -768,7 +1155,13 @@
       </w:tr>
     </w:tbl>
     <w:p>
-      <w:r>
+      <w:pPr>
+        <w:spacing w:line="336" w:lineRule="auto" w:after="180"/>
+      </w:pPr>
+      <w:r>
+        <w:rPr>
+          <w:b w:val="0"/>
+        </w:rPr>
         <w:t>Revisit this idea with your teacher after a delay. Familiarity is different from explaining and using it on a changed case.</w:t>
       </w:r>
     </w:p>
@@ -782,17 +1175,64 @@
     </w:p>
     <w:p>
       <w:r>
-        <w:t>Encode the same pixel measurements in a fixed vector order.</w:t>
+        <w:t>Encode the same pixel measurements in a fixed vector order. Explain the labelled step before checking the changed condition.</w:t>
       </w:r>
     </w:p>
     <w:p>
-      <w:r>
-        <w:t>Toy image features are [left_brightness, right_brightness], each = 0..10. ImageA has left2, right7; imageB has left7, right2.</w:t>
+      <w:pPr>
+        <w:spacing w:line="336" w:lineRule="auto" w:after="180"/>
+      </w:pPr>
+      <w:r>
+        <w:rPr>
+          <w:b w:val="0"/>
+        </w:rPr>
+        <w:t xml:space="preserve">Encode the same pixel measurements in a fixed </w:t>
+      </w:r>
+      <w:r>
+        <w:rPr>
+          <w:b/>
+        </w:rPr>
+        <w:t>vector</w:t>
+      </w:r>
+      <w:r>
+        <w:rPr>
+          <w:b w:val="0"/>
+        </w:rPr>
+        <w:t xml:space="preserve"> order.</w:t>
       </w:r>
     </w:p>
     <w:p>
-      <w:r>
-        <w:t>All inputs and outcomes in this worked example are invented classroom data; no real model run is claimed.</w:t>
+      <w:pPr>
+        <w:spacing w:line="336" w:lineRule="auto" w:after="180"/>
+      </w:pPr>
+      <w:r>
+        <w:rPr>
+          <w:b w:val="0"/>
+        </w:rPr>
+        <w:t>Toy image features are [left_brightness, right_brightness], each = 0..10. ImageA has left2, right7; imageB has left7, right2.</w:t>
+      </w:r>
+    </w:p>
+    <w:p>
+      <w:pPr>
+        <w:spacing w:line="336" w:lineRule="auto" w:after="180"/>
+      </w:pPr>
+      <w:r>
+        <w:rPr>
+          <w:b w:val="0"/>
+        </w:rPr>
+        <w:t xml:space="preserve">All </w:t>
+      </w:r>
+      <w:r>
+        <w:rPr>
+          <w:b/>
+        </w:rPr>
+        <w:t>input</w:t>
+      </w:r>
+      <w:r>
+        <w:rPr>
+          <w:b w:val="0"/>
+        </w:rPr>
+        <w:t>s and outcomes in this worked example are invented classroom data; no real model run is claimed.</w:t>
       </w:r>
     </w:p>
     <w:p>
@@ -832,8 +1272,38 @@
       </w:r>
     </w:p>
     <w:p>
-      <w:r>
-        <w:t>Why does equal total brightness not make A and B identical inputs? Point to the relevant step in the picture, then write the changed result and the rule or evidence that supports it.</w:t>
+      <w:pPr>
+        <w:spacing w:line="336" w:lineRule="auto" w:after="180"/>
+      </w:pPr>
+      <w:r>
+        <w:rPr>
+          <w:b w:val="0"/>
+        </w:rPr>
+        <w:t xml:space="preserve">Why does equal total brightness not make A and B identical </w:t>
+      </w:r>
+      <w:r>
+        <w:rPr>
+          <w:b/>
+        </w:rPr>
+        <w:t>input</w:t>
+      </w:r>
+      <w:r>
+        <w:rPr>
+          <w:b w:val="0"/>
+        </w:rPr>
+        <w:t xml:space="preserve">s? Point to the relevant step in the picture, then write the changed result and the rule or </w:t>
+      </w:r>
+      <w:r>
+        <w:rPr>
+          <w:b/>
+        </w:rPr>
+        <w:t>evidence</w:t>
+      </w:r>
+      <w:r>
+        <w:rPr>
+          <w:b w:val="0"/>
+        </w:rPr>
+        <w:t xml:space="preserve"> that supports it.</w:t>
       </w:r>
     </w:p>
     <w:p>
@@ -875,36 +1345,150 @@
       </w:r>
     </w:p>
     <w:p>
-      <w:r>
-        <w:t>Support used: alone / hint / worked example. This record is practice evidence.</w:t>
+      <w:pPr>
+        <w:pStyle w:val="Heading3"/>
+      </w:pPr>
+      <w:r>
+        <w:t>Record the help used</w:t>
       </w:r>
     </w:p>
     <w:p>
-      <w:r>
-        <w:t>Project connection: For your Image-pattern Network Investigation, save the input, procedure, observed result and limitation of this check. Label this worked example as practice; use a different, previously unreviewed case when checking independent understanding.</w:t>
+      <w:pPr>
+        <w:spacing w:line="336" w:lineRule="auto" w:after="180"/>
+        <w:shd w:fill="F1F6F8"/>
+      </w:pPr>
+      <w:r>
+        <w:rPr>
+          <w:b w:val="0"/>
+        </w:rPr>
+        <w:t xml:space="preserve">Support used: alone / hint / worked example. This record is practice </w:t>
+      </w:r>
+      <w:r>
+        <w:rPr>
+          <w:b/>
+        </w:rPr>
+        <w:t>evidence</w:t>
+      </w:r>
+      <w:r>
+        <w:rPr>
+          <w:b w:val="0"/>
+        </w:rPr>
+        <w:t>.</w:t>
       </w:r>
     </w:p>
     <w:p>
       <w:pPr>
-        <w:pStyle w:val="Heading1"/>
-      </w:pPr>
-      <w:r>
-        <w:t>13. Project portfolio milestone</w:t>
+        <w:spacing w:line="336" w:lineRule="auto" w:after="180"/>
+      </w:pPr>
+      <w:r>
+        <w:rPr>
+          <w:b w:val="0"/>
+        </w:rPr>
+        <w:t xml:space="preserve">Project connection: For your Image-pattern Network Investigation, save the </w:t>
+      </w:r>
+      <w:r>
+        <w:rPr>
+          <w:b/>
+        </w:rPr>
+        <w:t>input</w:t>
+      </w:r>
+      <w:r>
+        <w:rPr>
+          <w:b w:val="0"/>
+        </w:rPr>
+        <w:t>, procedure, observed result and limitation of this check.</w:t>
       </w:r>
     </w:p>
     <w:p>
-      <w:r>
-        <w:t>Project: Image-pattern Network Investigation</w:t>
+      <w:pPr>
+        <w:spacing w:line="336" w:lineRule="auto" w:after="180"/>
+      </w:pPr>
+      <w:r>
+        <w:rPr>
+          <w:b w:val="0"/>
+        </w:rPr>
+        <w:t>Label this worked example as practice; use a different, previously unreviewed case when checking independent understanding.</w:t>
       </w:r>
     </w:p>
     <w:p>
-      <w:r>
-        <w:t>Current milestone: Frame the need. Name the user, the problem, allowed inputs and a safe simple starting method.</w:t>
+      <w:pPr>
+        <w:pStyle w:val="Heading1"/>
+      </w:pPr>
+      <w:r>
+        <w:t>13. Project portfolio milestone</w:t>
       </w:r>
     </w:p>
     <w:p>
       <w:r>
-        <w:t>For your Image-pattern Network Investigation, save the input, procedure, observed result and limitation of this check. Label this worked example as practice; use a different, previously unreviewed case when checking independent understanding.</w:t>
+        <w:t>Keep this week’s input, deciding step, result and limit together in the Image-pattern Network Investigation record.</w:t>
+      </w:r>
+    </w:p>
+    <w:p>
+      <w:pPr>
+        <w:spacing w:line="336" w:lineRule="auto" w:after="180"/>
+      </w:pPr>
+      <w:r>
+        <w:rPr>
+          <w:b w:val="0"/>
+        </w:rPr>
+        <w:t>Project: Image-pattern Network Investigation</w:t>
+      </w:r>
+    </w:p>
+    <w:p>
+      <w:pPr>
+        <w:spacing w:line="336" w:lineRule="auto" w:after="180"/>
+      </w:pPr>
+      <w:r>
+        <w:rPr>
+          <w:b w:val="0"/>
+        </w:rPr>
+        <w:t xml:space="preserve">Current milestone: Frame the need. Name the user, the problem, allowed </w:t>
+      </w:r>
+      <w:r>
+        <w:rPr>
+          <w:b/>
+        </w:rPr>
+        <w:t>input</w:t>
+      </w:r>
+      <w:r>
+        <w:rPr>
+          <w:b w:val="0"/>
+        </w:rPr>
+        <w:t>s and a safe simple starting method.</w:t>
+      </w:r>
+    </w:p>
+    <w:p>
+      <w:pPr>
+        <w:spacing w:line="336" w:lineRule="auto" w:after="180"/>
+      </w:pPr>
+      <w:r>
+        <w:rPr>
+          <w:b w:val="0"/>
+        </w:rPr>
+        <w:t xml:space="preserve">For your Image-pattern Network Investigation, save the </w:t>
+      </w:r>
+      <w:r>
+        <w:rPr>
+          <w:b/>
+        </w:rPr>
+        <w:t>input</w:t>
+      </w:r>
+      <w:r>
+        <w:rPr>
+          <w:b w:val="0"/>
+        </w:rPr>
+        <w:t>, procedure, observed result and limitation of this check.</w:t>
+      </w:r>
+    </w:p>
+    <w:p>
+      <w:pPr>
+        <w:spacing w:line="336" w:lineRule="auto" w:after="180"/>
+      </w:pPr>
+      <w:r>
+        <w:rPr>
+          <w:b w:val="0"/>
+        </w:rPr>
+        <w:t>Label this worked example as practice; use a different, previously unreviewed case when checking independent understanding.</w:t>
       </w:r>
     </w:p>
     <w:tbl>
@@ -1066,53 +1650,128 @@
     </w:p>
     <w:p>
       <w:r>
-        <w:t>Use this supported practice once, in the browser or on paper. Keep the reserved independent assessment for a separate first attempt before teacher feedback.</w:t>
+        <w:t>Try the supported questions before comparing with hints and feedback. Record what you repaired and the evidence you retained.</w:t>
       </w:r>
     </w:p>
     <w:p>
-      <w:r>
-        <w:t>Encode the same pixel measurements in a fixed vector order.</w:t>
+      <w:pPr>
+        <w:spacing w:line="336" w:lineRule="auto" w:after="180"/>
+      </w:pPr>
+      <w:r>
+        <w:rPr>
+          <w:b w:val="0"/>
+        </w:rPr>
+        <w:t>Use this supported practice once, in the browser or on paper. Keep the reserved independent assessment for a separate first attempt before teacher feedback.</w:t>
       </w:r>
     </w:p>
     <w:p>
       <w:pPr>
-        <w:pStyle w:val="Heading3"/>
-      </w:pPr>
-      <w:r>
-        <w:t>Practice 1: explain the deciding evidence</w:t>
+        <w:spacing w:line="336" w:lineRule="auto" w:after="180"/>
+      </w:pPr>
+      <w:r>
+        <w:rPr>
+          <w:b w:val="0"/>
+        </w:rPr>
+        <w:t xml:space="preserve">Encode the same pixel measurements in a fixed </w:t>
+      </w:r>
+      <w:r>
+        <w:rPr>
+          <w:b/>
+        </w:rPr>
+        <w:t>vector</w:t>
+      </w:r>
+      <w:r>
+        <w:rPr>
+          <w:b w:val="0"/>
+        </w:rPr>
+        <w:t xml:space="preserve"> order.</w:t>
       </w:r>
     </w:p>
     <w:p>
-      <w:r>
-        <w:t>Which labelled step matches this detail? Use the same order when training and predicting; record missing measurements rather than guessing.</w:t>
+      <w:pPr>
+        <w:pStyle w:val="Heading3"/>
+      </w:pPr>
+      <w:r>
+        <w:t>Practice 1: explain the deciding evidence</w:t>
       </w:r>
     </w:p>
     <w:p>
-      <w:r>
-        <w:t>1. Declare coordinate order</w:t>
+      <w:pPr>
+        <w:spacing w:line="336" w:lineRule="auto" w:after="180"/>
+      </w:pPr>
+      <w:r>
+        <w:rPr>
+          <w:b w:val="0"/>
+        </w:rPr>
+        <w:t xml:space="preserve">Which labelled step matches this detail? Use the same order when </w:t>
+      </w:r>
+      <w:r>
+        <w:rPr>
+          <w:b/>
+        </w:rPr>
+        <w:t>training</w:t>
+      </w:r>
+      <w:r>
+        <w:rPr>
+          <w:b w:val="0"/>
+        </w:rPr>
+        <w:t xml:space="preserve"> and predicting; record missing measurements rather than guessing.</w:t>
       </w:r>
     </w:p>
     <w:p>
-      <w:r>
-        <w:t>2. Check input contract</w:t>
+      <w:pPr>
+        <w:spacing w:line="336" w:lineRule="auto" w:after="180"/>
+        <w:shd w:fill="F4F9FC"/>
+      </w:pPr>
+      <w:r>
+        <w:rPr>
+          <w:b w:val="0"/>
+        </w:rPr>
+        <w:t>1. Declare coordinate order</w:t>
       </w:r>
     </w:p>
     <w:p>
-      <w:r>
-        <w:t>3. Encode both images</w:t>
+      <w:pPr>
+        <w:spacing w:line="336" w:lineRule="auto" w:after="180"/>
+        <w:shd w:fill="F4F9FC"/>
+      </w:pPr>
+      <w:r>
+        <w:rPr>
+          <w:b w:val="0"/>
+        </w:rPr>
+        <w:t xml:space="preserve">2. Check </w:t>
+      </w:r>
+      <w:r>
+        <w:rPr>
+          <w:b/>
+        </w:rPr>
+        <w:t>input</w:t>
+      </w:r>
+      <w:r>
+        <w:rPr>
+          <w:b w:val="0"/>
+        </w:rPr>
+        <w:t xml:space="preserve"> contract</w:t>
       </w:r>
     </w:p>
     <w:p>
       <w:pPr>
-        <w:pStyle w:val="Heading3"/>
-      </w:pPr>
-      <w:r>
-        <w:t>My selected conclusion, deciding fact and explanation</w:t>
+        <w:spacing w:line="336" w:lineRule="auto" w:after="180"/>
+        <w:shd w:fill="F4F9FC"/>
+      </w:pPr>
+      <w:r>
+        <w:rPr>
+          <w:b w:val="0"/>
+        </w:rPr>
+        <w:t>3. Encode both images</w:t>
       </w:r>
     </w:p>
     <w:p>
-      <w:r>
-        <w:t>________________________________________________________________</w:t>
+      <w:pPr>
+        <w:pStyle w:val="Heading3"/>
+      </w:pPr>
+      <w:r>
+        <w:t>My selected conclusion, deciding fact and explanation</w:t>
       </w:r>
     </w:p>
     <w:p>
@@ -1137,40 +1796,107 @@
     </w:p>
     <w:p>
       <w:r>
-        <w:t>Hint if needed: Read the steps in the pictorial case. Match the supplied detail to the stage that performs or records it.</w:t>
+        <w:t>________________________________________________________________</w:t>
       </w:r>
     </w:p>
     <w:p>
-      <w:r>
-        <w:t>After your attempt, compare with the supported explanation: Check input contract Use the same order when training and predicting; record missing measurements rather than guessing. A vector is an ordered list, so the position of a number carries meaning. Here the first number always means left brightness. Adding the two measurements keeps total brightness but discards which side is brighter. A network receives the representation we give it; it cannot recover a lost distinction just because it has more layers.</w:t>
+      <w:pPr>
+        <w:pStyle w:val="Heading3"/>
+      </w:pPr>
+      <w:r>
+        <w:t>Hint · try first</w:t>
       </w:r>
     </w:p>
     <w:p>
       <w:pPr>
-        <w:pStyle w:val="Heading3"/>
-      </w:pPr>
-      <w:r>
-        <w:t>Practice 2: explain the deciding evidence</w:t>
+        <w:spacing w:line="336" w:lineRule="auto" w:after="180"/>
+        <w:shd w:fill="F1F6F8"/>
+      </w:pPr>
+      <w:r>
+        <w:rPr>
+          <w:b w:val="0"/>
+        </w:rPr>
+        <w:t>Hint if needed: Read the steps in the pictorial case. Match the supplied detail to the stage that performs or records it.</w:t>
       </w:r>
     </w:p>
     <w:p>
-      <w:r>
-        <w:t>Changed-case practice: Swap only A’s vector order before prediction. Which conclusion is supported by the supplied facts?</w:t>
+      <w:pPr>
+        <w:pStyle w:val="Heading3"/>
+      </w:pPr>
+      <w:r>
+        <w:t>Feedback · compare after trying</w:t>
       </w:r>
     </w:p>
     <w:p>
-      <w:r>
-        <w:t>1. The encoded input becomes [7, 2], numerically identical to B’s original input.</w:t>
+      <w:pPr>
+        <w:spacing w:line="336" w:lineRule="auto" w:after="180"/>
+        <w:shd w:fill="F1F6FC"/>
+      </w:pPr>
+      <w:r>
+        <w:rPr>
+          <w:b w:val="0"/>
+        </w:rPr>
+        <w:t xml:space="preserve">After your attempt, compare with the supported explanation: Check </w:t>
+      </w:r>
+      <w:r>
+        <w:rPr>
+          <w:b/>
+        </w:rPr>
+        <w:t>input</w:t>
+      </w:r>
+      <w:r>
+        <w:rPr>
+          <w:b w:val="0"/>
+        </w:rPr>
+        <w:t xml:space="preserve"> contract Use the same order when </w:t>
+      </w:r>
+      <w:r>
+        <w:rPr>
+          <w:b/>
+        </w:rPr>
+        <w:t>training</w:t>
+      </w:r>
+      <w:r>
+        <w:rPr>
+          <w:b w:val="0"/>
+        </w:rPr>
+        <w:t xml:space="preserve"> and predicting; record missing measurements rather than guessing.</w:t>
       </w:r>
     </w:p>
     <w:p>
-      <w:r>
-        <w:t>2. We can decide the result without examining the changed input or the procedure.</w:t>
+      <w:pPr>
+        <w:spacing w:line="336" w:lineRule="auto" w:after="180"/>
+        <w:shd w:fill="F1F6FC"/>
+      </w:pPr>
+      <w:r>
+        <w:rPr>
+          <w:b w:val="0"/>
+        </w:rPr>
+        <w:t xml:space="preserve">A </w:t>
+      </w:r>
+      <w:r>
+        <w:rPr>
+          <w:b/>
+        </w:rPr>
+        <w:t>vector</w:t>
+      </w:r>
+      <w:r>
+        <w:rPr>
+          <w:b w:val="0"/>
+        </w:rPr>
+        <w:t xml:space="preserve"> is an ordered list, so the position of a number carries meaning. Here the first number always means left brightness. Adding the two measurements keeps total brightness but discards which side is brighter.</w:t>
       </w:r>
     </w:p>
     <w:p>
-      <w:r>
-        <w:t>3. This one example guarantees correct results for every future input.</w:t>
+      <w:pPr>
+        <w:spacing w:line="336" w:lineRule="auto" w:after="180"/>
+        <w:shd w:fill="F1F6FC"/>
+      </w:pPr>
+      <w:r>
+        <w:rPr>
+          <w:b w:val="0"/>
+        </w:rPr>
+        <w:t>A network receives the representation we give it; it cannot recover a lost distinction just because it has more layers.</w:t>
       </w:r>
     </w:p>
     <w:p>
@@ -1178,68 +1904,168 @@
         <w:pStyle w:val="Heading3"/>
       </w:pPr>
       <w:r>
-        <w:t>My selected conclusion, deciding fact and explanation</w:t>
+        <w:t>Practice 2: explain the deciding evidence</w:t>
       </w:r>
     </w:p>
     <w:p>
-      <w:r>
-        <w:t>________________________________________________________________</w:t>
+      <w:pPr>
+        <w:pStyle w:val="Heading3"/>
+      </w:pPr>
+      <w:r>
+        <w:t>Changed case · predict first</w:t>
       </w:r>
     </w:p>
     <w:p>
-      <w:r>
-        <w:t>________________________________________________________________</w:t>
+      <w:pPr>
+        <w:spacing w:line="336" w:lineRule="auto" w:after="180"/>
+        <w:shd w:fill="F5F1FB"/>
+      </w:pPr>
+      <w:r>
+        <w:rPr>
+          <w:b w:val="0"/>
+        </w:rPr>
+        <w:t xml:space="preserve">Changed-case practice: Swap only A’s </w:t>
+      </w:r>
+      <w:r>
+        <w:rPr>
+          <w:b/>
+        </w:rPr>
+        <w:t>vector</w:t>
+      </w:r>
+      <w:r>
+        <w:rPr>
+          <w:b w:val="0"/>
+        </w:rPr>
+        <w:t xml:space="preserve"> order before </w:t>
+      </w:r>
+      <w:r>
+        <w:rPr>
+          <w:b/>
+        </w:rPr>
+        <w:t>prediction</w:t>
+      </w:r>
+      <w:r>
+        <w:rPr>
+          <w:b w:val="0"/>
+        </w:rPr>
+        <w:t>. Which conclusion is supported by the supplied facts?</w:t>
       </w:r>
     </w:p>
     <w:p>
-      <w:r>
-        <w:t>________________________________________________________________</w:t>
+      <w:pPr>
+        <w:spacing w:line="336" w:lineRule="auto" w:after="180"/>
+        <w:shd w:fill="F4F9FC"/>
+      </w:pPr>
+      <w:r>
+        <w:rPr>
+          <w:b w:val="0"/>
+        </w:rPr>
+        <w:t xml:space="preserve">1. The encoded </w:t>
+      </w:r>
+      <w:r>
+        <w:rPr>
+          <w:b/>
+        </w:rPr>
+        <w:t>input</w:t>
+      </w:r>
+      <w:r>
+        <w:rPr>
+          <w:b w:val="0"/>
+        </w:rPr>
+        <w:t xml:space="preserve"> becomes [7, 2], numerically identical to B’s original </w:t>
+      </w:r>
+      <w:r>
+        <w:rPr>
+          <w:b/>
+        </w:rPr>
+        <w:t>input</w:t>
+      </w:r>
+      <w:r>
+        <w:rPr>
+          <w:b w:val="0"/>
+        </w:rPr>
+        <w:t>.</w:t>
       </w:r>
     </w:p>
     <w:p>
-      <w:r>
-        <w:t>________________________________________________________________</w:t>
+      <w:pPr>
+        <w:spacing w:line="336" w:lineRule="auto" w:after="180"/>
+        <w:shd w:fill="F4F9FC"/>
+      </w:pPr>
+      <w:r>
+        <w:rPr>
+          <w:b w:val="0"/>
+        </w:rPr>
+        <w:t xml:space="preserve">2. We can decide the result without examining the changed </w:t>
+      </w:r>
+      <w:r>
+        <w:rPr>
+          <w:b/>
+        </w:rPr>
+        <w:t>input</w:t>
+      </w:r>
+      <w:r>
+        <w:rPr>
+          <w:b w:val="0"/>
+        </w:rPr>
+        <w:t xml:space="preserve"> or the procedure.</w:t>
       </w:r>
     </w:p>
     <w:p>
-      <w:r>
-        <w:t>________________________________________________________________</w:t>
+      <w:pPr>
+        <w:spacing w:line="336" w:lineRule="auto" w:after="180"/>
+        <w:shd w:fill="F4F9FC"/>
+      </w:pPr>
+      <w:r>
+        <w:rPr>
+          <w:b w:val="0"/>
+        </w:rPr>
+        <w:t xml:space="preserve">3. This one example guarantees correct results for every future </w:t>
+      </w:r>
+      <w:r>
+        <w:rPr>
+          <w:b/>
+        </w:rPr>
+        <w:t>input</w:t>
+      </w:r>
+      <w:r>
+        <w:rPr>
+          <w:b w:val="0"/>
+        </w:rPr>
+        <w:t>.</w:t>
       </w:r>
     </w:p>
     <w:p>
-      <w:r>
-        <w:t>Hint if needed: Use the changed condition and the deciding step in the pictorial trace. The answer must say what follows from those facts.</w:t>
+      <w:pPr>
+        <w:pStyle w:val="Heading3"/>
+      </w:pPr>
+      <w:r>
+        <w:t>My selected conclusion, deciding fact and explanation</w:t>
       </w:r>
     </w:p>
     <w:p>
       <w:r>
-        <w:t>After your attempt, compare with the supported explanation: The encoded input becomes [7, 2], numerically identical to B’s original input. Changing coordinate order changes feature meaning even if the numbers are unchanged.</w:t>
+        <w:t>________________________________________________________________</w:t>
       </w:r>
     </w:p>
     <w:p>
-      <w:pPr>
-        <w:pStyle w:val="Heading3"/>
-      </w:pPr>
-      <w:r>
-        <w:t>Repair a missing building block</w:t>
+      <w:r>
+        <w:t>________________________________________________________________</w:t>
       </w:r>
     </w:p>
     <w:p>
       <w:r>
-        <w:t>Review ML Builder Expo (ai-4/36). Goal: Defend the project using traceable evidence. Short practice: Which three supporting items should be visible at the expo? Point to the relevant step in the picture, then write the changed result and the rule or evidence that supports it.. Return to this week and explain what you changed.</w:t>
+        <w:t>________________________________________________________________</w:t>
       </w:r>
     </w:p>
     <w:p>
-      <w:pPr>
-        <w:pStyle w:val="Heading3"/>
-      </w:pPr>
-      <w:r>
-        <w:t>Predict, run and debug</w:t>
+      <w:r>
+        <w:t>________________________________________________________________</w:t>
       </w:r>
     </w:p>
     <w:p>
       <w:r>
-        <w:t>The browser lab lets you edit the supported Python examples already included in this lesson. Predict first, run, inspect the actual output or error, change one input, then run again. Keep code, predictions, actual results and a reasoned revision together. On paper, label your result as a trace rather than an execution.</w:t>
+        <w:t>________________________________________________________________</w:t>
       </w:r>
     </w:p>
     <w:p>
@@ -1247,12 +2073,19 @@
         <w:pStyle w:val="Heading3"/>
       </w:pPr>
       <w:r>
-        <w:t>Keep your completed work</w:t>
+        <w:t>Hint · try first</w:t>
       </w:r>
     </w:p>
     <w:p>
-      <w:r>
-        <w:t>Use Download completed work in the hosted lesson to export your answers, reflections, practice feedback and code-run evidence. Open the HTML copy to read or print it. Drafts stay in this browser when storage is available; clear drafts on a shared device.</w:t>
+      <w:pPr>
+        <w:spacing w:line="336" w:lineRule="auto" w:after="180"/>
+        <w:shd w:fill="F1F6F8"/>
+      </w:pPr>
+      <w:r>
+        <w:rPr>
+          <w:b w:val="0"/>
+        </w:rPr>
+        <w:t>Hint if needed: Use the changed condition and the deciding step in the pictorial trace. The answer must say what follows from those facts.</w:t>
       </w:r>
     </w:p>
     <w:p>
@@ -1260,12 +2093,1154 @@
         <w:pStyle w:val="Heading3"/>
       </w:pPr>
       <w:r>
-        <w:t>What I repaired, the evidence I kept and the next test</w:t>
+        <w:t>Feedback · compare after trying</w:t>
       </w:r>
     </w:p>
     <w:p>
+      <w:pPr>
+        <w:spacing w:line="336" w:lineRule="auto" w:after="180"/>
+        <w:shd w:fill="F1F6FC"/>
+      </w:pPr>
+      <w:r>
+        <w:rPr>
+          <w:b w:val="0"/>
+        </w:rPr>
+        <w:t xml:space="preserve">After your attempt, compare with the supported explanation: The encoded </w:t>
+      </w:r>
+      <w:r>
+        <w:rPr>
+          <w:b/>
+        </w:rPr>
+        <w:t>input</w:t>
+      </w:r>
+      <w:r>
+        <w:rPr>
+          <w:b w:val="0"/>
+        </w:rPr>
+        <w:t xml:space="preserve"> becomes [7, 2], numerically identical to B’s original </w:t>
+      </w:r>
+      <w:r>
+        <w:rPr>
+          <w:b/>
+        </w:rPr>
+        <w:t>input</w:t>
+      </w:r>
+      <w:r>
+        <w:rPr>
+          <w:b w:val="0"/>
+        </w:rPr>
+        <w:t>. Changing coordinate order changes feature meaning even if the numbers are unchanged.</w:t>
+      </w:r>
+    </w:p>
+    <w:p>
+      <w:pPr>
+        <w:pStyle w:val="Heading3"/>
+      </w:pPr>
+      <w:r>
+        <w:t>Repair a missing building block</w:t>
+      </w:r>
+    </w:p>
+    <w:p>
+      <w:pPr>
+        <w:spacing w:line="336" w:lineRule="auto" w:after="180"/>
+      </w:pPr>
+      <w:r>
+        <w:rPr>
+          <w:b w:val="0"/>
+        </w:rPr>
+        <w:t xml:space="preserve">Review ML Builder Expo (ai-4/36). Goal: Defend the project using traceable </w:t>
+      </w:r>
+      <w:r>
+        <w:rPr>
+          <w:b/>
+        </w:rPr>
+        <w:t>evidence</w:t>
+      </w:r>
+      <w:r>
+        <w:rPr>
+          <w:b w:val="0"/>
+        </w:rPr>
+        <w:t>. Short practice: Which three supporting items should be visible at the expo?</w:t>
+      </w:r>
+    </w:p>
+    <w:p>
+      <w:pPr>
+        <w:spacing w:line="336" w:lineRule="auto" w:after="180"/>
+      </w:pPr>
+      <w:r>
+        <w:rPr>
+          <w:b w:val="0"/>
+        </w:rPr>
+        <w:t xml:space="preserve">Point to the relevant step in the picture, then write the changed result and the rule or </w:t>
+      </w:r>
+      <w:r>
+        <w:rPr>
+          <w:b/>
+        </w:rPr>
+        <w:t>evidence</w:t>
+      </w:r>
+      <w:r>
+        <w:rPr>
+          <w:b w:val="0"/>
+        </w:rPr>
+        <w:t xml:space="preserve"> that supports it.. Return to this week and explain what you changed.</w:t>
+      </w:r>
+    </w:p>
+    <w:p>
+      <w:pPr>
+        <w:pStyle w:val="Heading3"/>
+      </w:pPr>
+      <w:r>
+        <w:t>Predict, run and debug</w:t>
+      </w:r>
+    </w:p>
+    <w:p>
+      <w:pPr>
+        <w:spacing w:line="336" w:lineRule="auto" w:after="180"/>
+      </w:pPr>
+      <w:r>
+        <w:rPr>
+          <w:b w:val="0"/>
+        </w:rPr>
+        <w:t xml:space="preserve">The browser lab lets you edit the supported Python examples already included in this lesson. Predict first, run, inspect the actual </w:t>
+      </w:r>
+      <w:r>
+        <w:rPr>
+          <w:b/>
+        </w:rPr>
+        <w:t>output</w:t>
+      </w:r>
+      <w:r>
+        <w:rPr>
+          <w:b w:val="0"/>
+        </w:rPr>
+        <w:t xml:space="preserve"> or error, change one </w:t>
+      </w:r>
+      <w:r>
+        <w:rPr>
+          <w:b/>
+        </w:rPr>
+        <w:t>input</w:t>
+      </w:r>
+      <w:r>
+        <w:rPr>
+          <w:b w:val="0"/>
+        </w:rPr>
+        <w:t>, then run again.</w:t>
+      </w:r>
+    </w:p>
+    <w:p>
+      <w:pPr>
+        <w:spacing w:line="336" w:lineRule="auto" w:after="180"/>
+      </w:pPr>
+      <w:r>
+        <w:rPr>
+          <w:b w:val="0"/>
+        </w:rPr>
+        <w:t xml:space="preserve">Keep code, </w:t>
+      </w:r>
+      <w:r>
+        <w:rPr>
+          <w:b/>
+        </w:rPr>
+        <w:t>prediction</w:t>
+      </w:r>
+      <w:r>
+        <w:rPr>
+          <w:b w:val="0"/>
+        </w:rPr>
+        <w:t>s, actual results and a reasoned revision together. On paper, label your result as a trace rather than an execution.</w:t>
+      </w:r>
+    </w:p>
+    <w:p>
+      <w:pPr>
+        <w:pStyle w:val="Heading3"/>
+      </w:pPr>
+      <w:r>
+        <w:t>Keep your completed work</w:t>
+      </w:r>
+    </w:p>
+    <w:p>
+      <w:pPr>
+        <w:spacing w:line="336" w:lineRule="auto" w:after="180"/>
+      </w:pPr>
+      <w:r>
+        <w:rPr>
+          <w:b w:val="0"/>
+        </w:rPr>
+        <w:t xml:space="preserve">Use Download completed work in the hosted lesson to export your answers, reflections, practice feedback and code-run </w:t>
+      </w:r>
+      <w:r>
+        <w:rPr>
+          <w:b/>
+        </w:rPr>
+        <w:t>evidence</w:t>
+      </w:r>
+      <w:r>
+        <w:rPr>
+          <w:b w:val="0"/>
+        </w:rPr>
+        <w:t>. Open the HTML copy to read or print it.</w:t>
+      </w:r>
+    </w:p>
+    <w:p>
+      <w:pPr>
+        <w:spacing w:line="336" w:lineRule="auto" w:after="180"/>
+      </w:pPr>
+      <w:r>
+        <w:rPr>
+          <w:b w:val="0"/>
+        </w:rPr>
+        <w:t>Drafts stay in this browser when storage is available; clear drafts on a shared device.</w:t>
+      </w:r>
+    </w:p>
+    <w:p>
+      <w:pPr>
+        <w:pStyle w:val="Heading3"/>
+      </w:pPr>
+      <w:r>
+        <w:t>What I repaired, the evidence I kept and the next test</w:t>
+      </w:r>
+    </w:p>
+    <w:p>
       <w:r>
         <w:t>________________________________________________________________</w:t>
+      </w:r>
+    </w:p>
+    <w:p>
+      <w:r>
+        <w:t>________________________________________________________________</w:t>
+      </w:r>
+    </w:p>
+    <w:p>
+      <w:r>
+        <w:t>________________________________________________________________</w:t>
+      </w:r>
+    </w:p>
+    <w:p>
+      <w:r>
+        <w:t>________________________________________________________________</w:t>
+      </w:r>
+    </w:p>
+    <w:p>
+      <w:r>
+        <w:t>________________________________________________________________</w:t>
+      </w:r>
+    </w:p>
+    <w:p>
+      <w:pPr>
+        <w:pStyle w:val="Heading1"/>
+      </w:pPr>
+      <w:r>
+        <w:t>15. Visual concept journey</w:t>
+      </w:r>
+    </w:p>
+    <w:p>
+      <w:r>
+        <w:t>Explain each Representing inputs as vectors picture from its labels, then record a relevant limit.</w:t>
+      </w:r>
+    </w:p>
+    <w:p>
+      <w:pPr>
+        <w:pStyle w:val="Heading3"/>
+      </w:pPr>
+      <w:r>
+        <w:t>01. Representing inputs as vectors: the case</w:t>
+      </w:r>
+    </w:p>
+    <w:p>
+      <w:r>
+        <w:drawing>
+          <wp:inline xmlns:a="http://schemas.openxmlformats.org/drawingml/2006/main" xmlns:pic="http://schemas.openxmlformats.org/drawingml/2006/picture">
+            <wp:extent cx="5486400" cy="3142488"/>
+            <wp:docPr id="2" name="Picture 2" descr="Encode the same pixel measurements in a fixed vector order. Supplied facts: Toy image features are [left_brightness, right_brightness], each = 0..10. ImageA has left2, right7; imageB has left7, right2. All inputs and outcomes in this worked example are invented classroom data; no real model run is claimed."/>
+            <wp:cNvGraphicFramePr>
+              <a:graphicFrameLocks noChangeAspect="1"/>
+            </wp:cNvGraphicFramePr>
+            <a:graphic>
+              <a:graphicData uri="http://schemas.openxmlformats.org/drawingml/2006/picture">
+                <pic:pic>
+                  <pic:nvPicPr>
+                    <pic:cNvPr id="0" name="academy-story-ai-5-1-01.png"/>
+                    <pic:cNvPicPr/>
+                  </pic:nvPicPr>
+                  <pic:blipFill>
+                    <a:blip r:embed="rId10"/>
+                    <a:stretch>
+                      <a:fillRect/>
+                    </a:stretch>
+                  </pic:blipFill>
+                  <pic:spPr>
+                    <a:xfrm>
+                      <a:off x="0" y="0"/>
+                      <a:ext cx="5486400" cy="3142488"/>
+                    </a:xfrm>
+                    <a:prstGeom prst="rect"/>
+                  </pic:spPr>
+                </pic:pic>
+              </a:graphicData>
+            </a:graphic>
+          </wp:inline>
+        </w:drawing>
+      </w:r>
+    </w:p>
+    <w:p>
+      <w:pPr>
+        <w:spacing w:line="336" w:lineRule="auto" w:after="180"/>
+      </w:pPr>
+      <w:r>
+        <w:rPr>
+          <w:b w:val="0"/>
+        </w:rPr>
+        <w:t xml:space="preserve">Encode the same pixel measurements in a fixed </w:t>
+      </w:r>
+      <w:r>
+        <w:rPr>
+          <w:b/>
+        </w:rPr>
+        <w:t>vector</w:t>
+      </w:r>
+      <w:r>
+        <w:rPr>
+          <w:b w:val="0"/>
+        </w:rPr>
+        <w:t xml:space="preserve"> order. Supplied facts: Toy image features are [left_brightness, right_brightness], each = 0..10. ImageA has left2, right7; imageB has left7, right2.</w:t>
+      </w:r>
+    </w:p>
+    <w:p>
+      <w:pPr>
+        <w:spacing w:line="336" w:lineRule="auto" w:after="180"/>
+      </w:pPr>
+      <w:r>
+        <w:rPr>
+          <w:b w:val="0"/>
+        </w:rPr>
+        <w:t xml:space="preserve">All </w:t>
+      </w:r>
+      <w:r>
+        <w:rPr>
+          <w:b/>
+        </w:rPr>
+        <w:t>input</w:t>
+      </w:r>
+      <w:r>
+        <w:rPr>
+          <w:b w:val="0"/>
+        </w:rPr>
+        <w:t>s and outcomes in this worked example are invented classroom data; no real model run is claimed.</w:t>
+      </w:r>
+    </w:p>
+    <w:p>
+      <w:pPr>
+        <w:spacing w:line="336" w:lineRule="auto" w:after="180"/>
+        <w:shd w:fill="F5F1FB"/>
+      </w:pPr>
+      <w:r>
+        <w:rPr>
+          <w:b w:val="0"/>
+        </w:rPr>
+        <w:t>Point to the given fact that matters most. Explain why it matters.</w:t>
+      </w:r>
+    </w:p>
+    <w:p>
+      <w:pPr>
+        <w:pStyle w:val="Heading3"/>
+      </w:pPr>
+      <w:r>
+        <w:t>My picture explanation, deciding evidence and one limit</w:t>
+      </w:r>
+    </w:p>
+    <w:p>
+      <w:r>
+        <w:t>________________________________________________________________</w:t>
+      </w:r>
+    </w:p>
+    <w:p>
+      <w:r>
+        <w:t>________________________________________________________________</w:t>
+      </w:r>
+    </w:p>
+    <w:p>
+      <w:r>
+        <w:t>________________________________________________________________</w:t>
+      </w:r>
+    </w:p>
+    <w:p>
+      <w:r>
+        <w:t>________________________________________________________________</w:t>
+      </w:r>
+    </w:p>
+    <w:p>
+      <w:pPr>
+        <w:pStyle w:val="Heading3"/>
+      </w:pPr>
+      <w:r>
+        <w:t>02. Follow the deciding steps</w:t>
+      </w:r>
+    </w:p>
+    <w:p>
+      <w:r>
+        <w:drawing>
+          <wp:inline xmlns:a="http://schemas.openxmlformats.org/drawingml/2006/main" xmlns:pic="http://schemas.openxmlformats.org/drawingml/2006/picture">
+            <wp:extent cx="5486400" cy="3493008"/>
+            <wp:docPr id="3" name="Picture 3" descr="Declare coordinate order: Coordinate0 is left brightness; coordinate1 is right brightness. → Encode both images: A becomes [2, 7]; B becomes [7, 2]. Their sums match but their spatial patterns differ. → Check input contract: Use the same order when training and predicting; record missing measurements rather than guessing."/>
+            <wp:cNvGraphicFramePr>
+              <a:graphicFrameLocks noChangeAspect="1"/>
+            </wp:cNvGraphicFramePr>
+            <a:graphic>
+              <a:graphicData uri="http://schemas.openxmlformats.org/drawingml/2006/picture">
+                <pic:pic>
+                  <pic:nvPicPr>
+                    <pic:cNvPr id="0" name="academy-story-ai-5-1-02.png"/>
+                    <pic:cNvPicPr/>
+                  </pic:nvPicPr>
+                  <pic:blipFill>
+                    <a:blip r:embed="rId11"/>
+                    <a:stretch>
+                      <a:fillRect/>
+                    </a:stretch>
+                  </pic:blipFill>
+                  <pic:spPr>
+                    <a:xfrm>
+                      <a:off x="0" y="0"/>
+                      <a:ext cx="5486400" cy="3493008"/>
+                    </a:xfrm>
+                    <a:prstGeom prst="rect"/>
+                  </pic:spPr>
+                </pic:pic>
+              </a:graphicData>
+            </a:graphic>
+          </wp:inline>
+        </w:drawing>
+      </w:r>
+    </w:p>
+    <w:p>
+      <w:pPr>
+        <w:spacing w:line="336" w:lineRule="auto" w:after="180"/>
+      </w:pPr>
+      <w:r>
+        <w:rPr>
+          <w:b w:val="0"/>
+        </w:rPr>
+        <w:t>Declare coordinate order: Coordinate0 is left brightness; coordinate1 is right brightness. → Encode both images: A becomes [2, 7]; B becomes [7, 2].</w:t>
+      </w:r>
+    </w:p>
+    <w:p>
+      <w:pPr>
+        <w:spacing w:line="336" w:lineRule="auto" w:after="180"/>
+      </w:pPr>
+      <w:r>
+        <w:rPr>
+          <w:b w:val="0"/>
+        </w:rPr>
+        <w:t xml:space="preserve">Their sums match but their spatial patterns differ. → Check </w:t>
+      </w:r>
+      <w:r>
+        <w:rPr>
+          <w:b/>
+        </w:rPr>
+        <w:t>input</w:t>
+      </w:r>
+      <w:r>
+        <w:rPr>
+          <w:b w:val="0"/>
+        </w:rPr>
+        <w:t xml:space="preserve"> contract: Use the same order when </w:t>
+      </w:r>
+      <w:r>
+        <w:rPr>
+          <w:b/>
+        </w:rPr>
+        <w:t>training</w:t>
+      </w:r>
+      <w:r>
+        <w:rPr>
+          <w:b w:val="0"/>
+        </w:rPr>
+        <w:t xml:space="preserve"> and predicting; record missing measurements rather than guessing.</w:t>
+      </w:r>
+    </w:p>
+    <w:p>
+      <w:pPr>
+        <w:spacing w:line="336" w:lineRule="auto" w:after="180"/>
+        <w:shd w:fill="F5F1FB"/>
+      </w:pPr>
+      <w:r>
+        <w:rPr>
+          <w:b w:val="0"/>
+        </w:rPr>
+        <w:t xml:space="preserve">Point to each numbered stage and explain which recorded </w:t>
+      </w:r>
+      <w:r>
+        <w:rPr>
+          <w:b/>
+        </w:rPr>
+        <w:t>input</w:t>
+      </w:r>
+      <w:r>
+        <w:rPr>
+          <w:b w:val="0"/>
+        </w:rPr>
+        <w:t xml:space="preserve"> it uses.</w:t>
+      </w:r>
+    </w:p>
+    <w:p>
+      <w:pPr>
+        <w:pStyle w:val="Heading3"/>
+      </w:pPr>
+      <w:r>
+        <w:t>My picture explanation, deciding evidence and one limit</w:t>
+      </w:r>
+    </w:p>
+    <w:p>
+      <w:r>
+        <w:t>________________________________________________________________</w:t>
+      </w:r>
+    </w:p>
+    <w:p>
+      <w:r>
+        <w:t>________________________________________________________________</w:t>
+      </w:r>
+    </w:p>
+    <w:p>
+      <w:r>
+        <w:t>________________________________________________________________</w:t>
+      </w:r>
+    </w:p>
+    <w:p>
+      <w:r>
+        <w:t>________________________________________________________________</w:t>
+      </w:r>
+    </w:p>
+    <w:p>
+      <w:pPr>
+        <w:pStyle w:val="Heading3"/>
+      </w:pPr>
+      <w:r>
+        <w:t>03. An input vector keeps an agreed order</w:t>
+      </w:r>
+    </w:p>
+    <w:p>
+      <w:r>
+        <w:drawing>
+          <wp:inline xmlns:a="http://schemas.openxmlformats.org/drawingml/2006/main" xmlns:pic="http://schemas.openxmlformats.org/drawingml/2006/picture">
+            <wp:extent cx="5486400" cy="2834640"/>
+            <wp:docPr id="4" name="Picture 4" descr="An input vector keeps an agreed order. D width 50 mm | Divide width by 10 | First component 5. D height 30 mm | Divide height by 10 | Second component 3. Schema width then height | Keep named positions | Vector [5, 3] in cm"/>
+            <wp:cNvGraphicFramePr>
+              <a:graphicFrameLocks noChangeAspect="1"/>
+            </wp:cNvGraphicFramePr>
+            <a:graphic>
+              <a:graphicData uri="http://schemas.openxmlformats.org/drawingml/2006/picture">
+                <pic:pic>
+                  <pic:nvPicPr>
+                    <pic:cNvPr id="0" name="academy-story-ai-5-1-03.png"/>
+                    <pic:cNvPicPr/>
+                  </pic:nvPicPr>
+                  <pic:blipFill>
+                    <a:blip r:embed="rId12"/>
+                    <a:stretch>
+                      <a:fillRect/>
+                    </a:stretch>
+                  </pic:blipFill>
+                  <pic:spPr>
+                    <a:xfrm>
+                      <a:off x="0" y="0"/>
+                      <a:ext cx="5486400" cy="2834640"/>
+                    </a:xfrm>
+                    <a:prstGeom prst="rect"/>
+                  </pic:spPr>
+                </pic:pic>
+              </a:graphicData>
+            </a:graphic>
+          </wp:inline>
+        </w:drawing>
+      </w:r>
+    </w:p>
+    <w:p>
+      <w:pPr>
+        <w:spacing w:line="336" w:lineRule="auto" w:after="180"/>
+      </w:pPr>
+      <w:r>
+        <w:rPr>
+          <w:b w:val="0"/>
+        </w:rPr>
+        <w:t xml:space="preserve">An </w:t>
+      </w:r>
+      <w:r>
+        <w:rPr>
+          <w:b/>
+        </w:rPr>
+        <w:t>input</w:t>
+      </w:r>
+      <w:r>
+        <w:rPr>
+          <w:b w:val="0"/>
+        </w:rPr>
+        <w:t xml:space="preserve"> </w:t>
+      </w:r>
+      <w:r>
+        <w:rPr>
+          <w:b/>
+        </w:rPr>
+        <w:t>vector</w:t>
+      </w:r>
+      <w:r>
+        <w:rPr>
+          <w:b w:val="0"/>
+        </w:rPr>
+        <w:t xml:space="preserve"> keeps an agreed order. D width 50 mm | Divide width by 10 | First </w:t>
+      </w:r>
+      <w:r>
+        <w:rPr>
+          <w:b/>
+        </w:rPr>
+        <w:t>component</w:t>
+      </w:r>
+      <w:r>
+        <w:rPr>
+          <w:b w:val="0"/>
+        </w:rPr>
+        <w:t xml:space="preserve"> 5. D height 30 mm | Divide height by 10 | Second </w:t>
+      </w:r>
+      <w:r>
+        <w:rPr>
+          <w:b/>
+        </w:rPr>
+        <w:t>component</w:t>
+      </w:r>
+      <w:r>
+        <w:rPr>
+          <w:b w:val="0"/>
+        </w:rPr>
+        <w:t xml:space="preserve"> 3. </w:t>
+      </w:r>
+      <w:r>
+        <w:rPr>
+          <w:b/>
+        </w:rPr>
+        <w:t>Schema</w:t>
+      </w:r>
+      <w:r>
+        <w:rPr>
+          <w:b w:val="0"/>
+        </w:rPr>
+        <w:t xml:space="preserve"> width then height | Keep named positions | </w:t>
+      </w:r>
+      <w:r>
+        <w:rPr>
+          <w:b/>
+        </w:rPr>
+        <w:t>Vector</w:t>
+      </w:r>
+      <w:r>
+        <w:rPr>
+          <w:b w:val="0"/>
+        </w:rPr>
+        <w:t xml:space="preserve"> [5, 3] in cm</w:t>
+      </w:r>
+    </w:p>
+    <w:p>
+      <w:pPr>
+        <w:spacing w:line="336" w:lineRule="auto" w:after="180"/>
+        <w:shd w:fill="F5F1FB"/>
+      </w:pPr>
+      <w:r>
+        <w:rPr>
+          <w:b w:val="0"/>
+        </w:rPr>
+        <w:t>Read the labels and values. Explain the relationship the model shows.</w:t>
+      </w:r>
+    </w:p>
+    <w:p>
+      <w:pPr>
+        <w:pStyle w:val="Heading3"/>
+      </w:pPr>
+      <w:r>
+        <w:t>My picture explanation, deciding evidence and one limit</w:t>
+      </w:r>
+    </w:p>
+    <w:p>
+      <w:r>
+        <w:t>________________________________________________________________</w:t>
+      </w:r>
+    </w:p>
+    <w:p>
+      <w:r>
+        <w:t>________________________________________________________________</w:t>
+      </w:r>
+    </w:p>
+    <w:p>
+      <w:r>
+        <w:t>________________________________________________________________</w:t>
+      </w:r>
+    </w:p>
+    <w:p>
+      <w:r>
+        <w:t>________________________________________________________________</w:t>
+      </w:r>
+    </w:p>
+    <w:p>
+      <w:pPr>
+        <w:pStyle w:val="Heading3"/>
+      </w:pPr>
+      <w:r>
+        <w:t>04. Change one thing. Trace what follows.</w:t>
+      </w:r>
+    </w:p>
+    <w:p>
+      <w:r>
+        <w:drawing>
+          <wp:inline xmlns:a="http://schemas.openxmlformats.org/drawingml/2006/main" xmlns:pic="http://schemas.openxmlformats.org/drawingml/2006/picture">
+            <wp:extent cx="5486400" cy="3041904"/>
+            <wp:docPr id="5" name="Picture 5" descr="Original case: Use the same order when training and predicting; record missing measurements rather than guessing. Changed condition: Swap only A’s vector order before prediction. Expected result: The encoded input becomes [7, 2], numerically identical to B’s original input. Reason: Changing coordinate order changes feature meaning even if the numbers are unchanged."/>
+            <wp:cNvGraphicFramePr>
+              <a:graphicFrameLocks noChangeAspect="1"/>
+            </wp:cNvGraphicFramePr>
+            <a:graphic>
+              <a:graphicData uri="http://schemas.openxmlformats.org/drawingml/2006/picture">
+                <pic:pic>
+                  <pic:nvPicPr>
+                    <pic:cNvPr id="0" name="academy-story-ai-5-1-04.png"/>
+                    <pic:cNvPicPr/>
+                  </pic:nvPicPr>
+                  <pic:blipFill>
+                    <a:blip r:embed="rId13"/>
+                    <a:stretch>
+                      <a:fillRect/>
+                    </a:stretch>
+                  </pic:blipFill>
+                  <pic:spPr>
+                    <a:xfrm>
+                      <a:off x="0" y="0"/>
+                      <a:ext cx="5486400" cy="3041904"/>
+                    </a:xfrm>
+                    <a:prstGeom prst="rect"/>
+                  </pic:spPr>
+                </pic:pic>
+              </a:graphicData>
+            </a:graphic>
+          </wp:inline>
+        </w:drawing>
+      </w:r>
+    </w:p>
+    <w:p>
+      <w:pPr>
+        <w:spacing w:line="336" w:lineRule="auto" w:after="180"/>
+      </w:pPr>
+      <w:r>
+        <w:rPr>
+          <w:b w:val="0"/>
+        </w:rPr>
+        <w:t xml:space="preserve">Original case: Use the same order when </w:t>
+      </w:r>
+      <w:r>
+        <w:rPr>
+          <w:b/>
+        </w:rPr>
+        <w:t>training</w:t>
+      </w:r>
+      <w:r>
+        <w:rPr>
+          <w:b w:val="0"/>
+        </w:rPr>
+        <w:t xml:space="preserve"> and predicting; record missing measurements rather than guessing. Changed condition: Swap only A’s </w:t>
+      </w:r>
+      <w:r>
+        <w:rPr>
+          <w:b/>
+        </w:rPr>
+        <w:t>vector</w:t>
+      </w:r>
+      <w:r>
+        <w:rPr>
+          <w:b w:val="0"/>
+        </w:rPr>
+        <w:t xml:space="preserve"> order before </w:t>
+      </w:r>
+      <w:r>
+        <w:rPr>
+          <w:b/>
+        </w:rPr>
+        <w:t>prediction</w:t>
+      </w:r>
+      <w:r>
+        <w:rPr>
+          <w:b w:val="0"/>
+        </w:rPr>
+        <w:t>.</w:t>
+      </w:r>
+    </w:p>
+    <w:p>
+      <w:pPr>
+        <w:spacing w:line="336" w:lineRule="auto" w:after="180"/>
+      </w:pPr>
+      <w:r>
+        <w:rPr>
+          <w:b w:val="0"/>
+        </w:rPr>
+        <w:t xml:space="preserve">Expected result: The encoded </w:t>
+      </w:r>
+      <w:r>
+        <w:rPr>
+          <w:b/>
+        </w:rPr>
+        <w:t>input</w:t>
+      </w:r>
+      <w:r>
+        <w:rPr>
+          <w:b w:val="0"/>
+        </w:rPr>
+        <w:t xml:space="preserve"> becomes [7, 2], numerically identical to B’s original </w:t>
+      </w:r>
+      <w:r>
+        <w:rPr>
+          <w:b/>
+        </w:rPr>
+        <w:t>input</w:t>
+      </w:r>
+      <w:r>
+        <w:rPr>
+          <w:b w:val="0"/>
+        </w:rPr>
+        <w:t>. Reason: Changing coordinate order changes feature meaning even if the numbers are unchanged.</w:t>
+      </w:r>
+    </w:p>
+    <w:p>
+      <w:pPr>
+        <w:spacing w:line="336" w:lineRule="auto" w:after="180"/>
+        <w:shd w:fill="F5F1FB"/>
+      </w:pPr>
+      <w:r>
+        <w:rPr>
+          <w:b w:val="0"/>
+        </w:rPr>
+        <w:t>Predict before checking the worked changed-case result. Name what changed and what the supplied facts allow you to conclude.</w:t>
+      </w:r>
+    </w:p>
+    <w:p>
+      <w:pPr>
+        <w:pStyle w:val="Heading3"/>
+      </w:pPr>
+      <w:r>
+        <w:t>My picture explanation, deciding evidence and one limit</w:t>
+      </w:r>
+    </w:p>
+    <w:p>
+      <w:r>
+        <w:t>________________________________________________________________</w:t>
+      </w:r>
+    </w:p>
+    <w:p>
+      <w:r>
+        <w:t>________________________________________________________________</w:t>
+      </w:r>
+    </w:p>
+    <w:p>
+      <w:r>
+        <w:t>________________________________________________________________</w:t>
+      </w:r>
+    </w:p>
+    <w:p>
+      <w:r>
+        <w:t>________________________________________________________________</w:t>
+      </w:r>
+    </w:p>
+    <w:p>
+      <w:pPr>
+        <w:pStyle w:val="Heading3"/>
+      </w:pPr>
+      <w:r>
+        <w:t>05. Connect the explanation to its limit</w:t>
+      </w:r>
+    </w:p>
+    <w:p>
+      <w:r>
+        <w:drawing>
+          <wp:inline xmlns:a="http://schemas.openxmlformats.org/drawingml/2006/main" xmlns:pic="http://schemas.openxmlformats.org/drawingml/2006/picture">
+            <wp:extent cx="5486400" cy="2834640"/>
+            <wp:docPr id="6" name="Picture 6" descr="A vector is an ordered list, so the position of a number carries meaning. Here the first number always means left brightness. Adding the two measurements keeps total brightness but discards which side is brighter. A network receives the representation we give it; it cannot recover a lost distinction just because it has more layers. Limit: These two features are simplified measurements, not a complete image representation or evidence of learned vision."/>
+            <wp:cNvGraphicFramePr>
+              <a:graphicFrameLocks noChangeAspect="1"/>
+            </wp:cNvGraphicFramePr>
+            <a:graphic>
+              <a:graphicData uri="http://schemas.openxmlformats.org/drawingml/2006/picture">
+                <pic:pic>
+                  <pic:nvPicPr>
+                    <pic:cNvPr id="0" name="academy-story-ai-5-1-05.png"/>
+                    <pic:cNvPicPr/>
+                  </pic:nvPicPr>
+                  <pic:blipFill>
+                    <a:blip r:embed="rId14"/>
+                    <a:stretch>
+                      <a:fillRect/>
+                    </a:stretch>
+                  </pic:blipFill>
+                  <pic:spPr>
+                    <a:xfrm>
+                      <a:off x="0" y="0"/>
+                      <a:ext cx="5486400" cy="2834640"/>
+                    </a:xfrm>
+                    <a:prstGeom prst="rect"/>
+                  </pic:spPr>
+                </pic:pic>
+              </a:graphicData>
+            </a:graphic>
+          </wp:inline>
+        </w:drawing>
+      </w:r>
+    </w:p>
+    <w:p>
+      <w:pPr>
+        <w:spacing w:line="336" w:lineRule="auto" w:after="180"/>
+      </w:pPr>
+      <w:r>
+        <w:rPr>
+          <w:b w:val="0"/>
+        </w:rPr>
+        <w:t xml:space="preserve">A </w:t>
+      </w:r>
+      <w:r>
+        <w:rPr>
+          <w:b/>
+        </w:rPr>
+        <w:t>vector</w:t>
+      </w:r>
+      <w:r>
+        <w:rPr>
+          <w:b w:val="0"/>
+        </w:rPr>
+        <w:t xml:space="preserve"> is an ordered list, so the position of a number carries meaning. Here the first number always means left brightness. Adding the two measurements keeps total brightness but discards which side is brighter.</w:t>
+      </w:r>
+    </w:p>
+    <w:p>
+      <w:pPr>
+        <w:spacing w:line="336" w:lineRule="auto" w:after="180"/>
+      </w:pPr>
+      <w:r>
+        <w:rPr>
+          <w:b w:val="0"/>
+        </w:rPr>
+        <w:t>A network receives the representation we give it; it cannot recover a lost distinction just because it has more layers.</w:t>
+      </w:r>
+    </w:p>
+    <w:p>
+      <w:pPr>
+        <w:spacing w:line="336" w:lineRule="auto" w:after="180"/>
+      </w:pPr>
+      <w:r>
+        <w:rPr>
+          <w:b w:val="0"/>
+        </w:rPr>
+        <w:t xml:space="preserve">Limit: These two features are simplified measurements, not a complete image representation or </w:t>
+      </w:r>
+      <w:r>
+        <w:rPr>
+          <w:b/>
+        </w:rPr>
+        <w:t>evidence</w:t>
+      </w:r>
+      <w:r>
+        <w:rPr>
+          <w:b w:val="0"/>
+        </w:rPr>
+        <w:t xml:space="preserve"> of learned vision.</w:t>
+      </w:r>
+    </w:p>
+    <w:p>
+      <w:pPr>
+        <w:spacing w:line="336" w:lineRule="auto" w:after="180"/>
+        <w:shd w:fill="F5F1FB"/>
+      </w:pPr>
+      <w:r>
+        <w:rPr>
+          <w:b w:val="0"/>
+        </w:rPr>
+        <w:t>Explain the case, then point to a limit on the claim.</w:t>
+      </w:r>
+    </w:p>
+    <w:p>
+      <w:pPr>
+        <w:pStyle w:val="Heading3"/>
+      </w:pPr>
+      <w:r>
+        <w:t>My picture explanation, deciding evidence and one limit</w:t>
+      </w:r>
+    </w:p>
+    <w:p>
+      <w:r>
+        <w:t>________________________________________________________________</w:t>
+      </w:r>
+    </w:p>
+    <w:p>
+      <w:r>
+        <w:t>________________________________________________________________</w:t>
+      </w:r>
+    </w:p>
+    <w:p>
+      <w:r>
+        <w:t>________________________________________________________________</w:t>
+      </w:r>
+    </w:p>
+    <w:p>
+      <w:r>
+        <w:t>________________________________________________________________</w:t>
+      </w:r>
+    </w:p>
+    <w:p>
+      <w:pPr>
+        <w:pStyle w:val="Heading3"/>
+      </w:pPr>
+      <w:r>
+        <w:t>06. Make the idea visible in your project</w:t>
+      </w:r>
+    </w:p>
+    <w:p>
+      <w:r>
+        <w:drawing>
+          <wp:inline xmlns:a="http://schemas.openxmlformats.org/drawingml/2006/main" xmlns:pic="http://schemas.openxmlformats.org/drawingml/2006/picture">
+            <wp:extent cx="5486400" cy="3681984"/>
+            <wp:docPr id="7" name="Picture 7" descr="For your Image-pattern Network Investigation, save the input, procedure, observed result and limitation of this check. Label this worked example as practice; use a different, previously unreviewed case when checking independent understanding. Draw your input, deciding step, result and limit. Supported question: Why does equal total brightness not make A and B identical inputs? Point to the relevant step in the picture, then write the changed result and the rule or evidence that supports it."/>
+            <wp:cNvGraphicFramePr>
+              <a:graphicFrameLocks noChangeAspect="1"/>
+            </wp:cNvGraphicFramePr>
+            <a:graphic>
+              <a:graphicData uri="http://schemas.openxmlformats.org/drawingml/2006/picture">
+                <pic:pic>
+                  <pic:nvPicPr>
+                    <pic:cNvPr id="0" name="academy-story-ai-5-1-06.png"/>
+                    <pic:cNvPicPr/>
+                  </pic:nvPicPr>
+                  <pic:blipFill>
+                    <a:blip r:embed="rId15"/>
+                    <a:stretch>
+                      <a:fillRect/>
+                    </a:stretch>
+                  </pic:blipFill>
+                  <pic:spPr>
+                    <a:xfrm>
+                      <a:off x="0" y="0"/>
+                      <a:ext cx="5486400" cy="3681984"/>
+                    </a:xfrm>
+                    <a:prstGeom prst="rect"/>
+                  </pic:spPr>
+                </pic:pic>
+              </a:graphicData>
+            </a:graphic>
+          </wp:inline>
+        </w:drawing>
+      </w:r>
+    </w:p>
+    <w:p>
+      <w:pPr>
+        <w:spacing w:line="336" w:lineRule="auto" w:after="180"/>
+      </w:pPr>
+      <w:r>
+        <w:rPr>
+          <w:b w:val="0"/>
+        </w:rPr>
+        <w:t xml:space="preserve">For your Image-pattern Network Investigation, save the </w:t>
+      </w:r>
+      <w:r>
+        <w:rPr>
+          <w:b/>
+        </w:rPr>
+        <w:t>input</w:t>
+      </w:r>
+      <w:r>
+        <w:rPr>
+          <w:b w:val="0"/>
+        </w:rPr>
+        <w:t>, procedure, observed result and limitation of this check.</w:t>
+      </w:r>
+    </w:p>
+    <w:p>
+      <w:pPr>
+        <w:spacing w:line="336" w:lineRule="auto" w:after="180"/>
+      </w:pPr>
+      <w:r>
+        <w:rPr>
+          <w:b w:val="0"/>
+        </w:rPr>
+        <w:t xml:space="preserve">Label this worked example as practice; use a different, previously unreviewed case when checking independent understanding. Draw your </w:t>
+      </w:r>
+      <w:r>
+        <w:rPr>
+          <w:b/>
+        </w:rPr>
+        <w:t>input</w:t>
+      </w:r>
+      <w:r>
+        <w:rPr>
+          <w:b w:val="0"/>
+        </w:rPr>
+        <w:t>, deciding step, result and limit.</w:t>
+      </w:r>
+    </w:p>
+    <w:p>
+      <w:pPr>
+        <w:spacing w:line="336" w:lineRule="auto" w:after="180"/>
+      </w:pPr>
+      <w:r>
+        <w:rPr>
+          <w:b w:val="0"/>
+        </w:rPr>
+        <w:t xml:space="preserve">Supported question: Why does equal total brightness not make A and B identical </w:t>
+      </w:r>
+      <w:r>
+        <w:rPr>
+          <w:b/>
+        </w:rPr>
+        <w:t>input</w:t>
+      </w:r>
+      <w:r>
+        <w:rPr>
+          <w:b w:val="0"/>
+        </w:rPr>
+        <w:t xml:space="preserve">s? Point to the relevant step in the picture, then write the changed result and the rule or </w:t>
+      </w:r>
+      <w:r>
+        <w:rPr>
+          <w:b/>
+        </w:rPr>
+        <w:t>evidence</w:t>
+      </w:r>
+      <w:r>
+        <w:rPr>
+          <w:b w:val="0"/>
+        </w:rPr>
+        <w:t xml:space="preserve"> that supports it.</w:t>
+      </w:r>
+    </w:p>
+    <w:p>
+      <w:pPr>
+        <w:spacing w:line="336" w:lineRule="auto" w:after="180"/>
+        <w:shd w:fill="F5F1FB"/>
+      </w:pPr>
+      <w:r>
+        <w:rPr>
+          <w:b w:val="0"/>
+        </w:rPr>
+        <w:t xml:space="preserve">Draw your project trace and justify the deciding step using </w:t>
+      </w:r>
+      <w:r>
+        <w:rPr>
+          <w:b/>
+        </w:rPr>
+        <w:t>evidence</w:t>
+      </w:r>
+      <w:r>
+        <w:rPr>
+          <w:b w:val="0"/>
+        </w:rPr>
+        <w:t>.</w:t>
+      </w:r>
+    </w:p>
+    <w:p>
+      <w:pPr>
+        <w:pStyle w:val="Heading3"/>
+      </w:pPr>
+      <w:r>
+        <w:t>My picture explanation, deciding evidence and one limit</w:t>
       </w:r>
     </w:p>
     <w:p>

--- a/downloads/workbook/ai-5-week-01.docx
+++ b/downloads/workbook/ai-5-week-01.docx
@@ -84,6 +84,320 @@
     <w:p>
       <w:r>
         <w:t>________________________________________________________________</w:t>
+      </w:r>
+    </w:p>
+    <w:p>
+      <w:pPr>
+        <w:pStyle w:val="Heading3"/>
+      </w:pPr>
+      <w:r>
+        <w:t>Lesson reference for workbook practice</w:t>
+      </w:r>
+    </w:p>
+    <w:p>
+      <w:pPr>
+        <w:spacing w:line="336" w:lineRule="auto" w:after="180"/>
+        <w:shd w:fill="F1F6F8"/>
+      </w:pPr>
+      <w:r>
+        <w:rPr>
+          <w:b w:val="0"/>
+        </w:rPr>
+        <w:t>Use this reference for the original W1–W3 and W5 exercises. The separately named independent case supplies its own changed facts; use those facts for that attempt before feedback.</w:t>
+      </w:r>
+    </w:p>
+    <w:p>
+      <w:pPr>
+        <w:spacing w:line="336" w:lineRule="auto" w:after="180"/>
+      </w:pPr>
+      <w:r>
+        <w:rPr>
+          <w:b w:val="0"/>
+        </w:rPr>
+        <w:t>A neural network receives numbers in a specified order. Before learning how it computes, we need to represent one example without losing the meaning of its fields.</w:t>
+      </w:r>
+    </w:p>
+    <w:p>
+      <w:pPr>
+        <w:spacing w:line="336" w:lineRule="auto" w:after="180"/>
+      </w:pPr>
+      <w:r>
+        <w:rPr>
+          <w:b w:val="0"/>
+        </w:rPr>
+        <w:t xml:space="preserve">A </w:t>
+      </w:r>
+      <w:r>
+        <w:rPr>
+          <w:b/>
+        </w:rPr>
+        <w:t>vector</w:t>
+      </w:r>
+      <w:r>
+        <w:rPr>
+          <w:b w:val="0"/>
+        </w:rPr>
+        <w:t xml:space="preserve"> is an ordered list: [4, 2] can mean width 4 cm and height 2 cm if that is the declared order. Reversing the two numbers describes a different rectangle under the same </w:t>
+      </w:r>
+      <w:r>
+        <w:rPr>
+          <w:b/>
+        </w:rPr>
+        <w:t>schema</w:t>
+      </w:r>
+      <w:r>
+        <w:rPr>
+          <w:b w:val="0"/>
+        </w:rPr>
+        <w:t>.</w:t>
+      </w:r>
+    </w:p>
+    <w:p>
+      <w:pPr>
+        <w:spacing w:line="336" w:lineRule="auto" w:after="180"/>
+      </w:pPr>
+      <w:r>
+        <w:rPr>
+          <w:b w:val="0"/>
+        </w:rPr>
+        <w:t xml:space="preserve">For this fictional parcel investigation, use [width in cm, height in cm]. Width and height must both be present and greater than zero. The </w:t>
+      </w:r>
+      <w:r>
+        <w:rPr>
+          <w:b/>
+        </w:rPr>
+        <w:t>vector</w:t>
+      </w:r>
+      <w:r>
+        <w:rPr>
+          <w:b w:val="0"/>
+        </w:rPr>
+        <w:t xml:space="preserve"> has </w:t>
+      </w:r>
+      <w:r>
+        <w:rPr>
+          <w:b/>
+        </w:rPr>
+        <w:t>dimension</w:t>
+      </w:r>
+      <w:r>
+        <w:rPr>
+          <w:b w:val="0"/>
+        </w:rPr>
+        <w:t xml:space="preserve"> 2 because it contains two </w:t>
+      </w:r>
+      <w:r>
+        <w:rPr>
+          <w:b/>
+        </w:rPr>
+        <w:t>component</w:t>
+      </w:r>
+      <w:r>
+        <w:rPr>
+          <w:b w:val="0"/>
+        </w:rPr>
+        <w:t>s.</w:t>
+      </w:r>
+    </w:p>
+    <w:p>
+      <w:pPr>
+        <w:spacing w:line="336" w:lineRule="auto" w:after="180"/>
+      </w:pPr>
+      <w:r>
+        <w:rPr>
+          <w:b w:val="0"/>
+        </w:rPr>
+        <w:t>Record IDs identify examples; they do not measure the parcel. The target class is stored separately.</w:t>
+      </w:r>
+    </w:p>
+    <w:tbl>
+      <w:tblPr>
+        <w:tblStyle w:val="LightShading-Accent1"/>
+        <w:tblW w:type="auto" w:w="0"/>
+        <w:tblLook w:firstColumn="1" w:firstRow="1" w:lastColumn="0" w:lastRow="0" w:noHBand="0" w:noVBand="1" w:val="04A0"/>
+      </w:tblPr>
+      <w:tblGrid>
+        <w:gridCol w:w="3408"/>
+        <w:gridCol w:w="3408"/>
+        <w:gridCol w:w="3408"/>
+      </w:tblGrid>
+      <w:tr>
+        <w:trPr>
+          <w:tblHeader/>
+        </w:trPr>
+        <w:tc>
+          <w:tcPr>
+            <w:tcW w:type="dxa" w:w="3408"/>
+          </w:tcPr>
+          <w:p>
+            <w:r>
+              <w:t>Record</w:t>
+            </w:r>
+          </w:p>
+        </w:tc>
+        <w:tc>
+          <w:tcPr>
+            <w:tcW w:type="dxa" w:w="3408"/>
+          </w:tcPr>
+          <w:p>
+            <w:r>
+              <w:t>Width and height in cm</w:t>
+            </w:r>
+          </w:p>
+        </w:tc>
+        <w:tc>
+          <w:tcPr>
+            <w:tcW w:type="dxa" w:w="3408"/>
+          </w:tcPr>
+          <w:p>
+            <w:r>
+              <w:t>Input vector</w:t>
+            </w:r>
+          </w:p>
+        </w:tc>
+      </w:tr>
+      <w:tr>
+        <w:tc>
+          <w:tcPr>
+            <w:tcW w:type="dxa" w:w="3408"/>
+          </w:tcPr>
+          <w:p>
+            <w:r>
+              <w:t>A</w:t>
+            </w:r>
+          </w:p>
+        </w:tc>
+        <w:tc>
+          <w:tcPr>
+            <w:tcW w:type="dxa" w:w="3408"/>
+          </w:tcPr>
+          <w:p>
+            <w:r>
+              <w:t>4 and 2</w:t>
+            </w:r>
+          </w:p>
+        </w:tc>
+        <w:tc>
+          <w:tcPr>
+            <w:tcW w:type="dxa" w:w="3408"/>
+          </w:tcPr>
+          <w:p>
+            <w:r>
+              <w:t>[4, 2]</w:t>
+            </w:r>
+          </w:p>
+        </w:tc>
+      </w:tr>
+      <w:tr>
+        <w:tc>
+          <w:tcPr>
+            <w:tcW w:type="dxa" w:w="3408"/>
+          </w:tcPr>
+          <w:p>
+            <w:r>
+              <w:t>B</w:t>
+            </w:r>
+          </w:p>
+        </w:tc>
+        <w:tc>
+          <w:tcPr>
+            <w:tcW w:type="dxa" w:w="3408"/>
+          </w:tcPr>
+          <w:p>
+            <w:r>
+              <w:t>2 and 4</w:t>
+            </w:r>
+          </w:p>
+        </w:tc>
+        <w:tc>
+          <w:tcPr>
+            <w:tcW w:type="dxa" w:w="3408"/>
+          </w:tcPr>
+          <w:p>
+            <w:r>
+              <w:t>[2, 4]</w:t>
+            </w:r>
+          </w:p>
+        </w:tc>
+      </w:tr>
+      <w:tr>
+        <w:tc>
+          <w:tcPr>
+            <w:tcW w:type="dxa" w:w="3408"/>
+          </w:tcPr>
+          <w:p>
+            <w:r>
+              <w:t>C</w:t>
+            </w:r>
+          </w:p>
+        </w:tc>
+        <w:tc>
+          <w:tcPr>
+            <w:tcW w:type="dxa" w:w="3408"/>
+          </w:tcPr>
+          <w:p>
+            <w:r>
+              <w:t>3 and 3</w:t>
+            </w:r>
+          </w:p>
+        </w:tc>
+        <w:tc>
+          <w:tcPr>
+            <w:tcW w:type="dxa" w:w="3408"/>
+          </w:tcPr>
+          <w:p>
+            <w:r>
+              <w:t>[3, 3]</w:t>
+            </w:r>
+          </w:p>
+        </w:tc>
+      </w:tr>
+    </w:tbl>
+    <w:p>
+      <w:pPr>
+        <w:spacing w:line="336" w:lineRule="auto" w:after="180"/>
+      </w:pPr>
+      <w:r>
+        <w:rPr>
+          <w:b w:val="0"/>
+        </w:rPr>
+        <w:t xml:space="preserve">There are three examples, each with two features. Stacking their </w:t>
+      </w:r>
+      <w:r>
+        <w:rPr>
+          <w:b/>
+        </w:rPr>
+        <w:t>vector</w:t>
+      </w:r>
+      <w:r>
+        <w:rPr>
+          <w:b w:val="0"/>
+        </w:rPr>
+        <w:t xml:space="preserve">s makes a table with three rows and two columns. Do not confuse the number of rows with the </w:t>
+      </w:r>
+      <w:r>
+        <w:rPr>
+          <w:b/>
+        </w:rPr>
+        <w:t>dimension</w:t>
+      </w:r>
+      <w:r>
+        <w:rPr>
+          <w:b w:val="0"/>
+        </w:rPr>
+        <w:t xml:space="preserve"> of one </w:t>
+      </w:r>
+      <w:r>
+        <w:rPr>
+          <w:b/>
+        </w:rPr>
+        <w:t>input</w:t>
+      </w:r>
+      <w:r>
+        <w:rPr>
+          <w:b w:val="0"/>
+        </w:rPr>
+        <w:t>.</w:t>
       </w:r>
     </w:p>
     <w:p>
@@ -1209,7 +1523,7 @@
         <w:rPr>
           <w:b w:val="0"/>
         </w:rPr>
-        <w:t>Toy image features are [left_brightness, right_brightness], each = 0..10. ImageA has left2, right7; imageB has left7, right2.</w:t>
+        <w:t>Toy image features are [left_brightness, right_brightness], each = 0..10. ImageA has left 2, right 7; imageB has left 7, right 2.</w:t>
       </w:r>
     </w:p>
     <w:p>
@@ -1240,7 +1554,7 @@
         <w:drawing>
           <wp:inline xmlns:a="http://schemas.openxmlformats.org/drawingml/2006/main" xmlns:pic="http://schemas.openxmlformats.org/drawingml/2006/picture">
             <wp:extent cx="5486400" cy="5261429"/>
-            <wp:docPr id="1" name="Picture 1" descr="Representing inputs as vectors. Declare coordinate order: Coordinate0 is left brightness; coordinate1 is right brightness.. Encode both images: A becomes [2, 7]; B becomes [7, 2]. Their sums match but their spatial patterns differ.. Check input contract: Use the same order when training and predicting; record missing measurements rather than guessing."/>
+            <wp:docPr id="1" name="Picture 1" descr="Representing inputs as vectors. Declare coordinate order: Coordinate 0 is left brightness; coordinate 1 is right brightness.. Encode both images: A becomes [2, 7]; B becomes [7, 2]. Their sums match but their spatial patterns differ.. Check input contract: Use the same order when training and predicting; record missing measurements rather than guessing."/>
             <wp:cNvGraphicFramePr>
               <a:graphicFrameLocks noChangeAspect="1"/>
             </wp:cNvGraphicFramePr>
@@ -2353,7 +2667,7 @@
         <w:drawing>
           <wp:inline xmlns:a="http://schemas.openxmlformats.org/drawingml/2006/main" xmlns:pic="http://schemas.openxmlformats.org/drawingml/2006/picture">
             <wp:extent cx="5486400" cy="3142488"/>
-            <wp:docPr id="2" name="Picture 2" descr="Encode the same pixel measurements in a fixed vector order. Supplied facts: Toy image features are [left_brightness, right_brightness], each = 0..10. ImageA has left2, right7; imageB has left7, right2. All inputs and outcomes in this worked example are invented classroom data; no real model run is claimed."/>
+            <wp:docPr id="2" name="Picture 2" descr="Encode the same pixel measurements in a fixed vector order. Supplied facts: Toy image features are [left_brightness, right_brightness], each = 0..10. ImageA has left 2, right 7; imageB has left 7, right 2. All inputs and outcomes in this worked example are invented classroom data; no real model run is claimed."/>
             <wp:cNvGraphicFramePr>
               <a:graphicFrameLocks noChangeAspect="1"/>
             </wp:cNvGraphicFramePr>
@@ -2404,7 +2718,7 @@
         <w:rPr>
           <w:b w:val="0"/>
         </w:rPr>
-        <w:t xml:space="preserve"> order. Supplied facts: Toy image features are [left_brightness, right_brightness], each = 0..10. ImageA has left2, right7; imageB has left7, right2.</w:t>
+        <w:t xml:space="preserve"> order. Supplied facts: Toy image features are [left_brightness, right_brightness], each = 0..10. ImageA has left 2, right 7; imageB has left 7, right 2.</w:t>
       </w:r>
     </w:p>
     <w:p>
@@ -2483,7 +2797,7 @@
         <w:drawing>
           <wp:inline xmlns:a="http://schemas.openxmlformats.org/drawingml/2006/main" xmlns:pic="http://schemas.openxmlformats.org/drawingml/2006/picture">
             <wp:extent cx="5486400" cy="3493008"/>
-            <wp:docPr id="3" name="Picture 3" descr="Declare coordinate order: Coordinate0 is left brightness; coordinate1 is right brightness. → Encode both images: A becomes [2, 7]; B becomes [7, 2]. Their sums match but their spatial patterns differ. → Check input contract: Use the same order when training and predicting; record missing measurements rather than guessing."/>
+            <wp:docPr id="3" name="Picture 3" descr="Declare coordinate order: Coordinate 0 is left brightness; coordinate 1 is right brightness. → Encode both images: A becomes [2, 7]; B becomes [7, 2]. Their sums match but their spatial patterns differ. → Check input contract: Use the same order when training and predicting; record missing measurements rather than guessing."/>
             <wp:cNvGraphicFramePr>
               <a:graphicFrameLocks noChangeAspect="1"/>
             </wp:cNvGraphicFramePr>
@@ -2522,7 +2836,7 @@
         <w:rPr>
           <w:b w:val="0"/>
         </w:rPr>
-        <w:t>Declare coordinate order: Coordinate0 is left brightness; coordinate1 is right brightness. → Encode both images: A becomes [2, 7]; B becomes [7, 2].</w:t>
+        <w:t>Declare coordinate order: Coordinate 0 is left brightness; coordinate 1 is right brightness. → Encode both images: A becomes [2, 7]; B becomes [7, 2].</w:t>
       </w:r>
     </w:p>
     <w:p>

--- a/downloads/workbook/ai-5-week-01.docx
+++ b/downloads/workbook/ai-5-week-01.docx
@@ -25,22 +25,45 @@
         <w:pStyle w:val="Heading1"/>
       </w:pPr>
       <w:r>
-        <w:t>01. Recall and choose your starting point</w:t>
-      </w:r>
-    </w:p>
-    <w:p>
-      <w:r>
-        <w:t>Record your starting explanation for Representing inputs as vectors before opening notes. Show any later correction separately.</w:t>
-      </w:r>
-    </w:p>
-    <w:p>
-      <w:pPr>
-        <w:spacing w:line="336" w:lineRule="auto" w:after="180"/>
-      </w:pPr>
-      <w:r>
-        <w:rPr>
-          <w:b w:val="0"/>
-        </w:rPr>
+        <w:t>One readable input-schema and encoding record.</w:t>
+      </w:r>
+    </w:p>
+    <w:p>
+      <w:r>
+        <w:t>Trace conversions,repair missing inputs and explain information a vector cannot retain.</w:t>
+      </w:r>
+    </w:p>
+    <w:p>
+      <w:r>
+        <w:t>W1–W3/W5 → selected battery schema → project input contract → changed-case return.</w:t>
+      </w:r>
+    </w:p>
+    <w:p>
+      <w:pPr>
+        <w:pStyle w:val="Heading1"/>
+      </w:pPr>
+      <w:r>
+        <w:t>01. Recall · Retrieve before notes</w:t>
+      </w:r>
+    </w:p>
+    <w:p>
+      <w:r>
+        <w:t>Keep this task’s inputs,rule and response together.</w:t>
+      </w:r>
+    </w:p>
+    <w:p>
+      <w:pPr>
+        <w:pStyle w:val="Heading2"/>
+      </w:pPr>
+      <w:r>
+        <w:t>Complete task and evidence</w:t>
+      </w:r>
+    </w:p>
+    <w:p>
+      <w:pPr>
+        <w:pStyle w:val="ListBullet"/>
+      </w:pPr>
+      <w:r>
         <w:t>Try the recall before opening notes. Then use a different colour or a labelled second line to correct your explanation.</w:t>
       </w:r>
     </w:p>
@@ -54,12 +77,9 @@
     </w:p>
     <w:p>
       <w:pPr>
-        <w:spacing w:line="336" w:lineRule="auto" w:after="180"/>
-      </w:pPr>
-      <w:r>
-        <w:rPr>
-          <w:b w:val="0"/>
-        </w:rPr>
+        <w:pStyle w:val="ListBullet"/>
+      </w:pPr>
+      <w:r>
         <w:t>Without opening the old lesson, explain one key idea from ML Builder Expo. Give an example and a mistake that the idea helps you avoid.</w:t>
       </w:r>
     </w:p>
@@ -96,118 +116,26 @@
     </w:p>
     <w:p>
       <w:pPr>
-        <w:spacing w:line="336" w:lineRule="auto" w:after="180"/>
-        <w:shd w:fill="F1F6F8"/>
-      </w:pPr>
-      <w:r>
-        <w:rPr>
-          <w:b w:val="0"/>
-        </w:rPr>
+        <w:pStyle w:val="ListBullet"/>
+      </w:pPr>
+      <w:r>
         <w:t>Use this reference for the original W1–W3 and W5 exercises. The separately named independent case supplies its own changed facts; use those facts for that attempt before feedback.</w:t>
       </w:r>
     </w:p>
     <w:p>
       <w:pPr>
-        <w:spacing w:line="336" w:lineRule="auto" w:after="180"/>
-      </w:pPr>
-      <w:r>
-        <w:rPr>
-          <w:b w:val="0"/>
-        </w:rPr>
-        <w:t>A neural network receives numbers in a specified order. Before learning how it computes, we need to represent one example without losing the meaning of its fields.</w:t>
-      </w:r>
-    </w:p>
-    <w:p>
-      <w:pPr>
-        <w:spacing w:line="336" w:lineRule="auto" w:after="180"/>
-      </w:pPr>
-      <w:r>
-        <w:rPr>
-          <w:b w:val="0"/>
-        </w:rPr>
-        <w:t xml:space="preserve">A </w:t>
-      </w:r>
-      <w:r>
-        <w:rPr>
-          <w:b/>
-        </w:rPr>
-        <w:t>vector</w:t>
-      </w:r>
-      <w:r>
-        <w:rPr>
-          <w:b w:val="0"/>
-        </w:rPr>
-        <w:t xml:space="preserve"> is an ordered list: [4, 2] can mean width 4 cm and height 2 cm if that is the declared order. Reversing the two numbers describes a different rectangle under the same </w:t>
-      </w:r>
-      <w:r>
-        <w:rPr>
-          <w:b/>
-        </w:rPr>
-        <w:t>schema</w:t>
-      </w:r>
-      <w:r>
-        <w:rPr>
-          <w:b w:val="0"/>
-        </w:rPr>
-        <w:t>.</w:t>
-      </w:r>
-    </w:p>
-    <w:p>
-      <w:pPr>
-        <w:spacing w:line="336" w:lineRule="auto" w:after="180"/>
-      </w:pPr>
-      <w:r>
-        <w:rPr>
-          <w:b w:val="0"/>
-        </w:rPr>
-        <w:t xml:space="preserve">For this fictional parcel investigation, use [width in cm, height in cm]. Width and height must both be present and greater than zero. The </w:t>
-      </w:r>
-      <w:r>
-        <w:rPr>
-          <w:b/>
-        </w:rPr>
-        <w:t>vector</w:t>
-      </w:r>
-      <w:r>
-        <w:rPr>
-          <w:b w:val="0"/>
-        </w:rPr>
-        <w:t xml:space="preserve"> has </w:t>
-      </w:r>
-      <w:r>
-        <w:rPr>
-          <w:b/>
-        </w:rPr>
-        <w:t>dimension</w:t>
-      </w:r>
-      <w:r>
-        <w:rPr>
-          <w:b w:val="0"/>
-        </w:rPr>
-        <w:t xml:space="preserve"> 2 because it contains two </w:t>
-      </w:r>
-      <w:r>
-        <w:rPr>
-          <w:b/>
-        </w:rPr>
-        <w:t>component</w:t>
-      </w:r>
-      <w:r>
-        <w:rPr>
-          <w:b w:val="0"/>
-        </w:rPr>
-        <w:t>s.</w:t>
-      </w:r>
-    </w:p>
-    <w:p>
-      <w:pPr>
-        <w:spacing w:line="336" w:lineRule="auto" w:after="180"/>
-      </w:pPr>
-      <w:r>
-        <w:rPr>
-          <w:b w:val="0"/>
-        </w:rPr>
-        <w:t>Record IDs identify examples; they do not measure the parcel. The target class is stored separately.</w:t>
+        <w:pStyle w:val="ListBullet"/>
+      </w:pPr>
+      <w:r>
+        <w:t>A neural network receives numbers in a specified order. Before learning how it computes, we need to represent one example without losing the meaning of its fields. A vector is an ordered list: [4, 2] can mean width 4 cm and height 2 cm if that is the declared order. Reversing the two numbers describes a different rectangle under the same schema.</w:t>
+      </w:r>
+    </w:p>
+    <w:p>
+      <w:pPr>
+        <w:pStyle w:val="ListBullet"/>
+      </w:pPr>
+      <w:r>
+        <w:t>For this fictional parcel investigation, use [width in cm, height in cm]. Width and height must both be present and greater than zero. The vector has dimension 2 because it contains two components. Record IDs identify examples; they do not measure the parcel. The target class is stored separately.</w:t>
       </w:r>
     </w:p>
     <w:tbl>
@@ -355,49 +283,10 @@
     </w:tbl>
     <w:p>
       <w:pPr>
-        <w:spacing w:line="336" w:lineRule="auto" w:after="180"/>
-      </w:pPr>
-      <w:r>
-        <w:rPr>
-          <w:b w:val="0"/>
-        </w:rPr>
-        <w:t xml:space="preserve">There are three examples, each with two features. Stacking their </w:t>
-      </w:r>
-      <w:r>
-        <w:rPr>
-          <w:b/>
-        </w:rPr>
-        <w:t>vector</w:t>
-      </w:r>
-      <w:r>
-        <w:rPr>
-          <w:b w:val="0"/>
-        </w:rPr>
-        <w:t xml:space="preserve">s makes a table with three rows and two columns. Do not confuse the number of rows with the </w:t>
-      </w:r>
-      <w:r>
-        <w:rPr>
-          <w:b/>
-        </w:rPr>
-        <w:t>dimension</w:t>
-      </w:r>
-      <w:r>
-        <w:rPr>
-          <w:b w:val="0"/>
-        </w:rPr>
-        <w:t xml:space="preserve"> of one </w:t>
-      </w:r>
-      <w:r>
-        <w:rPr>
-          <w:b/>
-        </w:rPr>
-        <w:t>input</w:t>
-      </w:r>
-      <w:r>
-        <w:rPr>
-          <w:b w:val="0"/>
-        </w:rPr>
-        <w:t>.</w:t>
+        <w:pStyle w:val="ListBullet"/>
+      </w:pPr>
+      <w:r>
+        <w:t>There are three examples, each with two features. Stacking their vectors makes a table with three rows and two columns. Do not confuse the number of rows with the dimension of one input.</w:t>
       </w:r>
     </w:p>
     <w:p>
@@ -405,147 +294,44 @@
         <w:pStyle w:val="Heading1"/>
       </w:pPr>
       <w:r>
-        <w:t>02. Practise with fading help</w:t>
-      </w:r>
-    </w:p>
-    <w:p>
-      <w:r>
-        <w:t>Complete the supported Representing inputs as vectors trace and record the first step you can explain without help.</w:t>
-      </w:r>
-    </w:p>
-    <w:p>
-      <w:pPr>
-        <w:spacing w:line="336" w:lineRule="auto" w:after="180"/>
-      </w:pPr>
-      <w:r>
-        <w:rPr>
-          <w:b w:val="0"/>
-        </w:rPr>
-        <w:t xml:space="preserve">Use W2: Convert before encoding for Representing </w:t>
-      </w:r>
-      <w:r>
-        <w:rPr>
-          <w:b/>
-        </w:rPr>
-        <w:t>input</w:t>
-      </w:r>
-      <w:r>
-        <w:rPr>
-          <w:b w:val="0"/>
-        </w:rPr>
-        <w:t xml:space="preserve">s as </w:t>
-      </w:r>
-      <w:r>
-        <w:rPr>
-          <w:b/>
-        </w:rPr>
-        <w:t>vector</w:t>
-      </w:r>
-      <w:r>
-        <w:rPr>
-          <w:b w:val="0"/>
-        </w:rPr>
-        <w:t>s. Record the answer once; the lesson and workbook refer to the same attempt.</w:t>
-      </w:r>
-    </w:p>
-    <w:tbl>
-      <w:tblPr>
-        <w:tblStyle w:val="LightShading-Accent1"/>
-        <w:tblW w:type="auto" w:w="0"/>
-        <w:tblLook w:firstColumn="1" w:firstRow="1" w:lastColumn="0" w:lastRow="0" w:noHBand="0" w:noVBand="1" w:val="04A0"/>
-      </w:tblPr>
-      <w:tblGrid>
-        <w:gridCol w:w="2556"/>
-        <w:gridCol w:w="2556"/>
-        <w:gridCol w:w="2556"/>
-        <w:gridCol w:w="2556"/>
-      </w:tblGrid>
-      <w:tr>
-        <w:trPr>
-          <w:tblHeader/>
-        </w:trPr>
-        <w:tc>
-          <w:tcPr>
-            <w:tcW w:type="dxa" w:w="2556"/>
-          </w:tcPr>
-          <w:p>
-            <w:r>
-              <w:t>Given inputs</w:t>
-            </w:r>
-          </w:p>
-        </w:tc>
-        <w:tc>
-          <w:tcPr>
-            <w:tcW w:type="dxa" w:w="2556"/>
-          </w:tcPr>
-          <w:p>
-            <w:r>
-              <w:t>Procedure I chose</w:t>
-            </w:r>
-          </w:p>
-        </w:tc>
-        <w:tc>
-          <w:tcPr>
-            <w:tcW w:type="dxa" w:w="2556"/>
-          </w:tcPr>
-          <w:p>
-            <w:r>
-              <w:t>Middle steps</w:t>
-            </w:r>
-          </w:p>
-        </w:tc>
-        <w:tc>
-          <w:tcPr>
-            <w:tcW w:type="dxa" w:w="2556"/>
-          </w:tcPr>
-          <w:p>
-            <w:r>
-              <w:t>Result and check</w:t>
-            </w:r>
-          </w:p>
-        </w:tc>
-      </w:tr>
-      <w:tr>
-        <w:tc>
-          <w:tcPr>
-            <w:tcW w:type="dxa" w:w="2556"/>
-          </w:tcPr>
-          <w:p>
-            <w:r/>
-          </w:p>
-        </w:tc>
-        <w:tc>
-          <w:tcPr>
-            <w:tcW w:type="dxa" w:w="2556"/>
-          </w:tcPr>
-          <w:p>
-            <w:r/>
-          </w:p>
-        </w:tc>
-        <w:tc>
-          <w:tcPr>
-            <w:tcW w:type="dxa" w:w="2556"/>
-          </w:tcPr>
-          <w:p>
-            <w:r/>
-          </w:p>
-        </w:tc>
-        <w:tc>
-          <w:tcPr>
-            <w:tcW w:type="dxa" w:w="2556"/>
-          </w:tcPr>
-          <w:p>
-            <w:r/>
-          </w:p>
-        </w:tc>
-      </w:tr>
-    </w:tbl>
+        <w:t>05. W1 · Explain the current example</w:t>
+      </w:r>
+    </w:p>
+    <w:p>
+      <w:r>
+        <w:t>Keep this task’s inputs,rule and response together.</w:t>
+      </w:r>
+    </w:p>
+    <w:p>
+      <w:pPr>
+        <w:pStyle w:val="Heading2"/>
+      </w:pPr>
+      <w:r>
+        <w:t>Complete task and evidence</w:t>
+      </w:r>
+    </w:p>
+    <w:p>
+      <w:pPr>
+        <w:pStyle w:val="ListBullet"/>
+      </w:pPr>
+      <w:r>
+        <w:t>Parcel schema[width_cm, height_cm], both present and positive. Awidth4 height2→[4, 2], Bwidth2 height4→[2, 4], Cwidth3 height3→[3, 3]:dimension 2, stacked table 3 rows×2 columns. Dwidth50 mmheight30 mm→[5, 3]; Ewidth20 mmheight70 mm→[2, 7]. New W2 width60 mmheight10 mm→[6, 1]. Missing height is unknown, not 0. IDs/future target excluded. Same[4, 2]can hide different material/labels; a deterministic fixed model using only those coordinates cannot distinguish that pair. Separate brightnessA[2, 7]/B[7, 2]bothsum 9 but preserve different positions. Independent battery task supplies its own schema and age-zero rule.</w:t>
+      </w:r>
+    </w:p>
+    <w:p>
+      <w:pPr>
+        <w:pStyle w:val="ListBullet"/>
+      </w:pPr>
+      <w:r>
+        <w:t>Write A, B and C as ordered pairs from the lesson. State the dimension of each and the shape of the stacked table.</w:t>
+      </w:r>
+    </w:p>
     <w:p>
       <w:pPr>
         <w:pStyle w:val="Heading3"/>
       </w:pPr>
       <w:r>
-        <w:t>The step I completed without help, and the hint I needed</w:t>
+        <w:t>My reasoning and evidence</w:t>
       </w:r>
     </w:p>
     <w:p>
@@ -564,62 +350,55 @@
       </w:r>
     </w:p>
     <w:p>
+      <w:r>
+        <w:t>________________________________________________________________</w:t>
+      </w:r>
+    </w:p>
+    <w:p>
+      <w:r>
+        <w:t>________________________________________________________________</w:t>
+      </w:r>
+    </w:p>
+    <w:p>
+      <w:r>
+        <w:t>________________________________________________________________</w:t>
+      </w:r>
+    </w:p>
+    <w:p>
       <w:pPr>
         <w:pStyle w:val="Heading1"/>
       </w:pPr>
       <w:r>
-        <w:t>03. Individual reasoning check</w:t>
-      </w:r>
-    </w:p>
-    <w:p>
-      <w:r>
-        <w:t>Check the proposed Representing inputs as vectors explanation against the supplied facts before discussing it.</w:t>
-      </w:r>
-    </w:p>
-    <w:p>
-      <w:pPr>
-        <w:spacing w:line="336" w:lineRule="auto" w:after="180"/>
-      </w:pPr>
-      <w:r>
-        <w:rPr>
-          <w:b w:val="0"/>
-        </w:rPr>
-        <w:t xml:space="preserve">Use the worked case for Representing </w:t>
-      </w:r>
-      <w:r>
-        <w:rPr>
-          <w:b/>
-        </w:rPr>
-        <w:t>input</w:t>
-      </w:r>
-      <w:r>
-        <w:rPr>
-          <w:b w:val="0"/>
-        </w:rPr>
-        <w:t xml:space="preserve">s as </w:t>
-      </w:r>
-      <w:r>
-        <w:rPr>
-          <w:b/>
-        </w:rPr>
-        <w:t>vector</w:t>
-      </w:r>
-      <w:r>
-        <w:rPr>
-          <w:b w:val="0"/>
-        </w:rPr>
-        <w:t>s. Proposed explanation: “Order does not matter”. Decide whether this explanation is supported.</w:t>
-      </w:r>
-    </w:p>
-    <w:p>
-      <w:pPr>
-        <w:spacing w:line="336" w:lineRule="auto" w:after="180"/>
-      </w:pPr>
-      <w:r>
-        <w:rPr>
-          <w:b w:val="0"/>
-        </w:rPr>
-        <w:t>Point to the step or supplied fact that decides; explain your repair if needed.</w:t>
+        <w:t>06. W2 · Trace the calculation</w:t>
+      </w:r>
+    </w:p>
+    <w:p>
+      <w:r>
+        <w:t>Keep this task’s inputs,rule and response together.</w:t>
+      </w:r>
+    </w:p>
+    <w:p>
+      <w:pPr>
+        <w:pStyle w:val="Heading2"/>
+      </w:pPr>
+      <w:r>
+        <w:t>Complete task and evidence</w:t>
+      </w:r>
+    </w:p>
+    <w:p>
+      <w:pPr>
+        <w:pStyle w:val="ListBullet"/>
+      </w:pPr>
+      <w:r>
+        <w:t>Parcel schema[width_cm, height_cm], both present and positive. Awidth4 height2→[4, 2], Bwidth2 height4→[2, 4], Cwidth3 height3→[3, 3]:dimension 2, stacked table 3 rows×2 columns. Dwidth50 mmheight30 mm→[5, 3]; Ewidth20 mmheight70 mm→[2, 7]. New W2 width60 mmheight10 mm→[6, 1]. Missing height is unknown, not 0. IDs/future target excluded. Same[4, 2]can hide different material/labels; a deterministic fixed model using only those coordinates cannot distinguish that pair. Separate brightnessA[2, 7]/B[7, 2]bothsum 9 but preserve different positions. Independent battery task supplies its own schema and age-zero rule.</w:t>
+      </w:r>
+    </w:p>
+    <w:p>
+      <w:pPr>
+        <w:pStyle w:val="ListBullet"/>
+      </w:pPr>
+      <w:r>
+        <w:t>A new record has width 60 mm and height 10 mm. Give its vector in the agreed cm schema, and name one error in [60, 10].</w:t>
       </w:r>
     </w:p>
     <w:p>
@@ -627,7 +406,7 @@
         <w:pStyle w:val="Heading3"/>
       </w:pPr>
       <w:r>
-        <w:t>My explanation before partner discussion</w:t>
+        <w:t>My reasoning and evidence</w:t>
       </w:r>
     </w:p>
     <w:p>
@@ -651,16 +430,50 @@
       </w:r>
     </w:p>
     <w:p>
+      <w:r>
+        <w:t>________________________________________________________________</w:t>
+      </w:r>
+    </w:p>
+    <w:p>
+      <w:r>
+        <w:t>________________________________________________________________</w:t>
+      </w:r>
+    </w:p>
+    <w:p>
       <w:pPr>
         <w:pStyle w:val="Heading1"/>
       </w:pPr>
       <w:r>
-        <w:t>04. Independent transfer case</w:t>
-      </w:r>
-    </w:p>
-    <w:p>
-      <w:r>
-        <w:t>Write one first attempt at the reserved independent case before feedback. Repeated copies of that case refer to the same recorded attempt.</w:t>
+        <w:t>07. W3 · Repair a misconception</w:t>
+      </w:r>
+    </w:p>
+    <w:p>
+      <w:r>
+        <w:t>Keep this task’s inputs,rule and response together.</w:t>
+      </w:r>
+    </w:p>
+    <w:p>
+      <w:pPr>
+        <w:pStyle w:val="Heading2"/>
+      </w:pPr>
+      <w:r>
+        <w:t>Complete task and evidence</w:t>
+      </w:r>
+    </w:p>
+    <w:p>
+      <w:pPr>
+        <w:pStyle w:val="ListBullet"/>
+      </w:pPr>
+      <w:r>
+        <w:t>Parcel schema[width_cm, height_cm], both present and positive. Awidth4 height2→[4, 2], Bwidth2 height4→[2, 4], Cwidth3 height3→[3, 3]:dimension 2, stacked table 3 rows×2 columns. Dwidth50 mmheight30 mm→[5, 3]; Ewidth20 mmheight70 mm→[2, 7]. New W2 width60 mmheight10 mm→[6, 1]. Missing height is unknown, not 0. IDs/future target excluded. Same[4, 2]can hide different material/labels; a deterministic fixed model using only those coordinates cannot distinguish that pair. Separate brightnessA[2, 7]/B[7, 2]bothsum 9 but preserve different positions. Independent battery task supplies its own schema and age-zero rule.</w:t>
+      </w:r>
+    </w:p>
+    <w:p>
+      <w:pPr>
+        <w:pStyle w:val="ListBullet"/>
+      </w:pPr>
+      <w:r>
+        <w:t>Width is 4 cm and height is missing. A teammate writes [4, 0]. Explain why this is invalid and give the action required by this schema.</w:t>
       </w:r>
     </w:p>
     <w:p>
@@ -668,53 +481,149 @@
         <w:pStyle w:val="Heading3"/>
       </w:pPr>
       <w:r>
+        <w:t>My reasoning and evidence</w:t>
+      </w:r>
+    </w:p>
+    <w:p>
+      <w:r>
+        <w:t>________________________________________________________________</w:t>
+      </w:r>
+    </w:p>
+    <w:p>
+      <w:r>
+        <w:t>________________________________________________________________</w:t>
+      </w:r>
+    </w:p>
+    <w:p>
+      <w:r>
+        <w:t>________________________________________________________________</w:t>
+      </w:r>
+    </w:p>
+    <w:p>
+      <w:r>
+        <w:t>________________________________________________________________</w:t>
+      </w:r>
+    </w:p>
+    <w:p>
+      <w:r>
+        <w:t>________________________________________________________________</w:t>
+      </w:r>
+    </w:p>
+    <w:p>
+      <w:r>
+        <w:t>________________________________________________________________</w:t>
+      </w:r>
+    </w:p>
+    <w:p>
+      <w:pPr>
+        <w:pStyle w:val="Heading1"/>
+      </w:pPr>
+      <w:r>
+        <w:t>09. W5 · Explain the limitation</w:t>
+      </w:r>
+    </w:p>
+    <w:p>
+      <w:r>
+        <w:t>Keep this task’s inputs,rule and response together.</w:t>
+      </w:r>
+    </w:p>
+    <w:p>
+      <w:pPr>
+        <w:pStyle w:val="Heading2"/>
+      </w:pPr>
+      <w:r>
+        <w:t>Complete task and evidence</w:t>
+      </w:r>
+    </w:p>
+    <w:p>
+      <w:pPr>
+        <w:pStyle w:val="ListBullet"/>
+      </w:pPr>
+      <w:r>
+        <w:t>Parcel schema[width_cm, height_cm], both present and positive. Awidth4 height2→[4, 2], Bwidth2 height4→[2, 4], Cwidth3 height3→[3, 3]:dimension 2, stacked table 3 rows×2 columns. Dwidth50 mmheight30 mm→[5, 3]; Ewidth20 mmheight70 mm→[2, 7]. New W2 width60 mmheight10 mm→[6, 1]. Missing height is unknown, not 0. IDs/future target excluded. Same[4, 2]can hide different material/labels; a deterministic fixed model using only those coordinates cannot distinguish that pair. Separate brightnessA[2, 7]/B[7, 2]bothsum 9 but preserve different positions. Independent battery task supplies its own schema and age-zero rule.</w:t>
+      </w:r>
+    </w:p>
+    <w:p>
+      <w:pPr>
+        <w:pStyle w:val="ListBullet"/>
+      </w:pPr>
+      <w:r>
+        <w:t>Two parcels have the same width and height but different material and target class. Explain why adding more examples alone cannot let this deterministic two-feature model tell these two inputs apart.</w:t>
+      </w:r>
+    </w:p>
+    <w:p>
+      <w:pPr>
+        <w:pStyle w:val="Heading3"/>
+      </w:pPr>
+      <w:r>
+        <w:t>My reasoning and evidence</w:t>
+      </w:r>
+    </w:p>
+    <w:p>
+      <w:r>
+        <w:t>________________________________________________________________</w:t>
+      </w:r>
+    </w:p>
+    <w:p>
+      <w:r>
+        <w:t>________________________________________________________________</w:t>
+      </w:r>
+    </w:p>
+    <w:p>
+      <w:r>
+        <w:t>________________________________________________________________</w:t>
+      </w:r>
+    </w:p>
+    <w:p>
+      <w:r>
+        <w:t>________________________________________________________________</w:t>
+      </w:r>
+    </w:p>
+    <w:p>
+      <w:r>
+        <w:t>________________________________________________________________</w:t>
+      </w:r>
+    </w:p>
+    <w:p>
+      <w:r>
+        <w:t>________________________________________________________________</w:t>
+      </w:r>
+    </w:p>
+    <w:p>
+      <w:pPr>
+        <w:pStyle w:val="Heading1"/>
+      </w:pPr>
+      <w:r>
+        <w:t>04. Try alone · Selected transfer</w:t>
+      </w:r>
+    </w:p>
+    <w:p>
+      <w:r>
+        <w:t>Keep this task’s inputs,rule and response together.</w:t>
+      </w:r>
+    </w:p>
+    <w:p>
+      <w:pPr>
+        <w:pStyle w:val="Heading2"/>
+      </w:pPr>
+      <w:r>
+        <w:t>Complete task and evidence</w:t>
+      </w:r>
+    </w:p>
+    <w:p>
+      <w:pPr>
+        <w:pStyle w:val="Heading3"/>
+      </w:pPr>
+      <w:r>
         <w:t>Independent case: Apply a new schema independently</w:t>
       </w:r>
     </w:p>
     <w:p>
       <w:pPr>
-        <w:spacing w:line="336" w:lineRule="auto" w:after="180"/>
-      </w:pPr>
-      <w:r>
-        <w:rPr>
-          <w:b w:val="0"/>
-        </w:rPr>
-        <w:t>A new toy battery task uses [temperature in degrees C, voltage in V, age in days]. Record K has voltage 5, age 12, temperature 18. Record L has temperature 20, voltage 4, age 0.</w:t>
-      </w:r>
-    </w:p>
-    <w:p>
-      <w:pPr>
-        <w:spacing w:line="336" w:lineRule="auto" w:after="180"/>
-      </w:pPr>
-      <w:r>
-        <w:rPr>
-          <w:b w:val="0"/>
-        </w:rPr>
-        <w:t xml:space="preserve">Encode both; state the </w:t>
-      </w:r>
-      <w:r>
-        <w:rPr>
-          <w:b/>
-        </w:rPr>
-        <w:t>vector</w:t>
-      </w:r>
-      <w:r>
-        <w:rPr>
-          <w:b w:val="0"/>
-        </w:rPr>
-        <w:t xml:space="preserve"> </w:t>
-      </w:r>
-      <w:r>
-        <w:rPr>
-          <w:b/>
-        </w:rPr>
-        <w:t>dimension</w:t>
-      </w:r>
-      <w:r>
-        <w:rPr>
-          <w:b w:val="0"/>
-        </w:rPr>
-        <w:t xml:space="preserve"> and table shape. Age zero is valid. The future failure label is also supplied in the data file: should it be appended?</w:t>
+        <w:pStyle w:val="ListBullet"/>
+      </w:pPr>
+      <w:r>
+        <w:t>A new toy battery task uses [temperature in degrees C, voltage in V, age in days]. Record K has voltage 5, age 12, temperature 18. Record L has temperature 20, voltage 4, age 0. Encode both; state the vector dimension and table shape. Age zero is valid. The future failure label is also supplied in the data file: should it be appended?</w:t>
       </w:r>
     </w:p>
     <w:p>
@@ -762,12 +671,9 @@
     </w:p>
     <w:p>
       <w:pPr>
-        <w:spacing w:line="336" w:lineRule="auto" w:after="180"/>
-      </w:pPr>
-      <w:r>
-        <w:rPr>
-          <w:b w:val="0"/>
-        </w:rPr>
+        <w:pStyle w:val="ListBullet"/>
+      </w:pPr>
+      <w:r>
         <w:t>Attempt this case before feedback. Record any help. Earlier examples below are further practice; a case already practised with feedback cannot establish fresh transfer.</w:t>
       </w:r>
     </w:p>
@@ -776,35 +682,28 @@
         <w:pStyle w:val="Heading1"/>
       </w:pPr>
       <w:r>
-        <w:t>05. W1 Encode the records</w:t>
-      </w:r>
-    </w:p>
-    <w:p>
-      <w:r>
-        <w:t>Encode the records. Apply the supplied Representing inputs as vectors facts and keep your reasoning.</w:t>
-      </w:r>
-    </w:p>
-    <w:p>
-      <w:pPr>
-        <w:spacing w:line="336" w:lineRule="auto" w:after="180"/>
-      </w:pPr>
-      <w:r>
-        <w:rPr>
-          <w:b w:val="0"/>
-        </w:rPr>
-        <w:t xml:space="preserve">Write A, B and C as ordered pairs from the lesson. State the </w:t>
-      </w:r>
-      <w:r>
-        <w:rPr>
-          <w:b/>
-        </w:rPr>
-        <w:t>dimension</w:t>
-      </w:r>
-      <w:r>
-        <w:rPr>
-          <w:b w:val="0"/>
-        </w:rPr>
-        <w:t xml:space="preserve"> of each and the shape of the stacked table.</w:t>
+        <w:t>10. Project · Keep the mathematical evidence</w:t>
+      </w:r>
+    </w:p>
+    <w:p>
+      <w:r>
+        <w:t>Keep this task’s inputs,rule and response together.</w:t>
+      </w:r>
+    </w:p>
+    <w:p>
+      <w:pPr>
+        <w:pStyle w:val="Heading2"/>
+      </w:pPr>
+      <w:r>
+        <w:t>Complete task and evidence</w:t>
+      </w:r>
+    </w:p>
+    <w:p>
+      <w:pPr>
+        <w:pStyle w:val="ListBullet"/>
+      </w:pPr>
+      <w:r>
+        <w:t>Add a labelled representing inputs as vectors evidence sheet to Image-pattern Network Investigation. Show how you can encode a record using a fixed feature order and units. Use the supplied fictional case and keep its inputs, intermediate steps, calculation or prediction, and limitation. Connect this record to last week’s record; a matching answer without a trace is insufficient.</w:t>
       </w:r>
     </w:p>
     <w:p>
@@ -812,7 +711,7 @@
         <w:pStyle w:val="Heading3"/>
       </w:pPr>
       <w:r>
-        <w:t>My reasoning and evidence</w:t>
+        <w:t>My project change, supporting evidence and remaining limit</w:t>
       </w:r>
     </w:p>
     <w:p>
@@ -850,486 +749,20 @@
         <w:pStyle w:val="Heading1"/>
       </w:pPr>
       <w:r>
-        <w:t>06. W2 Convert before encoding</w:t>
-      </w:r>
-    </w:p>
-    <w:p>
-      <w:r>
-        <w:t>Convert before encoding. Apply the supplied Representing inputs as vectors facts and keep your reasoning.</w:t>
-      </w:r>
-    </w:p>
-    <w:p>
-      <w:pPr>
-        <w:spacing w:line="336" w:lineRule="auto" w:after="180"/>
-      </w:pPr>
-      <w:r>
-        <w:rPr>
-          <w:b w:val="0"/>
-        </w:rPr>
-        <w:t xml:space="preserve">A new record has width 60 mm and height 10 mm. Give its </w:t>
-      </w:r>
-      <w:r>
-        <w:rPr>
-          <w:b/>
-        </w:rPr>
-        <w:t>vector</w:t>
-      </w:r>
-      <w:r>
-        <w:rPr>
-          <w:b w:val="0"/>
-        </w:rPr>
-        <w:t xml:space="preserve"> in the agreed cm </w:t>
-      </w:r>
-      <w:r>
-        <w:rPr>
-          <w:b/>
-        </w:rPr>
-        <w:t>schema</w:t>
-      </w:r>
-      <w:r>
-        <w:rPr>
-          <w:b w:val="0"/>
-        </w:rPr>
-        <w:t>, and name one error in [60, 10].</w:t>
-      </w:r>
-    </w:p>
-    <w:p>
-      <w:pPr>
-        <w:pStyle w:val="Heading3"/>
-      </w:pPr>
-      <w:r>
-        <w:t>My reasoning and evidence</w:t>
-      </w:r>
-    </w:p>
-    <w:p>
-      <w:r>
-        <w:t>________________________________________________________________</w:t>
-      </w:r>
-    </w:p>
-    <w:p>
-      <w:r>
-        <w:t>________________________________________________________________</w:t>
-      </w:r>
-    </w:p>
-    <w:p>
-      <w:r>
-        <w:t>________________________________________________________________</w:t>
-      </w:r>
-    </w:p>
-    <w:p>
-      <w:r>
-        <w:t>________________________________________________________________</w:t>
-      </w:r>
-    </w:p>
-    <w:p>
-      <w:r>
-        <w:t>________________________________________________________________</w:t>
-      </w:r>
-    </w:p>
-    <w:p>
-      <w:r>
-        <w:t>________________________________________________________________</w:t>
-      </w:r>
-    </w:p>
-    <w:p>
-      <w:pPr>
-        <w:pStyle w:val="Heading1"/>
-      </w:pPr>
-      <w:r>
-        <w:t>07. W3 Handle missing information</w:t>
-      </w:r>
-    </w:p>
-    <w:p>
-      <w:r>
-        <w:t>Handle missing information. Apply the supplied Representing inputs as vectors facts and keep your reasoning.</w:t>
-      </w:r>
-    </w:p>
-    <w:p>
-      <w:pPr>
-        <w:spacing w:line="336" w:lineRule="auto" w:after="180"/>
-      </w:pPr>
-      <w:r>
-        <w:rPr>
-          <w:b w:val="0"/>
-        </w:rPr>
-        <w:t xml:space="preserve">Width is 4 cm and height is missing. A teammate writes [4, 0]. Explain why this is invalid and give the action required by this </w:t>
-      </w:r>
-      <w:r>
-        <w:rPr>
-          <w:b/>
-        </w:rPr>
-        <w:t>schema</w:t>
-      </w:r>
-      <w:r>
-        <w:rPr>
-          <w:b w:val="0"/>
-        </w:rPr>
-        <w:t>.</w:t>
-      </w:r>
-    </w:p>
-    <w:p>
-      <w:pPr>
-        <w:pStyle w:val="Heading3"/>
-      </w:pPr>
-      <w:r>
-        <w:t>My reasoning and evidence</w:t>
-      </w:r>
-    </w:p>
-    <w:p>
-      <w:r>
-        <w:t>________________________________________________________________</w:t>
-      </w:r>
-    </w:p>
-    <w:p>
-      <w:r>
-        <w:t>________________________________________________________________</w:t>
-      </w:r>
-    </w:p>
-    <w:p>
-      <w:r>
-        <w:t>________________________________________________________________</w:t>
-      </w:r>
-    </w:p>
-    <w:p>
-      <w:r>
-        <w:t>________________________________________________________________</w:t>
-      </w:r>
-    </w:p>
-    <w:p>
-      <w:r>
-        <w:t>________________________________________________________________</w:t>
-      </w:r>
-    </w:p>
-    <w:p>
-      <w:r>
-        <w:t>________________________________________________________________</w:t>
-      </w:r>
-    </w:p>
-    <w:p>
-      <w:pPr>
-        <w:pStyle w:val="Heading1"/>
-      </w:pPr>
-      <w:r>
-        <w:t>08. W4 Apply a new schema independently</w:t>
-      </w:r>
-    </w:p>
-    <w:p>
-      <w:r>
-        <w:t>Attempt before feedback. If this repeats the selected independent case, reuse that first attempt; otherwise keep a separate record. Apply a new schema independently. Apply the supplied Representing inputs as vectors facts and keep your reasoning.</w:t>
-      </w:r>
-    </w:p>
-    <w:p>
-      <w:pPr>
-        <w:spacing w:line="336" w:lineRule="auto" w:after="180"/>
-      </w:pPr>
-      <w:r>
-        <w:rPr>
-          <w:b w:val="0"/>
-        </w:rPr>
-        <w:t>A new toy battery task uses [temperature in degrees C, voltage in V, age in days]. Record K has voltage 5, age 12, temperature 18. Record L has temperature 20, voltage 4, age 0.</w:t>
-      </w:r>
-    </w:p>
-    <w:p>
-      <w:pPr>
-        <w:spacing w:line="336" w:lineRule="auto" w:after="180"/>
-      </w:pPr>
-      <w:r>
-        <w:rPr>
-          <w:b w:val="0"/>
-        </w:rPr>
-        <w:t xml:space="preserve">Encode both; state the </w:t>
-      </w:r>
-      <w:r>
-        <w:rPr>
-          <w:b/>
-        </w:rPr>
-        <w:t>vector</w:t>
-      </w:r>
-      <w:r>
-        <w:rPr>
-          <w:b w:val="0"/>
-        </w:rPr>
-        <w:t xml:space="preserve"> </w:t>
-      </w:r>
-      <w:r>
-        <w:rPr>
-          <w:b/>
-        </w:rPr>
-        <w:t>dimension</w:t>
-      </w:r>
-      <w:r>
-        <w:rPr>
-          <w:b w:val="0"/>
-        </w:rPr>
-        <w:t xml:space="preserve"> and table shape. Age zero is valid. The future failure label is also supplied in the data file: should it be appended?</w:t>
-      </w:r>
-    </w:p>
-    <w:p>
-      <w:pPr>
-        <w:pStyle w:val="Heading3"/>
-      </w:pPr>
-      <w:r>
-        <w:t>My reasoning and evidence</w:t>
-      </w:r>
-    </w:p>
-    <w:p>
-      <w:r>
-        <w:t>________________________________________________________________</w:t>
-      </w:r>
-    </w:p>
-    <w:p>
-      <w:r>
-        <w:t>________________________________________________________________</w:t>
-      </w:r>
-    </w:p>
-    <w:p>
-      <w:r>
-        <w:t>________________________________________________________________</w:t>
-      </w:r>
-    </w:p>
-    <w:p>
-      <w:r>
-        <w:t>________________________________________________________________</w:t>
-      </w:r>
-    </w:p>
-    <w:p>
-      <w:r>
-        <w:t>________________________________________________________________</w:t>
-      </w:r>
-    </w:p>
-    <w:p>
-      <w:r>
-        <w:t>________________________________________________________________</w:t>
-      </w:r>
-    </w:p>
-    <w:p>
-      <w:r>
-        <w:t>________________________________________________________________</w:t>
-      </w:r>
-    </w:p>
-    <w:p>
-      <w:r>
-        <w:t>________________________________________________________________</w:t>
-      </w:r>
-    </w:p>
-    <w:p>
-      <w:pPr>
-        <w:pStyle w:val="Heading1"/>
-      </w:pPr>
-      <w:r>
-        <w:t>09. W5 Explain a collision</w:t>
-      </w:r>
-    </w:p>
-    <w:p>
-      <w:r>
-        <w:t>Explain a collision. Apply the supplied Representing inputs as vectors facts and keep your reasoning.</w:t>
-      </w:r>
-    </w:p>
-    <w:p>
-      <w:pPr>
-        <w:spacing w:line="336" w:lineRule="auto" w:after="180"/>
-      </w:pPr>
-      <w:r>
-        <w:rPr>
-          <w:b w:val="0"/>
-        </w:rPr>
-        <w:t xml:space="preserve">Two parcels have the same width and height but different material and target class. Explain why adding more examples alone cannot let this deterministic two-feature model tell these two </w:t>
-      </w:r>
-      <w:r>
-        <w:rPr>
-          <w:b/>
-        </w:rPr>
-        <w:t>input</w:t>
-      </w:r>
-      <w:r>
-        <w:rPr>
-          <w:b w:val="0"/>
-        </w:rPr>
-        <w:t>s apart.</w:t>
-      </w:r>
-    </w:p>
-    <w:p>
-      <w:pPr>
-        <w:pStyle w:val="Heading3"/>
-      </w:pPr>
-      <w:r>
-        <w:t>My reasoning and evidence</w:t>
-      </w:r>
-    </w:p>
-    <w:p>
-      <w:r>
-        <w:t>________________________________________________________________</w:t>
-      </w:r>
-    </w:p>
-    <w:p>
-      <w:r>
-        <w:t>________________________________________________________________</w:t>
-      </w:r>
-    </w:p>
-    <w:p>
-      <w:r>
-        <w:t>________________________________________________________________</w:t>
-      </w:r>
-    </w:p>
-    <w:p>
-      <w:r>
-        <w:t>________________________________________________________________</w:t>
-      </w:r>
-    </w:p>
-    <w:p>
-      <w:r>
-        <w:t>________________________________________________________________</w:t>
-      </w:r>
-    </w:p>
-    <w:p>
-      <w:r>
-        <w:t>________________________________________________________________</w:t>
-      </w:r>
-    </w:p>
-    <w:p>
-      <w:pPr>
-        <w:pStyle w:val="Heading1"/>
-      </w:pPr>
-      <w:r>
-        <w:t>10. Project checkpoint and reflection</w:t>
-      </w:r>
-    </w:p>
-    <w:p>
-      <w:r>
-        <w:t>Connect Representing inputs as vectors to Image-pattern Network Investigation, identify a limit and choose the next useful test.</w:t>
-      </w:r>
-    </w:p>
-    <w:p>
-      <w:pPr>
-        <w:spacing w:line="336" w:lineRule="auto" w:after="180"/>
-      </w:pPr>
-      <w:r>
-        <w:rPr>
-          <w:b w:val="0"/>
-        </w:rPr>
-        <w:t xml:space="preserve">Add a labelled representing </w:t>
-      </w:r>
-      <w:r>
-        <w:rPr>
-          <w:b/>
-        </w:rPr>
-        <w:t>input</w:t>
-      </w:r>
-      <w:r>
-        <w:rPr>
-          <w:b w:val="0"/>
-        </w:rPr>
-        <w:t xml:space="preserve">s as </w:t>
-      </w:r>
-      <w:r>
-        <w:rPr>
-          <w:b/>
-        </w:rPr>
-        <w:t>vector</w:t>
-      </w:r>
-      <w:r>
-        <w:rPr>
-          <w:b w:val="0"/>
-        </w:rPr>
-        <w:t xml:space="preserve">s </w:t>
-      </w:r>
-      <w:r>
-        <w:rPr>
-          <w:b/>
-        </w:rPr>
-        <w:t>evidence</w:t>
-      </w:r>
-      <w:r>
-        <w:rPr>
-          <w:b w:val="0"/>
-        </w:rPr>
-        <w:t xml:space="preserve"> sheet to Image-pattern Network Investigation. Show how you can encode a record using a fixed feature order and units.</w:t>
-      </w:r>
-    </w:p>
-    <w:p>
-      <w:pPr>
-        <w:spacing w:line="336" w:lineRule="auto" w:after="180"/>
-      </w:pPr>
-      <w:r>
-        <w:rPr>
-          <w:b w:val="0"/>
-        </w:rPr>
-        <w:t xml:space="preserve">Use the supplied fictional case and keep its </w:t>
-      </w:r>
-      <w:r>
-        <w:rPr>
-          <w:b/>
-        </w:rPr>
-        <w:t>input</w:t>
-      </w:r>
-      <w:r>
-        <w:rPr>
-          <w:b w:val="0"/>
-        </w:rPr>
-        <w:t xml:space="preserve">s, intermediate steps, calculation or </w:t>
-      </w:r>
-      <w:r>
-        <w:rPr>
-          <w:b/>
-        </w:rPr>
-        <w:t>prediction</w:t>
-      </w:r>
-      <w:r>
-        <w:rPr>
-          <w:b w:val="0"/>
-        </w:rPr>
-        <w:t>, and limitation. Connect this record to last week’s record; a matching answer without a trace is insufficient.</w:t>
-      </w:r>
-    </w:p>
-    <w:p>
-      <w:pPr>
-        <w:pStyle w:val="Heading3"/>
-      </w:pPr>
-      <w:r>
-        <w:t>My project change, supporting evidence and remaining limit</w:t>
-      </w:r>
-    </w:p>
-    <w:p>
-      <w:r>
-        <w:t>________________________________________________________________</w:t>
-      </w:r>
-    </w:p>
-    <w:p>
-      <w:r>
-        <w:t>________________________________________________________________</w:t>
-      </w:r>
-    </w:p>
-    <w:p>
-      <w:r>
-        <w:t>________________________________________________________________</w:t>
-      </w:r>
-    </w:p>
-    <w:p>
-      <w:r>
-        <w:t>________________________________________________________________</w:t>
-      </w:r>
-    </w:p>
-    <w:p>
-      <w:r>
-        <w:t>________________________________________________________________</w:t>
-      </w:r>
-    </w:p>
-    <w:p>
-      <w:r>
-        <w:t>________________________________________________________________</w:t>
-      </w:r>
-    </w:p>
-    <w:p>
-      <w:pPr>
-        <w:pStyle w:val="Heading1"/>
-      </w:pPr>
-      <w:r>
-        <w:t>11. Feedback, return check and learning record</w:t>
-      </w:r>
-    </w:p>
-    <w:p>
-      <w:r>
-        <w:t>Record the first repaired step and a different case to revisit after a delay.</w:t>
+        <w:t>11. Feedback · Repair and return</w:t>
+      </w:r>
+    </w:p>
+    <w:p>
+      <w:r>
+        <w:t>Keep this task’s inputs,rule and response together.</w:t>
+      </w:r>
+    </w:p>
+    <w:p>
+      <w:pPr>
+        <w:pStyle w:val="Heading2"/>
+      </w:pPr>
+      <w:r>
+        <w:t>Complete task and evidence</w:t>
       </w:r>
     </w:p>
     <w:tbl>
@@ -1470,12 +903,9 @@
     </w:tbl>
     <w:p>
       <w:pPr>
-        <w:spacing w:line="336" w:lineRule="auto" w:after="180"/>
-      </w:pPr>
-      <w:r>
-        <w:rPr>
-          <w:b w:val="0"/>
-        </w:rPr>
+        <w:pStyle w:val="ListBullet"/>
+      </w:pPr>
+      <w:r>
         <w:t>Revisit this idea with your teacher after a delay. Familiarity is different from explaining and using it on a changed case.</w:t>
       </w:r>
     </w:p>
@@ -1484,69 +914,330 @@
         <w:pStyle w:val="Heading1"/>
       </w:pPr>
       <w:r>
-        <w:t>12. Pictorial case practice: Representing inputs as vectors</w:t>
-      </w:r>
-    </w:p>
-    <w:p>
-      <w:r>
-        <w:t>Encode the same pixel measurements in a fixed vector order. Explain the labelled step before checking the changed condition.</w:t>
-      </w:r>
-    </w:p>
-    <w:p>
-      <w:pPr>
-        <w:spacing w:line="336" w:lineRule="auto" w:after="180"/>
-      </w:pPr>
-      <w:r>
-        <w:rPr>
-          <w:b w:val="0"/>
-        </w:rPr>
-        <w:t xml:space="preserve">Encode the same pixel measurements in a fixed </w:t>
-      </w:r>
-      <w:r>
-        <w:rPr>
-          <w:b/>
-        </w:rPr>
-        <w:t>vector</w:t>
-      </w:r>
-      <w:r>
-        <w:rPr>
-          <w:b w:val="0"/>
-        </w:rPr>
-        <w:t xml:space="preserve"> order.</w:t>
-      </w:r>
-    </w:p>
-    <w:p>
-      <w:pPr>
-        <w:spacing w:line="336" w:lineRule="auto" w:after="180"/>
-      </w:pPr>
-      <w:r>
-        <w:rPr>
-          <w:b w:val="0"/>
-        </w:rPr>
+        <w:t>Reference bank and extra practice</w:t>
+      </w:r>
+    </w:p>
+    <w:p>
+      <w:pPr>
+        <w:pStyle w:val="Heading1"/>
+      </w:pPr>
+      <w:r>
+        <w:t>02. Reference · Supported W2 record</w:t>
+      </w:r>
+    </w:p>
+    <w:p>
+      <w:r>
+        <w:t>Keep this task’s inputs,rule and response together.</w:t>
+      </w:r>
+    </w:p>
+    <w:p>
+      <w:pPr>
+        <w:pStyle w:val="Heading2"/>
+      </w:pPr>
+      <w:r>
+        <w:t>Complete task and evidence</w:t>
+      </w:r>
+    </w:p>
+    <w:p>
+      <w:pPr>
+        <w:pStyle w:val="ListBullet"/>
+      </w:pPr>
+      <w:r>
+        <w:t>Use W2: Convert before encoding for Representing inputs as vectors. Record the answer once; the lesson and workbook refer to the same attempt.</w:t>
+      </w:r>
+    </w:p>
+    <w:tbl>
+      <w:tblPr>
+        <w:tblStyle w:val="LightShading-Accent1"/>
+        <w:tblW w:type="auto" w:w="0"/>
+        <w:tblLook w:firstColumn="1" w:firstRow="1" w:lastColumn="0" w:lastRow="0" w:noHBand="0" w:noVBand="1" w:val="04A0"/>
+      </w:tblPr>
+      <w:tblGrid>
+        <w:gridCol w:w="2556"/>
+        <w:gridCol w:w="2556"/>
+        <w:gridCol w:w="2556"/>
+        <w:gridCol w:w="2556"/>
+      </w:tblGrid>
+      <w:tr>
+        <w:trPr>
+          <w:tblHeader/>
+        </w:trPr>
+        <w:tc>
+          <w:tcPr>
+            <w:tcW w:type="dxa" w:w="2556"/>
+          </w:tcPr>
+          <w:p>
+            <w:r>
+              <w:t>Given inputs</w:t>
+            </w:r>
+          </w:p>
+        </w:tc>
+        <w:tc>
+          <w:tcPr>
+            <w:tcW w:type="dxa" w:w="2556"/>
+          </w:tcPr>
+          <w:p>
+            <w:r>
+              <w:t>Procedure I chose</w:t>
+            </w:r>
+          </w:p>
+        </w:tc>
+        <w:tc>
+          <w:tcPr>
+            <w:tcW w:type="dxa" w:w="2556"/>
+          </w:tcPr>
+          <w:p>
+            <w:r>
+              <w:t>Middle steps</w:t>
+            </w:r>
+          </w:p>
+        </w:tc>
+        <w:tc>
+          <w:tcPr>
+            <w:tcW w:type="dxa" w:w="2556"/>
+          </w:tcPr>
+          <w:p>
+            <w:r>
+              <w:t>Result and check</w:t>
+            </w:r>
+          </w:p>
+        </w:tc>
+      </w:tr>
+      <w:tr>
+        <w:tc>
+          <w:tcPr>
+            <w:tcW w:type="dxa" w:w="2556"/>
+          </w:tcPr>
+          <w:p>
+            <w:r/>
+          </w:p>
+        </w:tc>
+        <w:tc>
+          <w:tcPr>
+            <w:tcW w:type="dxa" w:w="2556"/>
+          </w:tcPr>
+          <w:p>
+            <w:r/>
+          </w:p>
+        </w:tc>
+        <w:tc>
+          <w:tcPr>
+            <w:tcW w:type="dxa" w:w="2556"/>
+          </w:tcPr>
+          <w:p>
+            <w:r/>
+          </w:p>
+        </w:tc>
+        <w:tc>
+          <w:tcPr>
+            <w:tcW w:type="dxa" w:w="2556"/>
+          </w:tcPr>
+          <w:p>
+            <w:r/>
+          </w:p>
+        </w:tc>
+      </w:tr>
+    </w:tbl>
+    <w:p>
+      <w:pPr>
+        <w:pStyle w:val="Heading3"/>
+      </w:pPr>
+      <w:r>
+        <w:t>The step I completed without help, and the hint I needed</w:t>
+      </w:r>
+    </w:p>
+    <w:p>
+      <w:r>
+        <w:t>________________________________________________________________</w:t>
+      </w:r>
+    </w:p>
+    <w:p>
+      <w:r>
+        <w:t>________________________________________________________________</w:t>
+      </w:r>
+    </w:p>
+    <w:p>
+      <w:r>
+        <w:t>________________________________________________________________</w:t>
+      </w:r>
+    </w:p>
+    <w:p>
+      <w:pPr>
+        <w:pStyle w:val="Heading1"/>
+      </w:pPr>
+      <w:r>
+        <w:t>03. Extra practice · Individual reasoning check</w:t>
+      </w:r>
+    </w:p>
+    <w:p>
+      <w:r>
+        <w:t>Keep this task’s inputs,rule and response together.</w:t>
+      </w:r>
+    </w:p>
+    <w:p>
+      <w:pPr>
+        <w:pStyle w:val="Heading2"/>
+      </w:pPr>
+      <w:r>
+        <w:t>Complete task and evidence</w:t>
+      </w:r>
+    </w:p>
+    <w:p>
+      <w:pPr>
+        <w:pStyle w:val="ListBullet"/>
+      </w:pPr>
+      <w:r>
+        <w:t>Use the worked case for Representing inputs as vectors. Proposed explanation: “Order does not matter”. Decide whether this explanation is supported. Point to the step or supplied fact that decides; explain your repair if needed.</w:t>
+      </w:r>
+    </w:p>
+    <w:p>
+      <w:pPr>
+        <w:pStyle w:val="Heading3"/>
+      </w:pPr>
+      <w:r>
+        <w:t>My explanation before partner discussion</w:t>
+      </w:r>
+    </w:p>
+    <w:p>
+      <w:r>
+        <w:t>________________________________________________________________</w:t>
+      </w:r>
+    </w:p>
+    <w:p>
+      <w:r>
+        <w:t>________________________________________________________________</w:t>
+      </w:r>
+    </w:p>
+    <w:p>
+      <w:r>
+        <w:t>________________________________________________________________</w:t>
+      </w:r>
+    </w:p>
+    <w:p>
+      <w:r>
+        <w:t>________________________________________________________________</w:t>
+      </w:r>
+    </w:p>
+    <w:p>
+      <w:pPr>
+        <w:pStyle w:val="Heading1"/>
+      </w:pPr>
+      <w:r>
+        <w:t>08. Reference · Earlier W4 response copy</w:t>
+      </w:r>
+    </w:p>
+    <w:p>
+      <w:r>
+        <w:t>Keep this task’s inputs,rule and response together.</w:t>
+      </w:r>
+    </w:p>
+    <w:p>
+      <w:pPr>
+        <w:pStyle w:val="Heading2"/>
+      </w:pPr>
+      <w:r>
+        <w:t>Complete task and evidence</w:t>
+      </w:r>
+    </w:p>
+    <w:p>
+      <w:pPr>
+        <w:pStyle w:val="ListBullet"/>
+      </w:pPr>
+      <w:r>
+        <w:t>A new toy battery task uses [temperature in degrees C, voltage in V, age in days]. Record K has voltage 5, age 12, temperature 18. Record L has temperature 20, voltage 4, age 0. Encode both; state the vector dimension and table shape. Age zero is valid. The future failure label is also supplied in the data file: should it be appended?</w:t>
+      </w:r>
+    </w:p>
+    <w:p>
+      <w:pPr>
+        <w:pStyle w:val="Heading3"/>
+      </w:pPr>
+      <w:r>
+        <w:t>My reasoning and evidence</w:t>
+      </w:r>
+    </w:p>
+    <w:p>
+      <w:r>
+        <w:t>________________________________________________________________</w:t>
+      </w:r>
+    </w:p>
+    <w:p>
+      <w:r>
+        <w:t>________________________________________________________________</w:t>
+      </w:r>
+    </w:p>
+    <w:p>
+      <w:r>
+        <w:t>________________________________________________________________</w:t>
+      </w:r>
+    </w:p>
+    <w:p>
+      <w:r>
+        <w:t>________________________________________________________________</w:t>
+      </w:r>
+    </w:p>
+    <w:p>
+      <w:r>
+        <w:t>________________________________________________________________</w:t>
+      </w:r>
+    </w:p>
+    <w:p>
+      <w:r>
+        <w:t>________________________________________________________________</w:t>
+      </w:r>
+    </w:p>
+    <w:p>
+      <w:r>
+        <w:t>________________________________________________________________</w:t>
+      </w:r>
+    </w:p>
+    <w:p>
+      <w:r>
+        <w:t>________________________________________________________________</w:t>
+      </w:r>
+    </w:p>
+    <w:p>
+      <w:pPr>
+        <w:pStyle w:val="Heading1"/>
+      </w:pPr>
+      <w:r>
+        <w:t>12. Extra practice · Pictured case</w:t>
+      </w:r>
+    </w:p>
+    <w:p>
+      <w:r>
+        <w:t>Keep this task’s inputs,rule and response together.</w:t>
+      </w:r>
+    </w:p>
+    <w:p>
+      <w:pPr>
+        <w:pStyle w:val="Heading2"/>
+      </w:pPr>
+      <w:r>
+        <w:t>Complete task and evidence</w:t>
+      </w:r>
+    </w:p>
+    <w:p>
+      <w:pPr>
+        <w:pStyle w:val="ListBullet"/>
+      </w:pPr>
+      <w:r>
+        <w:t>Encode the same pixel measurements in a fixed vector order.</w:t>
+      </w:r>
+    </w:p>
+    <w:p>
+      <w:pPr>
+        <w:pStyle w:val="ListBullet"/>
+      </w:pPr>
+      <w:r>
         <w:t>Toy image features are [left_brightness, right_brightness], each = 0..10. ImageA has left 2, right 7; imageB has left 7, right 2.</w:t>
       </w:r>
     </w:p>
     <w:p>
       <w:pPr>
-        <w:spacing w:line="336" w:lineRule="auto" w:after="180"/>
-      </w:pPr>
-      <w:r>
-        <w:rPr>
-          <w:b w:val="0"/>
-        </w:rPr>
-        <w:t xml:space="preserve">All </w:t>
-      </w:r>
-      <w:r>
-        <w:rPr>
-          <w:b/>
-        </w:rPr>
-        <w:t>input</w:t>
-      </w:r>
-      <w:r>
-        <w:rPr>
-          <w:b w:val="0"/>
-        </w:rPr>
-        <w:t>s and outcomes in this worked example are invented classroom data; no real model run is claimed.</w:t>
+        <w:pStyle w:val="ListBullet"/>
+      </w:pPr>
+      <w:r>
+        <w:t>All inputs and outcomes in this worked example are invented classroom data; no real model run is claimed.</w:t>
       </w:r>
     </w:p>
     <w:p>
@@ -1587,37 +1278,10 @@
     </w:p>
     <w:p>
       <w:pPr>
-        <w:spacing w:line="336" w:lineRule="auto" w:after="180"/>
-      </w:pPr>
-      <w:r>
-        <w:rPr>
-          <w:b w:val="0"/>
-        </w:rPr>
-        <w:t xml:space="preserve">Why does equal total brightness not make A and B identical </w:t>
-      </w:r>
-      <w:r>
-        <w:rPr>
-          <w:b/>
-        </w:rPr>
-        <w:t>input</w:t>
-      </w:r>
-      <w:r>
-        <w:rPr>
-          <w:b w:val="0"/>
-        </w:rPr>
-        <w:t xml:space="preserve">s? Point to the relevant step in the picture, then write the changed result and the rule or </w:t>
-      </w:r>
-      <w:r>
-        <w:rPr>
-          <w:b/>
-        </w:rPr>
-        <w:t>evidence</w:t>
-      </w:r>
-      <w:r>
-        <w:rPr>
-          <w:b w:val="0"/>
-        </w:rPr>
-        <w:t xml:space="preserve"> that supports it.</w:t>
+        <w:pStyle w:val="ListBullet"/>
+      </w:pPr>
+      <w:r>
+        <w:t>Why does equal total brightness not make A and B identical inputs? Point to the relevant step in the picture, then write the changed result and the rule or evidence that supports it.</w:t>
       </w:r>
     </w:p>
     <w:p>
@@ -1660,68 +1324,18 @@
     </w:p>
     <w:p>
       <w:pPr>
-        <w:pStyle w:val="Heading3"/>
-      </w:pPr>
-      <w:r>
-        <w:t>Record the help used</w:t>
-      </w:r>
-    </w:p>
-    <w:p>
-      <w:pPr>
-        <w:spacing w:line="336" w:lineRule="auto" w:after="180"/>
-        <w:shd w:fill="F1F6F8"/>
-      </w:pPr>
-      <w:r>
-        <w:rPr>
-          <w:b w:val="0"/>
-        </w:rPr>
-        <w:t xml:space="preserve">Support used: alone / hint / worked example. This record is practice </w:t>
-      </w:r>
-      <w:r>
-        <w:rPr>
-          <w:b/>
-        </w:rPr>
-        <w:t>evidence</w:t>
-      </w:r>
-      <w:r>
-        <w:rPr>
-          <w:b w:val="0"/>
-        </w:rPr>
-        <w:t>.</w:t>
-      </w:r>
-    </w:p>
-    <w:p>
-      <w:pPr>
-        <w:spacing w:line="336" w:lineRule="auto" w:after="180"/>
-      </w:pPr>
-      <w:r>
-        <w:rPr>
-          <w:b w:val="0"/>
-        </w:rPr>
-        <w:t xml:space="preserve">Project connection: For your Image-pattern Network Investigation, save the </w:t>
-      </w:r>
-      <w:r>
-        <w:rPr>
-          <w:b/>
-        </w:rPr>
-        <w:t>input</w:t>
-      </w:r>
-      <w:r>
-        <w:rPr>
-          <w:b w:val="0"/>
-        </w:rPr>
-        <w:t>, procedure, observed result and limitation of this check.</w:t>
-      </w:r>
-    </w:p>
-    <w:p>
-      <w:pPr>
-        <w:spacing w:line="336" w:lineRule="auto" w:after="180"/>
-      </w:pPr>
-      <w:r>
-        <w:rPr>
-          <w:b w:val="0"/>
-        </w:rPr>
-        <w:t>Label this worked example as practice; use a different, previously unreviewed case when checking independent understanding.</w:t>
+        <w:pStyle w:val="ListBullet"/>
+      </w:pPr>
+      <w:r>
+        <w:t>Support used: alone / hint / worked example. This record is practice evidence.</w:t>
+      </w:r>
+    </w:p>
+    <w:p>
+      <w:pPr>
+        <w:pStyle w:val="ListBullet"/>
+      </w:pPr>
+      <w:r>
+        <w:t>Project connection: For your Image-pattern Network Investigation, save the input, procedure, observed result and limitation of this check. Label this worked example as practice; use a different, previously unreviewed case when checking independent understanding.</w:t>
       </w:r>
     </w:p>
     <w:p>
@@ -1729,80 +1343,44 @@
         <w:pStyle w:val="Heading1"/>
       </w:pPr>
       <w:r>
-        <w:t>13. Project portfolio milestone</w:t>
-      </w:r>
-    </w:p>
-    <w:p>
-      <w:r>
-        <w:t>Keep this week’s input, deciding step, result and limit together in the Image-pattern Network Investigation record.</w:t>
-      </w:r>
-    </w:p>
-    <w:p>
-      <w:pPr>
-        <w:spacing w:line="336" w:lineRule="auto" w:after="180"/>
-      </w:pPr>
-      <w:r>
-        <w:rPr>
-          <w:b w:val="0"/>
-        </w:rPr>
+        <w:t>13. Reference · Project milestone</w:t>
+      </w:r>
+    </w:p>
+    <w:p>
+      <w:r>
+        <w:t>Keep this task’s inputs,rule and response together.</w:t>
+      </w:r>
+    </w:p>
+    <w:p>
+      <w:pPr>
+        <w:pStyle w:val="Heading2"/>
+      </w:pPr>
+      <w:r>
+        <w:t>Complete task and evidence</w:t>
+      </w:r>
+    </w:p>
+    <w:p>
+      <w:pPr>
+        <w:pStyle w:val="ListBullet"/>
+      </w:pPr>
+      <w:r>
         <w:t>Project: Image-pattern Network Investigation</w:t>
       </w:r>
     </w:p>
     <w:p>
       <w:pPr>
-        <w:spacing w:line="336" w:lineRule="auto" w:after="180"/>
-      </w:pPr>
-      <w:r>
-        <w:rPr>
-          <w:b w:val="0"/>
-        </w:rPr>
-        <w:t xml:space="preserve">Current milestone: Frame the need. Name the user, the problem, allowed </w:t>
-      </w:r>
-      <w:r>
-        <w:rPr>
-          <w:b/>
-        </w:rPr>
-        <w:t>input</w:t>
-      </w:r>
-      <w:r>
-        <w:rPr>
-          <w:b w:val="0"/>
-        </w:rPr>
-        <w:t>s and a safe simple starting method.</w:t>
-      </w:r>
-    </w:p>
-    <w:p>
-      <w:pPr>
-        <w:spacing w:line="336" w:lineRule="auto" w:after="180"/>
-      </w:pPr>
-      <w:r>
-        <w:rPr>
-          <w:b w:val="0"/>
-        </w:rPr>
-        <w:t xml:space="preserve">For your Image-pattern Network Investigation, save the </w:t>
-      </w:r>
-      <w:r>
-        <w:rPr>
-          <w:b/>
-        </w:rPr>
-        <w:t>input</w:t>
-      </w:r>
-      <w:r>
-        <w:rPr>
-          <w:b w:val="0"/>
-        </w:rPr>
-        <w:t>, procedure, observed result and limitation of this check.</w:t>
-      </w:r>
-    </w:p>
-    <w:p>
-      <w:pPr>
-        <w:spacing w:line="336" w:lineRule="auto" w:after="180"/>
-      </w:pPr>
-      <w:r>
-        <w:rPr>
-          <w:b w:val="0"/>
-        </w:rPr>
-        <w:t>Label this worked example as practice; use a different, previously unreviewed case when checking independent understanding.</w:t>
+        <w:pStyle w:val="ListBullet"/>
+      </w:pPr>
+      <w:r>
+        <w:t>Current milestone: Frame the need. Name the user, the problem, allowed inputs and a safe simple starting method.</w:t>
+      </w:r>
+    </w:p>
+    <w:p>
+      <w:pPr>
+        <w:pStyle w:val="ListBullet"/>
+      </w:pPr>
+      <w:r>
+        <w:t>For your Image-pattern Network Investigation, save the input, procedure, observed result and limitation of this check. Label this worked example as practice; use a different, previously unreviewed case when checking independent understanding.</w:t>
       </w:r>
     </w:p>
     <w:tbl>
@@ -1959,12 +1537,505 @@
         <w:pStyle w:val="Heading1"/>
       </w:pPr>
       <w:r>
-        <w:t>14. Supported practice and learning evidence</w:t>
-      </w:r>
-    </w:p>
-    <w:p>
-      <w:r>
-        <w:t>Try the supported questions before comparing with hints and feedback. Record what you repaired and the evidence you retained.</w:t>
+        <w:t>14. Extra practice · Predict,check and repair</w:t>
+      </w:r>
+    </w:p>
+    <w:p>
+      <w:r>
+        <w:t>Keep supported feedback separate from the independent case.</w:t>
+      </w:r>
+    </w:p>
+    <w:p>
+      <w:pPr>
+        <w:pStyle w:val="Heading2"/>
+      </w:pPr>
+      <w:r>
+        <w:t>First supported question and optional hint</w:t>
+      </w:r>
+    </w:p>
+    <w:p>
+      <w:pPr>
+        <w:pStyle w:val="ListBullet"/>
+      </w:pPr>
+      <w:r>
+        <w:t>Encode the same pixel measurements in a fixed vector order.</w:t>
+      </w:r>
+    </w:p>
+    <w:p>
+      <w:pPr>
+        <w:pStyle w:val="Heading3"/>
+      </w:pPr>
+      <w:r>
+        <w:t>Practice 1: explain the deciding evidence</w:t>
+      </w:r>
+    </w:p>
+    <w:p>
+      <w:pPr>
+        <w:pStyle w:val="ListBullet"/>
+      </w:pPr>
+      <w:r>
+        <w:t>Which labelled step matches this detail? Use the same order when training and predicting; record missing measurements rather than guessing.</w:t>
+      </w:r>
+    </w:p>
+    <w:p>
+      <w:pPr>
+        <w:pStyle w:val="ListBullet"/>
+      </w:pPr>
+      <w:r>
+        <w:t>1. Declare coordinate order</w:t>
+      </w:r>
+    </w:p>
+    <w:p>
+      <w:pPr>
+        <w:pStyle w:val="ListBullet"/>
+      </w:pPr>
+      <w:r>
+        <w:t>2. Check input contract</w:t>
+      </w:r>
+    </w:p>
+    <w:p>
+      <w:pPr>
+        <w:pStyle w:val="ListBullet"/>
+      </w:pPr>
+      <w:r>
+        <w:t>3. Encode both images</w:t>
+      </w:r>
+    </w:p>
+    <w:p>
+      <w:pPr>
+        <w:pStyle w:val="Heading3"/>
+      </w:pPr>
+      <w:r>
+        <w:t>My selected conclusion, deciding fact and explanation</w:t>
+      </w:r>
+    </w:p>
+    <w:p>
+      <w:r>
+        <w:t>________________________________________________________________</w:t>
+      </w:r>
+    </w:p>
+    <w:p>
+      <w:r>
+        <w:t>________________________________________________________________</w:t>
+      </w:r>
+    </w:p>
+    <w:p>
+      <w:r>
+        <w:t>________________________________________________________________</w:t>
+      </w:r>
+    </w:p>
+    <w:p>
+      <w:r>
+        <w:t>________________________________________________________________</w:t>
+      </w:r>
+    </w:p>
+    <w:p>
+      <w:r>
+        <w:t>________________________________________________________________</w:t>
+      </w:r>
+    </w:p>
+    <w:p>
+      <w:pPr>
+        <w:pStyle w:val="ListBullet"/>
+      </w:pPr>
+      <w:r>
+        <w:t>Hint if needed: Read the steps in the pictorial case. Match the supplied detail to the stage that performs or records it.</w:t>
+      </w:r>
+    </w:p>
+    <w:p>
+      <w:pPr>
+        <w:pStyle w:val="Heading2"/>
+      </w:pPr>
+      <w:r>
+        <w:t>Check after the first attempt · reference / check after trying</w:t>
+      </w:r>
+    </w:p>
+    <w:p>
+      <w:pPr>
+        <w:spacing w:line="336" w:lineRule="auto" w:after="180"/>
+      </w:pPr>
+      <w:r>
+        <w:rPr>
+          <w:b w:val="0"/>
+        </w:rPr>
+        <w:t xml:space="preserve">After your attempt, compare with the supported explanation: Check </w:t>
+      </w:r>
+      <w:r>
+        <w:rPr>
+          <w:b/>
+        </w:rPr>
+        <w:t>input</w:t>
+      </w:r>
+      <w:r>
+        <w:rPr>
+          <w:b w:val="0"/>
+        </w:rPr>
+        <w:t xml:space="preserve"> contract Use the same order when </w:t>
+      </w:r>
+      <w:r>
+        <w:rPr>
+          <w:b/>
+        </w:rPr>
+        <w:t>training</w:t>
+      </w:r>
+      <w:r>
+        <w:rPr>
+          <w:b w:val="0"/>
+        </w:rPr>
+        <w:t xml:space="preserve"> and predicting; record missing measurements rather than guessing.</w:t>
+      </w:r>
+    </w:p>
+    <w:p>
+      <w:pPr>
+        <w:spacing w:line="336" w:lineRule="auto" w:after="180"/>
+      </w:pPr>
+      <w:r>
+        <w:rPr>
+          <w:b w:val="0"/>
+        </w:rPr>
+        <w:t xml:space="preserve">A </w:t>
+      </w:r>
+      <w:r>
+        <w:rPr>
+          <w:b/>
+        </w:rPr>
+        <w:t>vector</w:t>
+      </w:r>
+      <w:r>
+        <w:rPr>
+          <w:b w:val="0"/>
+        </w:rPr>
+        <w:t xml:space="preserve"> is an ordered list, so the position of a number carries meaning. Here the first number always means left brightness. Adding the two measurements keeps total brightness but discards which side is brighter.</w:t>
+      </w:r>
+    </w:p>
+    <w:p>
+      <w:pPr>
+        <w:spacing w:line="336" w:lineRule="auto" w:after="180"/>
+      </w:pPr>
+      <w:r>
+        <w:rPr>
+          <w:b w:val="0"/>
+        </w:rPr>
+        <w:t>A network receives the representation we give it; it cannot recover a lost distinction just because it has more layers.</w:t>
+      </w:r>
+    </w:p>
+    <w:p>
+      <w:pPr>
+        <w:pStyle w:val="Heading2"/>
+      </w:pPr>
+      <w:r>
+        <w:t>Changed-case question and optional hint</w:t>
+      </w:r>
+    </w:p>
+    <w:p>
+      <w:pPr>
+        <w:pStyle w:val="Heading3"/>
+      </w:pPr>
+      <w:r>
+        <w:t>Practice 2: explain the deciding evidence</w:t>
+      </w:r>
+    </w:p>
+    <w:p>
+      <w:pPr>
+        <w:pStyle w:val="ListBullet"/>
+      </w:pPr>
+      <w:r>
+        <w:t>Changed-case practice: Swap only A’s vector order before prediction. Which conclusion is supported by the supplied facts?</w:t>
+      </w:r>
+    </w:p>
+    <w:p>
+      <w:pPr>
+        <w:pStyle w:val="ListBullet"/>
+      </w:pPr>
+      <w:r>
+        <w:t>1. The encoded input becomes [7, 2], numerically identical to B’s original input.</w:t>
+      </w:r>
+    </w:p>
+    <w:p>
+      <w:pPr>
+        <w:pStyle w:val="ListBullet"/>
+      </w:pPr>
+      <w:r>
+        <w:t>2. We can decide the result without examining the changed input or the procedure.</w:t>
+      </w:r>
+    </w:p>
+    <w:p>
+      <w:pPr>
+        <w:pStyle w:val="ListBullet"/>
+      </w:pPr>
+      <w:r>
+        <w:t>3. This one example guarantees correct results for every future input.</w:t>
+      </w:r>
+    </w:p>
+    <w:p>
+      <w:pPr>
+        <w:pStyle w:val="Heading3"/>
+      </w:pPr>
+      <w:r>
+        <w:t>My selected conclusion, deciding fact and explanation</w:t>
+      </w:r>
+    </w:p>
+    <w:p>
+      <w:r>
+        <w:t>________________________________________________________________</w:t>
+      </w:r>
+    </w:p>
+    <w:p>
+      <w:r>
+        <w:t>________________________________________________________________</w:t>
+      </w:r>
+    </w:p>
+    <w:p>
+      <w:r>
+        <w:t>________________________________________________________________</w:t>
+      </w:r>
+    </w:p>
+    <w:p>
+      <w:r>
+        <w:t>________________________________________________________________</w:t>
+      </w:r>
+    </w:p>
+    <w:p>
+      <w:r>
+        <w:t>________________________________________________________________</w:t>
+      </w:r>
+    </w:p>
+    <w:p>
+      <w:pPr>
+        <w:pStyle w:val="ListBullet"/>
+      </w:pPr>
+      <w:r>
+        <w:t>Hint if needed: Use the changed condition and the deciding step in the pictorial trace. The answer must say what follows from those facts.</w:t>
+      </w:r>
+    </w:p>
+    <w:p>
+      <w:pPr>
+        <w:pStyle w:val="Heading2"/>
+      </w:pPr>
+      <w:r>
+        <w:t>Check after the changed attempt · reference / check after trying</w:t>
+      </w:r>
+    </w:p>
+    <w:p>
+      <w:pPr>
+        <w:spacing w:line="336" w:lineRule="auto" w:after="180"/>
+      </w:pPr>
+      <w:r>
+        <w:rPr>
+          <w:b w:val="0"/>
+        </w:rPr>
+        <w:t xml:space="preserve">After your attempt, compare with the supported explanation: The encoded </w:t>
+      </w:r>
+      <w:r>
+        <w:rPr>
+          <w:b/>
+        </w:rPr>
+        <w:t>input</w:t>
+      </w:r>
+      <w:r>
+        <w:rPr>
+          <w:b w:val="0"/>
+        </w:rPr>
+        <w:t xml:space="preserve"> becomes [7, 2], numerically identical to B’s original </w:t>
+      </w:r>
+      <w:r>
+        <w:rPr>
+          <w:b/>
+        </w:rPr>
+        <w:t>input</w:t>
+      </w:r>
+      <w:r>
+        <w:rPr>
+          <w:b w:val="0"/>
+        </w:rPr>
+        <w:t>. Changing coordinate order changes feature meaning even if the numbers are unchanged.</w:t>
+      </w:r>
+    </w:p>
+    <w:p>
+      <w:pPr>
+        <w:pStyle w:val="Heading2"/>
+      </w:pPr>
+      <w:r>
+        <w:t>Repair and retain the record</w:t>
+      </w:r>
+    </w:p>
+    <w:p>
+      <w:pPr>
+        <w:spacing w:line="336" w:lineRule="auto" w:after="180"/>
+      </w:pPr>
+      <w:r>
+        <w:rPr>
+          <w:b w:val="0"/>
+        </w:rPr>
+        <w:t xml:space="preserve">Review ML Builder Expo (ai-4/36). Goal: Defend the project using traceable </w:t>
+      </w:r>
+      <w:r>
+        <w:rPr>
+          <w:b/>
+        </w:rPr>
+        <w:t>evidence</w:t>
+      </w:r>
+      <w:r>
+        <w:rPr>
+          <w:b w:val="0"/>
+        </w:rPr>
+        <w:t>. Short practice: Which three supporting items should be visible at the expo?</w:t>
+      </w:r>
+    </w:p>
+    <w:p>
+      <w:pPr>
+        <w:spacing w:line="336" w:lineRule="auto" w:after="180"/>
+      </w:pPr>
+      <w:r>
+        <w:rPr>
+          <w:b w:val="0"/>
+        </w:rPr>
+        <w:t xml:space="preserve">Point to the relevant step in the picture, then write the changed result and the rule or </w:t>
+      </w:r>
+      <w:r>
+        <w:rPr>
+          <w:b/>
+        </w:rPr>
+        <w:t>evidence</w:t>
+      </w:r>
+      <w:r>
+        <w:rPr>
+          <w:b w:val="0"/>
+        </w:rPr>
+        <w:t xml:space="preserve"> that supports it.. Return to this week and explain what you changed.</w:t>
+      </w:r>
+    </w:p>
+    <w:p>
+      <w:pPr>
+        <w:spacing w:line="336" w:lineRule="auto" w:after="180"/>
+      </w:pPr>
+      <w:r>
+        <w:rPr>
+          <w:b w:val="0"/>
+        </w:rPr>
+        <w:t xml:space="preserve">The browser lab lets you edit the supported Python examples already included in this lesson. Predict first, run, inspect the actual </w:t>
+      </w:r>
+      <w:r>
+        <w:rPr>
+          <w:b/>
+        </w:rPr>
+        <w:t>output</w:t>
+      </w:r>
+      <w:r>
+        <w:rPr>
+          <w:b w:val="0"/>
+        </w:rPr>
+        <w:t xml:space="preserve"> or error, change one </w:t>
+      </w:r>
+      <w:r>
+        <w:rPr>
+          <w:b/>
+        </w:rPr>
+        <w:t>input</w:t>
+      </w:r>
+      <w:r>
+        <w:rPr>
+          <w:b w:val="0"/>
+        </w:rPr>
+        <w:t>, then run again.</w:t>
+      </w:r>
+    </w:p>
+    <w:p>
+      <w:pPr>
+        <w:spacing w:line="336" w:lineRule="auto" w:after="180"/>
+      </w:pPr>
+      <w:r>
+        <w:rPr>
+          <w:b w:val="0"/>
+        </w:rPr>
+        <w:t xml:space="preserve">Keep code, </w:t>
+      </w:r>
+      <w:r>
+        <w:rPr>
+          <w:b/>
+        </w:rPr>
+        <w:t>prediction</w:t>
+      </w:r>
+      <w:r>
+        <w:rPr>
+          <w:b w:val="0"/>
+        </w:rPr>
+        <w:t>s, actual results and a reasoned revision together. On paper, label your result as a trace rather than an execution.</w:t>
+      </w:r>
+    </w:p>
+    <w:p>
+      <w:pPr>
+        <w:spacing w:line="336" w:lineRule="auto" w:after="180"/>
+      </w:pPr>
+      <w:r>
+        <w:rPr>
+          <w:b w:val="0"/>
+        </w:rPr>
+        <w:t xml:space="preserve">Use Download completed work in the hosted lesson to export your answers, reflections, practice feedback and code-run </w:t>
+      </w:r>
+      <w:r>
+        <w:rPr>
+          <w:b/>
+        </w:rPr>
+        <w:t>evidence</w:t>
+      </w:r>
+      <w:r>
+        <w:rPr>
+          <w:b w:val="0"/>
+        </w:rPr>
+        <w:t>. Open the HTML copy to read or print it.</w:t>
+      </w:r>
+    </w:p>
+    <w:p>
+      <w:pPr>
+        <w:spacing w:line="336" w:lineRule="auto" w:after="180"/>
+      </w:pPr>
+      <w:r>
+        <w:rPr>
+          <w:b w:val="0"/>
+        </w:rPr>
+        <w:t>Drafts stay in this browser when storage is available; clear drafts on a shared device.</w:t>
+      </w:r>
+    </w:p>
+    <w:p>
+      <w:pPr>
+        <w:pStyle w:val="Heading3"/>
+      </w:pPr>
+      <w:r>
+        <w:t>What I repaired, the evidence I kept and the next test</w:t>
+      </w:r>
+    </w:p>
+    <w:p>
+      <w:r>
+        <w:t>________________________________________________________________</w:t>
+      </w:r>
+    </w:p>
+    <w:p>
+      <w:r>
+        <w:t>________________________________________________________________</w:t>
+      </w:r>
+    </w:p>
+    <w:p>
+      <w:r>
+        <w:t>________________________________________________________________</w:t>
+      </w:r>
+    </w:p>
+    <w:p>
+      <w:r>
+        <w:t>________________________________________________________________</w:t>
+      </w:r>
+    </w:p>
+    <w:p>
+      <w:r>
+        <w:t>________________________________________________________________</w:t>
+      </w:r>
+    </w:p>
+    <w:p>
+      <w:pPr>
+        <w:pStyle w:val="Heading2"/>
+      </w:pPr>
+      <w:r>
+        <w:t>Earlier wording, alternatives and picture transcripts · reference / check after trying</w:t>
       </w:r>
     </w:p>
     <w:p>
@@ -1980,104 +2051,10 @@
     </w:p>
     <w:p>
       <w:pPr>
-        <w:spacing w:line="336" w:lineRule="auto" w:after="180"/>
-      </w:pPr>
-      <w:r>
-        <w:rPr>
-          <w:b w:val="0"/>
-        </w:rPr>
-        <w:t xml:space="preserve">Encode the same pixel measurements in a fixed </w:t>
-      </w:r>
-      <w:r>
-        <w:rPr>
-          <w:b/>
-        </w:rPr>
-        <w:t>vector</w:t>
-      </w:r>
-      <w:r>
-        <w:rPr>
-          <w:b w:val="0"/>
-        </w:rPr>
-        <w:t xml:space="preserve"> order.</w:t>
-      </w:r>
-    </w:p>
-    <w:p>
-      <w:pPr>
         <w:pStyle w:val="Heading3"/>
       </w:pPr>
       <w:r>
-        <w:t>Practice 1: explain the deciding evidence</w:t>
-      </w:r>
-    </w:p>
-    <w:p>
-      <w:pPr>
-        <w:spacing w:line="336" w:lineRule="auto" w:after="180"/>
-      </w:pPr>
-      <w:r>
-        <w:rPr>
-          <w:b w:val="0"/>
-        </w:rPr>
-        <w:t xml:space="preserve">Which labelled step matches this detail? Use the same order when </w:t>
-      </w:r>
-      <w:r>
-        <w:rPr>
-          <w:b/>
-        </w:rPr>
-        <w:t>training</w:t>
-      </w:r>
-      <w:r>
-        <w:rPr>
-          <w:b w:val="0"/>
-        </w:rPr>
-        <w:t xml:space="preserve"> and predicting; record missing measurements rather than guessing.</w:t>
-      </w:r>
-    </w:p>
-    <w:p>
-      <w:pPr>
-        <w:spacing w:line="336" w:lineRule="auto" w:after="180"/>
-        <w:shd w:fill="F4F9FC"/>
-      </w:pPr>
-      <w:r>
-        <w:rPr>
-          <w:b w:val="0"/>
-        </w:rPr>
-        <w:t>1. Declare coordinate order</w:t>
-      </w:r>
-    </w:p>
-    <w:p>
-      <w:pPr>
-        <w:spacing w:line="336" w:lineRule="auto" w:after="180"/>
-        <w:shd w:fill="F4F9FC"/>
-      </w:pPr>
-      <w:r>
-        <w:rPr>
-          <w:b w:val="0"/>
-        </w:rPr>
-        <w:t xml:space="preserve">2. Check </w:t>
-      </w:r>
-      <w:r>
-        <w:rPr>
-          <w:b/>
-        </w:rPr>
-        <w:t>input</w:t>
-      </w:r>
-      <w:r>
-        <w:rPr>
-          <w:b w:val="0"/>
-        </w:rPr>
-        <w:t xml:space="preserve"> contract</w:t>
-      </w:r>
-    </w:p>
-    <w:p>
-      <w:pPr>
-        <w:spacing w:line="336" w:lineRule="auto" w:after="180"/>
-        <w:shd w:fill="F4F9FC"/>
-      </w:pPr>
-      <w:r>
-        <w:rPr>
-          <w:b w:val="0"/>
-        </w:rPr>
-        <w:t>3. Encode both images</w:t>
+        <w:t>Repair a missing building block</w:t>
       </w:r>
     </w:p>
     <w:p>
@@ -2085,32 +2062,7 @@
         <w:pStyle w:val="Heading3"/>
       </w:pPr>
       <w:r>
-        <w:t>My selected conclusion, deciding fact and explanation</w:t>
-      </w:r>
-    </w:p>
-    <w:p>
-      <w:r>
-        <w:t>________________________________________________________________</w:t>
-      </w:r>
-    </w:p>
-    <w:p>
-      <w:r>
-        <w:t>________________________________________________________________</w:t>
-      </w:r>
-    </w:p>
-    <w:p>
-      <w:r>
-        <w:t>________________________________________________________________</w:t>
-      </w:r>
-    </w:p>
-    <w:p>
-      <w:r>
-        <w:t>________________________________________________________________</w:t>
-      </w:r>
-    </w:p>
-    <w:p>
-      <w:r>
-        <w:t>________________________________________________________________</w:t>
+        <w:t>Predict, run and debug</w:t>
       </w:r>
     </w:p>
     <w:p>
@@ -2118,545 +2070,25 @@
         <w:pStyle w:val="Heading3"/>
       </w:pPr>
       <w:r>
-        <w:t>Hint · try first</w:t>
-      </w:r>
-    </w:p>
-    <w:p>
-      <w:pPr>
-        <w:spacing w:line="336" w:lineRule="auto" w:after="180"/>
-        <w:shd w:fill="F1F6F8"/>
-      </w:pPr>
-      <w:r>
-        <w:rPr>
-          <w:b w:val="0"/>
-        </w:rPr>
-        <w:t>Hint if needed: Read the steps in the pictorial case. Match the supplied detail to the stage that performs or records it.</w:t>
-      </w:r>
-    </w:p>
-    <w:p>
-      <w:pPr>
-        <w:pStyle w:val="Heading3"/>
-      </w:pPr>
-      <w:r>
-        <w:t>Feedback · compare after trying</w:t>
-      </w:r>
-    </w:p>
-    <w:p>
-      <w:pPr>
-        <w:spacing w:line="336" w:lineRule="auto" w:after="180"/>
-        <w:shd w:fill="F1F6FC"/>
-      </w:pPr>
-      <w:r>
-        <w:rPr>
-          <w:b w:val="0"/>
-        </w:rPr>
-        <w:t xml:space="preserve">After your attempt, compare with the supported explanation: Check </w:t>
-      </w:r>
-      <w:r>
-        <w:rPr>
-          <w:b/>
-        </w:rPr>
-        <w:t>input</w:t>
-      </w:r>
-      <w:r>
-        <w:rPr>
-          <w:b w:val="0"/>
-        </w:rPr>
-        <w:t xml:space="preserve"> contract Use the same order when </w:t>
-      </w:r>
-      <w:r>
-        <w:rPr>
-          <w:b/>
-        </w:rPr>
-        <w:t>training</w:t>
-      </w:r>
-      <w:r>
-        <w:rPr>
-          <w:b w:val="0"/>
-        </w:rPr>
-        <w:t xml:space="preserve"> and predicting; record missing measurements rather than guessing.</w:t>
-      </w:r>
-    </w:p>
-    <w:p>
-      <w:pPr>
-        <w:spacing w:line="336" w:lineRule="auto" w:after="180"/>
-        <w:shd w:fill="F1F6FC"/>
-      </w:pPr>
-      <w:r>
-        <w:rPr>
-          <w:b w:val="0"/>
-        </w:rPr>
-        <w:t xml:space="preserve">A </w:t>
-      </w:r>
-      <w:r>
-        <w:rPr>
-          <w:b/>
-        </w:rPr>
-        <w:t>vector</w:t>
-      </w:r>
-      <w:r>
-        <w:rPr>
-          <w:b w:val="0"/>
-        </w:rPr>
-        <w:t xml:space="preserve"> is an ordered list, so the position of a number carries meaning. Here the first number always means left brightness. Adding the two measurements keeps total brightness but discards which side is brighter.</w:t>
-      </w:r>
-    </w:p>
-    <w:p>
-      <w:pPr>
-        <w:spacing w:line="336" w:lineRule="auto" w:after="180"/>
-        <w:shd w:fill="F1F6FC"/>
-      </w:pPr>
-      <w:r>
-        <w:rPr>
-          <w:b w:val="0"/>
-        </w:rPr>
-        <w:t>A network receives the representation we give it; it cannot recover a lost distinction just because it has more layers.</w:t>
-      </w:r>
-    </w:p>
-    <w:p>
-      <w:pPr>
-        <w:pStyle w:val="Heading3"/>
-      </w:pPr>
-      <w:r>
-        <w:t>Practice 2: explain the deciding evidence</w:t>
-      </w:r>
-    </w:p>
-    <w:p>
-      <w:pPr>
-        <w:pStyle w:val="Heading3"/>
-      </w:pPr>
-      <w:r>
-        <w:t>Changed case · predict first</w:t>
-      </w:r>
-    </w:p>
-    <w:p>
-      <w:pPr>
-        <w:spacing w:line="336" w:lineRule="auto" w:after="180"/>
-        <w:shd w:fill="F5F1FB"/>
-      </w:pPr>
-      <w:r>
-        <w:rPr>
-          <w:b w:val="0"/>
-        </w:rPr>
-        <w:t xml:space="preserve">Changed-case practice: Swap only A’s </w:t>
-      </w:r>
-      <w:r>
-        <w:rPr>
-          <w:b/>
-        </w:rPr>
-        <w:t>vector</w:t>
-      </w:r>
-      <w:r>
-        <w:rPr>
-          <w:b w:val="0"/>
-        </w:rPr>
-        <w:t xml:space="preserve"> order before </w:t>
-      </w:r>
-      <w:r>
-        <w:rPr>
-          <w:b/>
-        </w:rPr>
-        <w:t>prediction</w:t>
-      </w:r>
-      <w:r>
-        <w:rPr>
-          <w:b w:val="0"/>
-        </w:rPr>
-        <w:t>. Which conclusion is supported by the supplied facts?</w:t>
-      </w:r>
-    </w:p>
-    <w:p>
-      <w:pPr>
-        <w:spacing w:line="336" w:lineRule="auto" w:after="180"/>
-        <w:shd w:fill="F4F9FC"/>
-      </w:pPr>
-      <w:r>
-        <w:rPr>
-          <w:b w:val="0"/>
-        </w:rPr>
-        <w:t xml:space="preserve">1. The encoded </w:t>
-      </w:r>
-      <w:r>
-        <w:rPr>
-          <w:b/>
-        </w:rPr>
-        <w:t>input</w:t>
-      </w:r>
-      <w:r>
-        <w:rPr>
-          <w:b w:val="0"/>
-        </w:rPr>
-        <w:t xml:space="preserve"> becomes [7, 2], numerically identical to B’s original </w:t>
-      </w:r>
-      <w:r>
-        <w:rPr>
-          <w:b/>
-        </w:rPr>
-        <w:t>input</w:t>
-      </w:r>
-      <w:r>
-        <w:rPr>
-          <w:b w:val="0"/>
-        </w:rPr>
-        <w:t>.</w:t>
-      </w:r>
-    </w:p>
-    <w:p>
-      <w:pPr>
-        <w:spacing w:line="336" w:lineRule="auto" w:after="180"/>
-        <w:shd w:fill="F4F9FC"/>
-      </w:pPr>
-      <w:r>
-        <w:rPr>
-          <w:b w:val="0"/>
-        </w:rPr>
-        <w:t xml:space="preserve">2. We can decide the result without examining the changed </w:t>
-      </w:r>
-      <w:r>
-        <w:rPr>
-          <w:b/>
-        </w:rPr>
-        <w:t>input</w:t>
-      </w:r>
-      <w:r>
-        <w:rPr>
-          <w:b w:val="0"/>
-        </w:rPr>
-        <w:t xml:space="preserve"> or the procedure.</w:t>
-      </w:r>
-    </w:p>
-    <w:p>
-      <w:pPr>
-        <w:spacing w:line="336" w:lineRule="auto" w:after="180"/>
-        <w:shd w:fill="F4F9FC"/>
-      </w:pPr>
-      <w:r>
-        <w:rPr>
-          <w:b w:val="0"/>
-        </w:rPr>
-        <w:t xml:space="preserve">3. This one example guarantees correct results for every future </w:t>
-      </w:r>
-      <w:r>
-        <w:rPr>
-          <w:b/>
-        </w:rPr>
-        <w:t>input</w:t>
-      </w:r>
-      <w:r>
-        <w:rPr>
-          <w:b w:val="0"/>
-        </w:rPr>
-        <w:t>.</w:t>
-      </w:r>
-    </w:p>
-    <w:p>
-      <w:pPr>
-        <w:pStyle w:val="Heading3"/>
-      </w:pPr>
-      <w:r>
-        <w:t>My selected conclusion, deciding fact and explanation</w:t>
-      </w:r>
-    </w:p>
-    <w:p>
-      <w:r>
-        <w:t>________________________________________________________________</w:t>
-      </w:r>
-    </w:p>
-    <w:p>
-      <w:r>
-        <w:t>________________________________________________________________</w:t>
-      </w:r>
-    </w:p>
-    <w:p>
-      <w:r>
-        <w:t>________________________________________________________________</w:t>
-      </w:r>
-    </w:p>
-    <w:p>
-      <w:r>
-        <w:t>________________________________________________________________</w:t>
-      </w:r>
-    </w:p>
-    <w:p>
-      <w:r>
-        <w:t>________________________________________________________________</w:t>
-      </w:r>
-    </w:p>
-    <w:p>
-      <w:pPr>
-        <w:pStyle w:val="Heading3"/>
-      </w:pPr>
-      <w:r>
-        <w:t>Hint · try first</w:t>
-      </w:r>
-    </w:p>
-    <w:p>
-      <w:pPr>
-        <w:spacing w:line="336" w:lineRule="auto" w:after="180"/>
-        <w:shd w:fill="F1F6F8"/>
-      </w:pPr>
-      <w:r>
-        <w:rPr>
-          <w:b w:val="0"/>
-        </w:rPr>
-        <w:t>Hint if needed: Use the changed condition and the deciding step in the pictorial trace. The answer must say what follows from those facts.</w:t>
-      </w:r>
-    </w:p>
-    <w:p>
-      <w:pPr>
-        <w:pStyle w:val="Heading3"/>
-      </w:pPr>
-      <w:r>
-        <w:t>Feedback · compare after trying</w:t>
-      </w:r>
-    </w:p>
-    <w:p>
-      <w:pPr>
-        <w:spacing w:line="336" w:lineRule="auto" w:after="180"/>
-        <w:shd w:fill="F1F6FC"/>
-      </w:pPr>
-      <w:r>
-        <w:rPr>
-          <w:b w:val="0"/>
-        </w:rPr>
-        <w:t xml:space="preserve">After your attempt, compare with the supported explanation: The encoded </w:t>
-      </w:r>
-      <w:r>
-        <w:rPr>
-          <w:b/>
-        </w:rPr>
-        <w:t>input</w:t>
-      </w:r>
-      <w:r>
-        <w:rPr>
-          <w:b w:val="0"/>
-        </w:rPr>
-        <w:t xml:space="preserve"> becomes [7, 2], numerically identical to B’s original </w:t>
-      </w:r>
-      <w:r>
-        <w:rPr>
-          <w:b/>
-        </w:rPr>
-        <w:t>input</w:t>
-      </w:r>
-      <w:r>
-        <w:rPr>
-          <w:b w:val="0"/>
-        </w:rPr>
-        <w:t>. Changing coordinate order changes feature meaning even if the numbers are unchanged.</w:t>
-      </w:r>
-    </w:p>
-    <w:p>
-      <w:pPr>
-        <w:pStyle w:val="Heading3"/>
-      </w:pPr>
-      <w:r>
-        <w:t>Repair a missing building block</w:t>
-      </w:r>
-    </w:p>
-    <w:p>
-      <w:pPr>
-        <w:spacing w:line="336" w:lineRule="auto" w:after="180"/>
-      </w:pPr>
-      <w:r>
-        <w:rPr>
-          <w:b w:val="0"/>
-        </w:rPr>
-        <w:t xml:space="preserve">Review ML Builder Expo (ai-4/36). Goal: Defend the project using traceable </w:t>
-      </w:r>
-      <w:r>
-        <w:rPr>
-          <w:b/>
-        </w:rPr>
-        <w:t>evidence</w:t>
-      </w:r>
-      <w:r>
-        <w:rPr>
-          <w:b w:val="0"/>
-        </w:rPr>
-        <w:t>. Short practice: Which three supporting items should be visible at the expo?</w:t>
-      </w:r>
-    </w:p>
-    <w:p>
-      <w:pPr>
-        <w:spacing w:line="336" w:lineRule="auto" w:after="180"/>
-      </w:pPr>
-      <w:r>
-        <w:rPr>
-          <w:b w:val="0"/>
-        </w:rPr>
-        <w:t xml:space="preserve">Point to the relevant step in the picture, then write the changed result and the rule or </w:t>
-      </w:r>
-      <w:r>
-        <w:rPr>
-          <w:b/>
-        </w:rPr>
-        <w:t>evidence</w:t>
-      </w:r>
-      <w:r>
-        <w:rPr>
-          <w:b w:val="0"/>
-        </w:rPr>
-        <w:t xml:space="preserve"> that supports it.. Return to this week and explain what you changed.</w:t>
-      </w:r>
-    </w:p>
-    <w:p>
-      <w:pPr>
-        <w:pStyle w:val="Heading3"/>
-      </w:pPr>
-      <w:r>
-        <w:t>Predict, run and debug</w:t>
-      </w:r>
-    </w:p>
-    <w:p>
-      <w:pPr>
-        <w:spacing w:line="336" w:lineRule="auto" w:after="180"/>
-      </w:pPr>
-      <w:r>
-        <w:rPr>
-          <w:b w:val="0"/>
-        </w:rPr>
-        <w:t xml:space="preserve">The browser lab lets you edit the supported Python examples already included in this lesson. Predict first, run, inspect the actual </w:t>
-      </w:r>
-      <w:r>
-        <w:rPr>
-          <w:b/>
-        </w:rPr>
-        <w:t>output</w:t>
-      </w:r>
-      <w:r>
-        <w:rPr>
-          <w:b w:val="0"/>
-        </w:rPr>
-        <w:t xml:space="preserve"> or error, change one </w:t>
-      </w:r>
-      <w:r>
-        <w:rPr>
-          <w:b/>
-        </w:rPr>
-        <w:t>input</w:t>
-      </w:r>
-      <w:r>
-        <w:rPr>
-          <w:b w:val="0"/>
-        </w:rPr>
-        <w:t>, then run again.</w:t>
-      </w:r>
-    </w:p>
-    <w:p>
-      <w:pPr>
-        <w:spacing w:line="336" w:lineRule="auto" w:after="180"/>
-      </w:pPr>
-      <w:r>
-        <w:rPr>
-          <w:b w:val="0"/>
-        </w:rPr>
-        <w:t xml:space="preserve">Keep code, </w:t>
-      </w:r>
-      <w:r>
-        <w:rPr>
-          <w:b/>
-        </w:rPr>
-        <w:t>prediction</w:t>
-      </w:r>
-      <w:r>
-        <w:rPr>
-          <w:b w:val="0"/>
-        </w:rPr>
-        <w:t>s, actual results and a reasoned revision together. On paper, label your result as a trace rather than an execution.</w:t>
-      </w:r>
-    </w:p>
-    <w:p>
-      <w:pPr>
-        <w:pStyle w:val="Heading3"/>
-      </w:pPr>
-      <w:r>
         <w:t>Keep your completed work</w:t>
       </w:r>
     </w:p>
     <w:p>
       <w:pPr>
-        <w:spacing w:line="336" w:lineRule="auto" w:after="180"/>
-      </w:pPr>
-      <w:r>
-        <w:rPr>
-          <w:b w:val="0"/>
-        </w:rPr>
-        <w:t xml:space="preserve">Use Download completed work in the hosted lesson to export your answers, reflections, practice feedback and code-run </w:t>
-      </w:r>
-      <w:r>
-        <w:rPr>
-          <w:b/>
-        </w:rPr>
-        <w:t>evidence</w:t>
-      </w:r>
-      <w:r>
-        <w:rPr>
-          <w:b w:val="0"/>
-        </w:rPr>
-        <w:t>. Open the HTML copy to read or print it.</w:t>
-      </w:r>
-    </w:p>
-    <w:p>
-      <w:pPr>
-        <w:spacing w:line="336" w:lineRule="auto" w:after="180"/>
-      </w:pPr>
-      <w:r>
-        <w:rPr>
-          <w:b w:val="0"/>
-        </w:rPr>
-        <w:t>Drafts stay in this browser when storage is available; clear drafts on a shared device.</w:t>
-      </w:r>
-    </w:p>
-    <w:p>
-      <w:pPr>
-        <w:pStyle w:val="Heading3"/>
-      </w:pPr>
-      <w:r>
-        <w:t>What I repaired, the evidence I kept and the next test</w:t>
-      </w:r>
-    </w:p>
-    <w:p>
-      <w:r>
-        <w:t>________________________________________________________________</w:t>
-      </w:r>
-    </w:p>
-    <w:p>
-      <w:r>
-        <w:t>________________________________________________________________</w:t>
-      </w:r>
-    </w:p>
-    <w:p>
-      <w:r>
-        <w:t>________________________________________________________________</w:t>
-      </w:r>
-    </w:p>
-    <w:p>
-      <w:r>
-        <w:t>________________________________________________________________</w:t>
-      </w:r>
-    </w:p>
-    <w:p>
-      <w:r>
-        <w:t>________________________________________________________________</w:t>
-      </w:r>
-    </w:p>
-    <w:p>
-      <w:pPr>
         <w:pStyle w:val="Heading1"/>
       </w:pPr>
       <w:r>
-        <w:t>15. Visual concept journey</w:t>
-      </w:r>
-    </w:p>
-    <w:p>
-      <w:r>
-        <w:t>Explain each Representing inputs as vectors picture from its labels, then record a relevant limit.</w:t>
-      </w:r>
-    </w:p>
-    <w:p>
-      <w:pPr>
-        <w:pStyle w:val="Heading3"/>
+        <w:t>15. Reference · Six-picture response sheets</w:t>
+      </w:r>
+    </w:p>
+    <w:p>
+      <w:r>
+        <w:t>Choose the picture that helps explain the current step.</w:t>
+      </w:r>
+    </w:p>
+    <w:p>
+      <w:pPr>
+        <w:pStyle w:val="Heading2"/>
       </w:pPr>
       <w:r>
         <w:t>01. Representing inputs as vectors: the case</w:t>
@@ -2747,7 +2179,6 @@
     <w:p>
       <w:pPr>
         <w:spacing w:line="336" w:lineRule="auto" w:after="180"/>
-        <w:shd w:fill="F5F1FB"/>
       </w:pPr>
       <w:r>
         <w:rPr>
@@ -2786,7 +2217,7 @@
     </w:p>
     <w:p>
       <w:pPr>
-        <w:pStyle w:val="Heading3"/>
+        <w:pStyle w:val="Heading2"/>
       </w:pPr>
       <w:r>
         <w:t>02. Follow the deciding steps</w:t>
@@ -2877,7 +2308,6 @@
     <w:p>
       <w:pPr>
         <w:spacing w:line="336" w:lineRule="auto" w:after="180"/>
-        <w:shd w:fill="F5F1FB"/>
       </w:pPr>
       <w:r>
         <w:rPr>
@@ -2928,7 +2358,7 @@
     </w:p>
     <w:p>
       <w:pPr>
-        <w:pStyle w:val="Heading3"/>
+        <w:pStyle w:val="Heading2"/>
       </w:pPr>
       <w:r>
         <w:t>03. An input vector keeps an agreed order</w:t>
@@ -3056,7 +2486,6 @@
     <w:p>
       <w:pPr>
         <w:spacing w:line="336" w:lineRule="auto" w:after="180"/>
-        <w:shd w:fill="F5F1FB"/>
       </w:pPr>
       <w:r>
         <w:rPr>
@@ -3095,7 +2524,7 @@
     </w:p>
     <w:p>
       <w:pPr>
-        <w:pStyle w:val="Heading3"/>
+        <w:pStyle w:val="Heading2"/>
       </w:pPr>
       <w:r>
         <w:t>04. Change one thing. Trace what follows.</w:t>
@@ -3222,7 +2651,6 @@
     <w:p>
       <w:pPr>
         <w:spacing w:line="336" w:lineRule="auto" w:after="180"/>
-        <w:shd w:fill="F5F1FB"/>
       </w:pPr>
       <w:r>
         <w:rPr>
@@ -3261,7 +2689,7 @@
     </w:p>
     <w:p>
       <w:pPr>
-        <w:pStyle w:val="Heading3"/>
+        <w:pStyle w:val="Heading2"/>
       </w:pPr>
       <w:r>
         <w:t>05. Connect the explanation to its limit</w:t>
@@ -3363,7 +2791,6 @@
     <w:p>
       <w:pPr>
         <w:spacing w:line="336" w:lineRule="auto" w:after="180"/>
-        <w:shd w:fill="F5F1FB"/>
       </w:pPr>
       <w:r>
         <w:rPr>
@@ -3402,7 +2829,7 @@
     </w:p>
     <w:p>
       <w:pPr>
-        <w:pStyle w:val="Heading3"/>
+        <w:pStyle w:val="Heading2"/>
       </w:pPr>
       <w:r>
         <w:t>06. Make the idea visible in your project</w:t>
@@ -3528,7 +2955,6 @@
     <w:p>
       <w:pPr>
         <w:spacing w:line="336" w:lineRule="auto" w:after="180"/>
-        <w:shd w:fill="F5F1FB"/>
       </w:pPr>
       <w:r>
         <w:rPr>
@@ -3575,6 +3001,62 @@
     <w:p>
       <w:r>
         <w:t>________________________________________________________________</w:t>
+      </w:r>
+    </w:p>
+    <w:p>
+      <w:pPr>
+        <w:pStyle w:val="Heading2"/>
+      </w:pPr>
+      <w:r>
+        <w:t>Earlier wording, alternatives and picture transcripts · reference / check after trying</w:t>
+      </w:r>
+    </w:p>
+    <w:p>
+      <w:pPr>
+        <w:pStyle w:val="Heading3"/>
+      </w:pPr>
+      <w:r>
+        <w:t>01. Representing inputs as vectors: the case</w:t>
+      </w:r>
+    </w:p>
+    <w:p>
+      <w:pPr>
+        <w:pStyle w:val="Heading3"/>
+      </w:pPr>
+      <w:r>
+        <w:t>02. Follow the deciding steps</w:t>
+      </w:r>
+    </w:p>
+    <w:p>
+      <w:pPr>
+        <w:pStyle w:val="Heading3"/>
+      </w:pPr>
+      <w:r>
+        <w:t>03. An input vector keeps an agreed order</w:t>
+      </w:r>
+    </w:p>
+    <w:p>
+      <w:pPr>
+        <w:pStyle w:val="Heading3"/>
+      </w:pPr>
+      <w:r>
+        <w:t>04. Change one thing. Trace what follows.</w:t>
+      </w:r>
+    </w:p>
+    <w:p>
+      <w:pPr>
+        <w:pStyle w:val="Heading3"/>
+      </w:pPr>
+      <w:r>
+        <w:t>05. Connect the explanation to its limit</w:t>
+      </w:r>
+    </w:p>
+    <w:p>
+      <w:pPr>
+        <w:pStyle w:val="Heading3"/>
+      </w:pPr>
+      <w:r>
+        <w:t>06. Make the idea visible in your project</w:t>
       </w:r>
     </w:p>
     <w:sectPr>
